--- a/Fase 2/Evidencias Grupales/2.6_GuiaEstudiante_Fase 2_Informe Final Proyecto APT.docx
+++ b/Fase 2/Evidencias Grupales/2.6_GuiaEstudiante_Fase 2_Informe Final Proyecto APT.docx
@@ -1,21 +1,16 @@
 
 <file path=word/document.xml><?xml version="1.0" encoding="utf-8"?>
-<w:document xmlns:mc="http://schemas.openxmlformats.org/markup-compatibility/2006" xmlns:o="urn:schemas-microsoft-com:office:office" xmlns:r="http://schemas.openxmlformats.org/officeDocument/2006/relationships" xmlns:m="http://schemas.openxmlformats.org/officeDocument/2006/math" xmlns:v="urn:schemas-microsoft-com:vml" xmlns:wp="http://schemas.openxmlformats.org/drawingml/2006/wordprocessingDrawing" xmlns:w10="urn:schemas-microsoft-com:office:word" xmlns:w="http://schemas.openxmlformats.org/wordprocessingml/2006/main" xmlns:wne="http://schemas.microsoft.com/office/word/2006/wordml" xmlns:sl="http://schemas.openxmlformats.org/schemaLibrary/2006/main" xmlns:a="http://schemas.openxmlformats.org/drawingml/2006/main" xmlns:pic="http://schemas.openxmlformats.org/drawingml/2006/picture" xmlns:c="http://schemas.openxmlformats.org/drawingml/2006/chart" xmlns:lc="http://schemas.openxmlformats.org/drawingml/2006/lockedCanvas" xmlns:dgm="http://schemas.openxmlformats.org/drawingml/2006/diagram" xmlns:wps="http://schemas.microsoft.com/office/word/2010/wordprocessingShape" xmlns:wpg="http://schemas.microsoft.com/office/word/2010/wordprocessingGroup" xmlns:w14="http://schemas.microsoft.com/office/word/2010/wordml" xmlns:w15="http://schemas.microsoft.com/office/word/2012/wordml" xmlns:w16="http://schemas.microsoft.com/office/word/2018/wordml" xmlns:w16cex="http://schemas.microsoft.com/office/word/2018/wordml/cex" xmlns:w16cid="http://schemas.microsoft.com/office/word/2016/wordml/cid" xmlns="http://schemas.microsoft.com/office/tasks/2019/documenttasks" xmlns:cr="http://schemas.microsoft.com/office/comments/2020/reactions">
+<w:document xmlns:wpc="http://schemas.microsoft.com/office/word/2010/wordprocessingCanvas" xmlns:cx="http://schemas.microsoft.com/office/drawing/2014/chartex" xmlns:cx1="http://schemas.microsoft.com/office/drawing/2015/9/8/chartex" xmlns:cx2="http://schemas.microsoft.com/office/drawing/2015/10/21/chartex" xmlns:cx3="http://schemas.microsoft.com/office/drawing/2016/5/9/chartex" xmlns:cx4="http://schemas.microsoft.com/office/drawing/2016/5/10/chartex" xmlns:cx5="http://schemas.microsoft.com/office/drawing/2016/5/11/chartex" xmlns:cx6="http://schemas.microsoft.com/office/drawing/2016/5/12/chartex" xmlns:cx7="http://schemas.microsoft.com/office/drawing/2016/5/13/chartex" xmlns:cx8="http://schemas.microsoft.com/office/drawing/2016/5/14/chartex" xmlns:mc="http://schemas.openxmlformats.org/markup-compatibility/2006" xmlns:aink="http://schemas.microsoft.com/office/drawing/2016/ink" xmlns:am3d="http://schemas.microsoft.com/office/drawing/2017/model3d" xmlns:o="urn:schemas-microsoft-com:office:office" xmlns:oel="http://schemas.microsoft.com/office/2019/extlst" xmlns:r="http://schemas.openxmlformats.org/officeDocument/2006/relationships" xmlns:m="http://schemas.openxmlformats.org/officeDocument/2006/math" xmlns:v="urn:schemas-microsoft-com:vml" xmlns:wp14="http://schemas.microsoft.com/office/word/2010/wordprocessingDrawing" xmlns:wp="http://schemas.openxmlformats.org/drawingml/2006/wordprocessingDrawing" xmlns:w10="urn:schemas-microsoft-com:office:word" xmlns:w="http://schemas.openxmlformats.org/wordprocessingml/2006/main" xmlns:w14="http://schemas.microsoft.com/office/word/2010/wordml" xmlns:w15="http://schemas.microsoft.com/office/word/2012/wordml" xmlns:w16cex="http://schemas.microsoft.com/office/word/2018/wordml/cex" xmlns:w16cid="http://schemas.microsoft.com/office/word/2016/wordml/cid" xmlns:w16="http://schemas.microsoft.com/office/word/2018/wordml" xmlns:w16du="http://schemas.microsoft.com/office/word/2023/wordml/word16du" xmlns:w16sdtdh="http://schemas.microsoft.com/office/word/2020/wordml/sdtdatahash" xmlns:w16sdtfl="http://schemas.microsoft.com/office/word/2024/wordml/sdtformatlock" xmlns:w16se="http://schemas.microsoft.com/office/word/2015/wordml/symex" xmlns:wpg="http://schemas.microsoft.com/office/word/2010/wordprocessingGroup" xmlns:wpi="http://schemas.microsoft.com/office/word/2010/wordprocessingInk" xmlns:wne="http://schemas.microsoft.com/office/word/2006/wordml" xmlns:wps="http://schemas.microsoft.com/office/word/2010/wordprocessingShape" mc:Ignorable="w14 w15 w16se w16cid w16 w16cex w16sdtdh w16sdtfl w16du wp14">
   <w:body>
     <w:p>
-      <w:pPr>
-        <w:rPr/>
-      </w:pPr>
       <w:r>
         <w:rPr>
-          <w:rtl w:val="0"/>
+          <w:noProof/>
         </w:rPr>
-      </w:r>
-      <w:r>
         <mc:AlternateContent>
           <mc:Choice Requires="wpg">
             <w:drawing>
-              <wp:anchor allowOverlap="1" behindDoc="0" distB="0" distT="0" distL="114300" distR="114300" hidden="0" layoutInCell="1" locked="0" relativeHeight="0" simplePos="0">
+              <wp:anchor distT="0" distB="0" distL="114300" distR="114300" simplePos="0" relativeHeight="251658240" behindDoc="0" locked="0" layoutInCell="1" hidden="0" allowOverlap="1" wp14:anchorId="07A21AE0" wp14:editId="70EDB919">
                 <wp:simplePos x="0" y="0"/>
                 <wp:positionH relativeFrom="column">
                   <wp:posOffset>-313900</wp:posOffset>
@@ -24,22 +19,24 @@
                   <wp:posOffset>38311</wp:posOffset>
                 </wp:positionV>
                 <wp:extent cx="6238875" cy="1562100"/>
-                <wp:effectExtent b="0" l="0" r="0" t="0"/>
+                <wp:effectExtent l="0" t="0" r="0" b="0"/>
                 <wp:wrapNone/>
-                <wp:docPr id="54" name=""/>
-                <a:graphic>
+                <wp:docPr id="54" name="Grupo 54"/>
+                <wp:cNvGraphicFramePr/>
+                <a:graphic xmlns:a="http://schemas.openxmlformats.org/drawingml/2006/main">
                   <a:graphicData uri="http://schemas.microsoft.com/office/word/2010/wordprocessingGroup">
                     <wpg:wgp>
                       <wpg:cNvGrpSpPr/>
                       <wpg:grpSpPr>
                         <a:xfrm>
-                          <a:off x="2226550" y="2998950"/>
+                          <a:off x="0" y="0"/>
                           <a:ext cx="6238875" cy="1562100"/>
                           <a:chOff x="2226550" y="2998950"/>
                           <a:chExt cx="6238900" cy="1562100"/>
                         </a:xfrm>
                       </wpg:grpSpPr>
                       <wpg:grpSp>
+                        <wpg:cNvPr id="1238092826" name="Grupo 1238092826"/>
                         <wpg:cNvGrpSpPr/>
                         <wpg:grpSpPr>
                           <a:xfrm>
@@ -50,8 +47,8 @@
                           </a:xfrm>
                         </wpg:grpSpPr>
                         <wps:wsp>
+                          <wps:cNvPr id="581684871" name="Rectángulo 581684871"/>
                           <wps:cNvSpPr/>
-                          <wps:cNvPr id="3" name="Shape 3"/>
                           <wps:spPr>
                             <a:xfrm>
                               <a:off x="0" y="0"/>
@@ -69,21 +66,19 @@
                             <w:txbxContent>
                               <w:p>
                                 <w:pPr>
-                                  <w:spacing w:after="0" w:before="0" w:line="240"/>
-                                  <w:ind w:left="0" w:right="0" w:firstLine="0"/>
-                                  <w:jc w:val="left"/>
+                                  <w:spacing w:after="0" w:line="240" w:lineRule="auto"/>
                                   <w:textDirection w:val="btLr"/>
                                 </w:pPr>
                               </w:p>
                             </w:txbxContent>
                           </wps:txbx>
-                          <wps:bodyPr anchorCtr="0" anchor="ctr" bIns="91425" lIns="91425" spcFirstLastPara="1" rIns="91425" wrap="square" tIns="91425">
+                          <wps:bodyPr spcFirstLastPara="1" wrap="square" lIns="91425" tIns="91425" rIns="91425" bIns="91425" anchor="ctr" anchorCtr="0">
                             <a:noAutofit/>
                           </wps:bodyPr>
                         </wps:wsp>
                         <wps:wsp>
+                          <wps:cNvPr id="1844184761" name="Rectángulo 1844184761"/>
                           <wps:cNvSpPr/>
-                          <wps:cNvPr id="4" name="Shape 4"/>
                           <wps:spPr>
                             <a:xfrm>
                               <a:off x="1024671" y="299473"/>
@@ -101,87 +96,57 @@
                             <w:txbxContent>
                               <w:p>
                                 <w:pPr>
-                                  <w:spacing w:after="0" w:before="0" w:line="240"/>
-                                  <w:ind w:left="0" w:right="0" w:firstLine="0"/>
-                                  <w:jc w:val="left"/>
+                                  <w:spacing w:after="0" w:line="240" w:lineRule="auto"/>
                                   <w:textDirection w:val="btLr"/>
                                 </w:pPr>
                               </w:p>
                               <w:p>
                                 <w:pPr>
-                                  <w:spacing w:after="0" w:before="0" w:line="240"/>
-                                  <w:ind w:left="0" w:right="0" w:firstLine="0"/>
-                                  <w:jc w:val="left"/>
+                                  <w:spacing w:after="0" w:line="240" w:lineRule="auto"/>
                                   <w:textDirection w:val="btLr"/>
                                 </w:pPr>
                                 <w:r>
                                   <w:rPr>
-                                    <w:rFonts w:ascii="Calibri" w:cs="Calibri" w:eastAsia="Calibri" w:hAnsi="Calibri"/>
-                                    <w:b w:val="1"/>
-                                    <w:i w:val="0"/>
-                                    <w:smallCaps w:val="0"/>
-                                    <w:strike w:val="0"/>
-                                    <w:color w:val="ff0000"/>
+                                    <w:b/>
+                                    <w:color w:val="1F3864"/>
                                     <w:sz w:val="48"/>
-                                    <w:vertAlign w:val="baseline"/>
-                                  </w:rPr>
-                                </w:r>
-                                <w:r>
-                                  <w:rPr>
-                                    <w:rFonts w:ascii="Calibri" w:cs="Calibri" w:eastAsia="Calibri" w:hAnsi="Calibri"/>
-                                    <w:b w:val="1"/>
-                                    <w:i w:val="0"/>
-                                    <w:smallCaps w:val="0"/>
-                                    <w:strike w:val="0"/>
-                                    <w:color w:val="1f3864"/>
-                                    <w:sz w:val="48"/>
-                                    <w:vertAlign w:val="baseline"/>
                                   </w:rPr>
                                   <w:t xml:space="preserve">Guía3. Informe final Proyecto APT </w:t>
                                 </w:r>
                               </w:p>
                               <w:p>
                                 <w:pPr>
-                                  <w:spacing w:after="0" w:before="0" w:line="240"/>
-                                  <w:ind w:left="0" w:right="0" w:firstLine="0"/>
-                                  <w:jc w:val="left"/>
+                                  <w:spacing w:after="0" w:line="240" w:lineRule="auto"/>
                                   <w:textDirection w:val="btLr"/>
                                 </w:pPr>
                                 <w:r>
                                   <w:rPr>
-                                    <w:rFonts w:ascii="Calibri" w:cs="Calibri" w:eastAsia="Calibri" w:hAnsi="Calibri"/>
-                                    <w:b w:val="1"/>
-                                    <w:i w:val="0"/>
-                                    <w:smallCaps w:val="0"/>
-                                    <w:strike w:val="0"/>
-                                    <w:color w:val="1f3864"/>
+                                    <w:b/>
+                                    <w:color w:val="1F3864"/>
                                     <w:sz w:val="48"/>
-                                    <w:vertAlign w:val="baseline"/>
                                   </w:rPr>
+                                  <w:t xml:space="preserve">Asignatura </w:t>
                                 </w:r>
+                                <w:proofErr w:type="spellStart"/>
                                 <w:r>
                                   <w:rPr>
-                                    <w:rFonts w:ascii="Calibri" w:cs="Calibri" w:eastAsia="Calibri" w:hAnsi="Calibri"/>
-                                    <w:b w:val="1"/>
-                                    <w:i w:val="0"/>
-                                    <w:smallCaps w:val="0"/>
-                                    <w:strike w:val="0"/>
-                                    <w:color w:val="1f3864"/>
+                                    <w:b/>
+                                    <w:color w:val="1F3864"/>
                                     <w:sz w:val="48"/>
-                                    <w:vertAlign w:val="baseline"/>
                                   </w:rPr>
-                                  <w:t xml:space="preserve">Asignatura Capstone</w:t>
+                                  <w:t>Capstone</w:t>
                                 </w:r>
+                                <w:proofErr w:type="spellEnd"/>
                               </w:p>
                             </w:txbxContent>
                           </wps:txbx>
-                          <wps:bodyPr anchorCtr="0" anchor="t" bIns="45700" lIns="91425" spcFirstLastPara="1" rIns="91425" wrap="square" tIns="45700">
+                          <wps:bodyPr spcFirstLastPara="1" wrap="square" lIns="91425" tIns="45700" rIns="91425" bIns="45700" anchor="t" anchorCtr="0">
                             <a:noAutofit/>
                           </wps:bodyPr>
                         </wps:wsp>
                         <wps:wsp>
+                          <wps:cNvPr id="1056091249" name="Rectángulo 1056091249"/>
                           <wps:cNvSpPr/>
-                          <wps:cNvPr id="5" name="Shape 5"/>
                           <wps:spPr>
                             <a:xfrm>
                               <a:off x="0" y="0"/>
@@ -201,15 +166,13 @@
                             <w:txbxContent>
                               <w:p>
                                 <w:pPr>
-                                  <w:spacing w:after="0" w:before="0" w:line="240"/>
-                                  <w:ind w:left="0" w:right="0" w:firstLine="0"/>
-                                  <w:jc w:val="left"/>
+                                  <w:spacing w:after="0" w:line="240" w:lineRule="auto"/>
                                   <w:textDirection w:val="btLr"/>
                                 </w:pPr>
                               </w:p>
                             </w:txbxContent>
                           </wps:txbx>
-                          <wps:bodyPr anchorCtr="0" anchor="ctr" bIns="91425" lIns="91425" spcFirstLastPara="1" rIns="91425" wrap="square" tIns="91425">
+                          <wps:bodyPr spcFirstLastPara="1" wrap="square" lIns="91425" tIns="91425" rIns="91425" bIns="91425" anchor="ctr" anchorCtr="0">
                             <a:noAutofit/>
                           </wps:bodyPr>
                         </wps:wsp>
@@ -220,7 +183,7 @@
               </wp:anchor>
             </w:drawing>
           </mc:Choice>
-          <mc:Fallback>
+          <mc:Fallback xmlns:cr="http://schemas.microsoft.com/office/comments/2020/reactions" xmlns="http://schemas.microsoft.com/office/tasks/2019/documenttasks" xmlns:dgm="http://schemas.openxmlformats.org/drawingml/2006/diagram" xmlns:lc="http://schemas.openxmlformats.org/drawingml/2006/lockedCanvas" xmlns:c="http://schemas.openxmlformats.org/drawingml/2006/chart" xmlns:pic="http://schemas.openxmlformats.org/drawingml/2006/picture" xmlns:a="http://schemas.openxmlformats.org/drawingml/2006/main" xmlns:sl="http://schemas.openxmlformats.org/schemaLibrary/2006/main">
             <w:drawing>
               <wp:anchor allowOverlap="1" behindDoc="0" distB="0" distT="0" distL="114300" distR="114300" hidden="0" layoutInCell="1" locked="0" relativeHeight="0" simplePos="0">
                 <wp:simplePos x="0" y="0"/>
@@ -242,7 +205,7 @@
                         <pic:cNvPicPr preferRelativeResize="0"/>
                       </pic:nvPicPr>
                       <pic:blipFill>
-                        <a:blip r:embed="rId7"/>
+                        <a:blip r:embed="rId8"/>
                         <a:srcRect/>
                         <a:stretch>
                           <a:fillRect/>
@@ -265,389 +228,185 @@
         </mc:AlternateContent>
       </w:r>
     </w:p>
+    <w:p/>
+    <w:p/>
+    <w:p/>
+    <w:p/>
     <w:p>
       <w:pPr>
-        <w:rPr/>
+        <w:rPr>
+          <w:b/>
+          <w:bCs/>
+          <w:color w:val="2F5496"/>
+          <w:sz w:val="26"/>
+          <w:szCs w:val="26"/>
+        </w:rPr>
       </w:pPr>
-      <w:r>
-        <w:rPr>
-          <w:rtl w:val="0"/>
-        </w:rPr>
-      </w:r>
-    </w:p>
-    <w:p>
-      <w:pPr>
-        <w:rPr/>
-      </w:pPr>
-      <w:r>
-        <w:rPr>
-          <w:rtl w:val="0"/>
-        </w:rPr>
-      </w:r>
-    </w:p>
-    <w:p>
-      <w:pPr>
-        <w:rPr/>
-      </w:pPr>
-      <w:r>
-        <w:rPr>
-          <w:rtl w:val="0"/>
-        </w:rPr>
-      </w:r>
-    </w:p>
-    <w:p>
-      <w:pPr>
-        <w:rPr/>
-      </w:pPr>
-      <w:r>
-        <w:rPr>
-          <w:rtl w:val="0"/>
-        </w:rPr>
-      </w:r>
     </w:p>
     <w:p>
       <w:pPr>
         <w:rPr>
-          <w:b w:val="1"/>
-          <w:bCs w:val="1"/>
-          <w:color w:val="2f5496"/>
+          <w:b/>
+          <w:bCs/>
+          <w:color w:val="2F5496"/>
           <w:sz w:val="26"/>
           <w:szCs w:val="26"/>
         </w:rPr>
       </w:pPr>
-      <w:r>
-        <w:rPr>
-          <w:rtl w:val="0"/>
-        </w:rPr>
-      </w:r>
-    </w:p>
-    <w:p>
-      <w:pPr>
-        <w:rPr>
-          <w:b w:val="1"/>
-          <w:bCs w:val="1"/>
-          <w:color w:val="2f5496"/>
-          <w:sz w:val="26"/>
-          <w:szCs w:val="26"/>
-        </w:rPr>
-      </w:pPr>
-      <w:r>
-        <w:rPr>
-          <w:rtl w:val="0"/>
-        </w:rPr>
-      </w:r>
     </w:p>
     <w:tbl>
       <w:tblPr>
-        <w:tblStyle w:val="Table1"/>
-        <w:tblW w:w="10095.0" w:type="dxa"/>
-        <w:jc w:val="left"/>
-        <w:tblInd w:w="-572.0" w:type="dxa"/>
+        <w:tblStyle w:val="a"/>
+        <w:tblW w:w="10095" w:type="dxa"/>
+        <w:tblInd w:w="-572" w:type="dxa"/>
         <w:tblBorders>
-          <w:top w:color="bfbfbf" w:space="0" w:sz="4" w:val="single"/>
-          <w:left w:color="bfbfbf" w:space="0" w:sz="4" w:val="single"/>
-          <w:bottom w:color="bfbfbf" w:space="0" w:sz="4" w:val="single"/>
-          <w:right w:color="bfbfbf" w:space="0" w:sz="4" w:val="single"/>
-          <w:insideH w:color="bfbfbf" w:space="0" w:sz="4" w:val="single"/>
-          <w:insideV w:color="bfbfbf" w:space="0" w:sz="4" w:val="single"/>
+          <w:top w:val="single" w:sz="4" w:space="0" w:color="BFBFBF"/>
+          <w:left w:val="single" w:sz="4" w:space="0" w:color="BFBFBF"/>
+          <w:bottom w:val="single" w:sz="4" w:space="0" w:color="BFBFBF"/>
+          <w:right w:val="single" w:sz="4" w:space="0" w:color="BFBFBF"/>
+          <w:insideH w:val="single" w:sz="4" w:space="0" w:color="BFBFBF"/>
+          <w:insideV w:val="single" w:sz="4" w:space="0" w:color="BFBFBF"/>
         </w:tblBorders>
         <w:tblLayout w:type="fixed"/>
-        <w:tblLook w:val="0400"/>
+        <w:tblLook w:val="0400" w:firstRow="0" w:lastRow="0" w:firstColumn="0" w:lastColumn="0" w:noHBand="0" w:noVBand="1"/>
       </w:tblPr>
       <w:tblGrid>
         <w:gridCol w:w="10095"/>
-        <w:tblGridChange w:id="0">
-          <w:tblGrid>
-            <w:gridCol w:w="10095"/>
-          </w:tblGrid>
-        </w:tblGridChange>
       </w:tblGrid>
       <w:tr>
         <w:trPr>
-          <w:cantSplit w:val="0"/>
-          <w:trHeight w:val="440" w:hRule="atLeast"/>
-          <w:tblHeader w:val="0"/>
+          <w:trHeight w:val="440"/>
         </w:trPr>
         <w:tc>
           <w:tcPr>
+            <w:tcW w:w="10095" w:type="dxa"/>
             <w:vAlign w:val="center"/>
           </w:tcPr>
           <w:p>
             <w:pPr>
               <w:rPr>
-                <w:b w:val="1"/>
-                <w:bCs w:val="1"/>
-                <w:color w:val="1f3864"/>
+                <w:b/>
+                <w:bCs/>
+                <w:color w:val="1F3864"/>
                 <w:sz w:val="28"/>
                 <w:szCs w:val="28"/>
               </w:rPr>
             </w:pPr>
             <w:r>
               <w:rPr>
-                <w:b w:val="1"/>
-                <w:bCs w:val="1"/>
-                <w:color w:val="1f3864"/>
+                <w:b/>
+                <w:bCs/>
+                <w:color w:val="1F3864"/>
                 <w:sz w:val="28"/>
                 <w:szCs w:val="28"/>
-                <w:rtl w:val="0"/>
-              </w:rPr>
-              <w:t xml:space="preserve">1. Informe final Proyecto APT</w:t>
+              </w:rPr>
+              <w:t>1. Informe final Proyecto APT</w:t>
             </w:r>
           </w:p>
         </w:tc>
       </w:tr>
       <w:tr>
         <w:trPr>
-          <w:cantSplit w:val="0"/>
-          <w:trHeight w:val="800" w:hRule="atLeast"/>
-          <w:tblHeader w:val="0"/>
+          <w:trHeight w:val="800"/>
         </w:trPr>
         <w:tc>
           <w:tcPr>
-            <w:shd w:fill="d9e2f3" w:val="clear"/>
+            <w:tcW w:w="10095" w:type="dxa"/>
+            <w:shd w:val="clear" w:color="auto" w:fill="D9E2F3"/>
             <w:vAlign w:val="center"/>
           </w:tcPr>
           <w:p>
             <w:pPr>
-              <w:keepNext w:val="0"/>
-              <w:keepLines w:val="0"/>
-              <w:pageBreakBefore w:val="0"/>
-              <w:widowControl w:val="1"/>
               <w:pBdr>
-                <w:top w:space="0" w:sz="0" w:val="nil"/>
-                <w:left w:space="0" w:sz="0" w:val="nil"/>
-                <w:bottom w:space="0" w:sz="0" w:val="nil"/>
-                <w:right w:space="0" w:sz="0" w:val="nil"/>
-                <w:between w:space="0" w:sz="0" w:val="nil"/>
+                <w:top w:val="nil"/>
+                <w:left w:val="nil"/>
+                <w:bottom w:val="nil"/>
+                <w:right w:val="nil"/>
+                <w:between w:val="nil"/>
               </w:pBdr>
-              <w:shd w:fill="auto" w:val="clear"/>
               <w:tabs>
-                <w:tab w:val="center" w:leader="none" w:pos="4419"/>
-                <w:tab w:val="right" w:leader="none" w:pos="8838"/>
+                <w:tab w:val="center" w:pos="4419"/>
+                <w:tab w:val="right" w:pos="8838"/>
               </w:tabs>
-              <w:spacing w:after="0" w:before="0" w:line="240" w:lineRule="auto"/>
-              <w:ind w:left="0" w:right="0" w:firstLine="0"/>
+              <w:spacing w:after="0" w:line="240" w:lineRule="auto"/>
               <w:jc w:val="both"/>
               <w:rPr>
-                <w:rFonts w:ascii="Calibri" w:cs="Calibri" w:eastAsia="Calibri" w:hAnsi="Calibri"/>
-                <w:b w:val="0"/>
-                <w:bCs w:val="0"/>
-                <w:i w:val="0"/>
-                <w:iCs w:val="0"/>
-                <w:smallCaps w:val="0"/>
-                <w:strike w:val="0"/>
-                <w:color w:val="1f3864"/>
-                <w:sz w:val="22"/>
-                <w:szCs w:val="22"/>
-                <w:u w:val="none"/>
-                <w:shd w:fill="auto" w:val="clear"/>
-                <w:vertAlign w:val="baseline"/>
-              </w:rPr>
-            </w:pPr>
-            <w:r>
-              <w:rPr>
-                <w:rtl w:val="0"/>
-              </w:rPr>
-            </w:r>
-          </w:p>
-          <w:p>
-            <w:pPr>
-              <w:keepNext w:val="0"/>
-              <w:keepLines w:val="0"/>
-              <w:pageBreakBefore w:val="0"/>
-              <w:widowControl w:val="1"/>
+                <w:color w:val="1F3864"/>
+              </w:rPr>
+            </w:pPr>
+          </w:p>
+          <w:p>
+            <w:pPr>
               <w:pBdr>
-                <w:top w:space="0" w:sz="0" w:val="nil"/>
-                <w:left w:space="0" w:sz="0" w:val="nil"/>
-                <w:bottom w:space="0" w:sz="0" w:val="nil"/>
-                <w:right w:space="0" w:sz="0" w:val="nil"/>
-                <w:between w:space="0" w:sz="0" w:val="nil"/>
+                <w:top w:val="nil"/>
+                <w:left w:val="nil"/>
+                <w:bottom w:val="nil"/>
+                <w:right w:val="nil"/>
+                <w:between w:val="nil"/>
               </w:pBdr>
-              <w:shd w:fill="auto" w:val="clear"/>
               <w:tabs>
-                <w:tab w:val="center" w:leader="none" w:pos="4419"/>
-                <w:tab w:val="right" w:leader="none" w:pos="8838"/>
+                <w:tab w:val="center" w:pos="4419"/>
+                <w:tab w:val="right" w:pos="8838"/>
               </w:tabs>
-              <w:spacing w:after="0" w:before="0" w:line="240" w:lineRule="auto"/>
-              <w:ind w:left="0" w:right="0" w:firstLine="0"/>
+              <w:spacing w:after="0" w:line="240" w:lineRule="auto"/>
               <w:jc w:val="both"/>
               <w:rPr>
-                <w:rFonts w:ascii="Calibri" w:cs="Calibri" w:eastAsia="Calibri" w:hAnsi="Calibri"/>
-                <w:b w:val="0"/>
-                <w:bCs w:val="0"/>
-                <w:i w:val="0"/>
-                <w:iCs w:val="0"/>
-                <w:smallCaps w:val="0"/>
-                <w:strike w:val="0"/>
-                <w:color w:val="1f3864"/>
-                <w:sz w:val="22"/>
-                <w:szCs w:val="22"/>
-                <w:u w:val="none"/>
-                <w:shd w:fill="auto" w:val="clear"/>
-                <w:vertAlign w:val="baseline"/>
-              </w:rPr>
-            </w:pPr>
-            <w:r>
-              <w:rPr>
-                <w:rFonts w:ascii="Calibri" w:cs="Calibri" w:eastAsia="Calibri" w:hAnsi="Calibri"/>
-                <w:b w:val="0"/>
-                <w:bCs w:val="0"/>
-                <w:i w:val="0"/>
-                <w:iCs w:val="0"/>
-                <w:smallCaps w:val="0"/>
-                <w:strike w:val="0"/>
-                <w:color w:val="1f3864"/>
-                <w:sz w:val="22"/>
-                <w:szCs w:val="22"/>
-                <w:u w:val="none"/>
-                <w:shd w:fill="auto" w:val="clear"/>
-                <w:vertAlign w:val="baseline"/>
-                <w:rtl w:val="0"/>
-              </w:rPr>
-              <w:t xml:space="preserve">El objetivo de este informe es que describas los aspectos más relevantes de tu Proyecto APT. Es importante que </w:t>
-            </w:r>
-            <w:r>
-              <w:rPr>
-                <w:rFonts w:ascii="Calibri" w:cs="Calibri" w:eastAsia="Calibri" w:hAnsi="Calibri"/>
-                <w:b w:val="0"/>
-                <w:bCs w:val="0"/>
-                <w:i w:val="0"/>
-                <w:iCs w:val="0"/>
-                <w:smallCaps w:val="0"/>
-                <w:strike w:val="0"/>
-                <w:color w:val="1f3864"/>
-                <w:sz w:val="22"/>
-                <w:szCs w:val="22"/>
-                <w:u w:val="none"/>
-                <w:shd w:fill="auto" w:val="clear"/>
-                <w:vertAlign w:val="baseline"/>
-                <w:rtl w:val="0"/>
-              </w:rPr>
-              <w:t xml:space="preserve">fundamentes</w:t>
-            </w:r>
-            <w:r>
-              <w:rPr>
-                <w:rFonts w:ascii="Calibri" w:cs="Calibri" w:eastAsia="Calibri" w:hAnsi="Calibri"/>
-                <w:b w:val="0"/>
-                <w:bCs w:val="0"/>
-                <w:i w:val="0"/>
-                <w:iCs w:val="0"/>
-                <w:smallCaps w:val="0"/>
-                <w:strike w:val="0"/>
-                <w:color w:val="1f3864"/>
-                <w:sz w:val="22"/>
-                <w:szCs w:val="22"/>
-                <w:u w:val="none"/>
-                <w:shd w:fill="auto" w:val="clear"/>
-                <w:vertAlign w:val="baseline"/>
-                <w:rtl w:val="0"/>
-              </w:rPr>
-              <w:t xml:space="preserve"> las decisiones que tuviste que tomar a lo largo del proceso. </w:t>
-            </w:r>
-          </w:p>
-          <w:p>
-            <w:pPr>
-              <w:keepNext w:val="0"/>
-              <w:keepLines w:val="0"/>
-              <w:pageBreakBefore w:val="0"/>
-              <w:widowControl w:val="1"/>
+                <w:color w:val="1F3864"/>
+              </w:rPr>
+            </w:pPr>
+            <w:r>
+              <w:rPr>
+                <w:color w:val="1F3864"/>
+              </w:rPr>
+              <w:t xml:space="preserve">El objetivo de este informe es que describas los aspectos más relevantes de tu Proyecto APT. Es importante que fundamentes las decisiones que tuviste que tomar a lo largo del proceso. </w:t>
+            </w:r>
+          </w:p>
+          <w:p>
+            <w:pPr>
               <w:pBdr>
-                <w:top w:space="0" w:sz="0" w:val="nil"/>
-                <w:left w:space="0" w:sz="0" w:val="nil"/>
-                <w:bottom w:space="0" w:sz="0" w:val="nil"/>
-                <w:right w:space="0" w:sz="0" w:val="nil"/>
-                <w:between w:space="0" w:sz="0" w:val="nil"/>
+                <w:top w:val="nil"/>
+                <w:left w:val="nil"/>
+                <w:bottom w:val="nil"/>
+                <w:right w:val="nil"/>
+                <w:between w:val="nil"/>
               </w:pBdr>
-              <w:shd w:fill="auto" w:val="clear"/>
               <w:tabs>
-                <w:tab w:val="center" w:leader="none" w:pos="4419"/>
-                <w:tab w:val="right" w:leader="none" w:pos="8838"/>
+                <w:tab w:val="center" w:pos="4419"/>
+                <w:tab w:val="right" w:pos="8838"/>
               </w:tabs>
-              <w:spacing w:after="0" w:before="0" w:line="240" w:lineRule="auto"/>
-              <w:ind w:left="0" w:right="0" w:firstLine="0"/>
+              <w:spacing w:after="0" w:line="240" w:lineRule="auto"/>
               <w:jc w:val="both"/>
               <w:rPr>
-                <w:rFonts w:ascii="Calibri" w:cs="Calibri" w:eastAsia="Calibri" w:hAnsi="Calibri"/>
-                <w:b w:val="0"/>
-                <w:bCs w:val="0"/>
-                <w:i w:val="0"/>
-                <w:iCs w:val="0"/>
-                <w:smallCaps w:val="0"/>
-                <w:strike w:val="0"/>
-                <w:color w:val="1f3864"/>
-                <w:sz w:val="22"/>
-                <w:szCs w:val="22"/>
-                <w:u w:val="none"/>
-                <w:shd w:fill="auto" w:val="clear"/>
-                <w:vertAlign w:val="baseline"/>
-              </w:rPr>
-            </w:pPr>
-            <w:r>
-              <w:rPr>
-                <w:rtl w:val="0"/>
-              </w:rPr>
-            </w:r>
-          </w:p>
-          <w:p>
-            <w:pPr>
-              <w:keepNext w:val="0"/>
-              <w:keepLines w:val="0"/>
-              <w:pageBreakBefore w:val="0"/>
-              <w:widowControl w:val="1"/>
+                <w:color w:val="1F3864"/>
+              </w:rPr>
+            </w:pPr>
+          </w:p>
+          <w:p>
+            <w:pPr>
               <w:pBdr>
-                <w:top w:space="0" w:sz="0" w:val="nil"/>
-                <w:left w:space="0" w:sz="0" w:val="nil"/>
-                <w:bottom w:space="0" w:sz="0" w:val="nil"/>
-                <w:right w:space="0" w:sz="0" w:val="nil"/>
-                <w:between w:space="0" w:sz="0" w:val="nil"/>
+                <w:top w:val="nil"/>
+                <w:left w:val="nil"/>
+                <w:bottom w:val="nil"/>
+                <w:right w:val="nil"/>
+                <w:between w:val="nil"/>
               </w:pBdr>
-              <w:shd w:fill="auto" w:val="clear"/>
               <w:tabs>
-                <w:tab w:val="center" w:leader="none" w:pos="4419"/>
-                <w:tab w:val="right" w:leader="none" w:pos="8838"/>
+                <w:tab w:val="center" w:pos="4419"/>
+                <w:tab w:val="right" w:pos="8838"/>
               </w:tabs>
-              <w:spacing w:after="0" w:before="0" w:line="240" w:lineRule="auto"/>
-              <w:ind w:left="0" w:right="0" w:firstLine="0"/>
+              <w:spacing w:after="0" w:line="240" w:lineRule="auto"/>
               <w:jc w:val="both"/>
               <w:rPr>
-                <w:rFonts w:ascii="Calibri" w:cs="Calibri" w:eastAsia="Calibri" w:hAnsi="Calibri"/>
-                <w:b w:val="1"/>
-                <w:bCs w:val="1"/>
-                <w:i w:val="0"/>
-                <w:iCs w:val="0"/>
-                <w:smallCaps w:val="0"/>
-                <w:strike w:val="0"/>
-                <w:color w:val="1f3864"/>
-                <w:sz w:val="22"/>
-                <w:szCs w:val="22"/>
-                <w:u w:val="none"/>
-                <w:shd w:fill="auto" w:val="clear"/>
-                <w:vertAlign w:val="baseline"/>
-              </w:rPr>
-            </w:pPr>
-            <w:r>
-              <w:rPr>
-                <w:rFonts w:ascii="Calibri" w:cs="Calibri" w:eastAsia="Calibri" w:hAnsi="Calibri"/>
-                <w:b w:val="0"/>
-                <w:bCs w:val="0"/>
-                <w:i w:val="0"/>
-                <w:iCs w:val="0"/>
-                <w:smallCaps w:val="0"/>
-                <w:strike w:val="0"/>
-                <w:color w:val="1f3864"/>
-                <w:sz w:val="22"/>
-                <w:szCs w:val="22"/>
-                <w:u w:val="none"/>
-                <w:shd w:fill="auto" w:val="clear"/>
-                <w:vertAlign w:val="baseline"/>
-                <w:rtl w:val="0"/>
-              </w:rPr>
-              <w:t xml:space="preserve">A continuación, encontrarás distintos campos que deberás completar con la información solicitada, los que dan cuenta del resumen de tu proyecto APT y sus principales resultados.</w:t>
-            </w:r>
-            <w:r>
-              <w:rPr>
-                <w:rtl w:val="0"/>
-              </w:rPr>
+                <w:b/>
+                <w:bCs/>
+                <w:color w:val="1F3864"/>
+              </w:rPr>
+            </w:pPr>
+            <w:r>
+              <w:rPr>
+                <w:color w:val="1F3864"/>
+              </w:rPr>
+              <w:t>A continuación, encontrarás distintos campos que deberás completar con la información solicitada, los que dan cuenta del resumen de tu proyecto APT y sus principales resultados.</w:t>
             </w:r>
           </w:p>
         </w:tc>
@@ -656,177 +415,161 @@
     <w:p>
       <w:pPr>
         <w:rPr>
-          <w:b w:val="1"/>
-          <w:bCs w:val="1"/>
+          <w:b/>
+          <w:bCs/>
         </w:rPr>
       </w:pPr>
-      <w:r>
-        <w:rPr>
-          <w:rtl w:val="0"/>
-        </w:rPr>
-      </w:r>
     </w:p>
     <w:tbl>
       <w:tblPr>
-        <w:tblStyle w:val="Table2"/>
-        <w:tblW w:w="10140.0" w:type="dxa"/>
-        <w:jc w:val="left"/>
-        <w:tblInd w:w="-572.0" w:type="dxa"/>
+        <w:tblStyle w:val="a0"/>
+        <w:tblW w:w="10140" w:type="dxa"/>
+        <w:tblInd w:w="-572" w:type="dxa"/>
         <w:tblBorders>
-          <w:top w:color="bfbfbf" w:space="0" w:sz="4" w:val="single"/>
-          <w:left w:color="bfbfbf" w:space="0" w:sz="4" w:val="single"/>
-          <w:bottom w:color="bfbfbf" w:space="0" w:sz="4" w:val="single"/>
-          <w:right w:color="bfbfbf" w:space="0" w:sz="4" w:val="single"/>
-          <w:insideH w:color="bfbfbf" w:space="0" w:sz="4" w:val="single"/>
-          <w:insideV w:color="bfbfbf" w:space="0" w:sz="4" w:val="single"/>
+          <w:top w:val="single" w:sz="4" w:space="0" w:color="BFBFBF"/>
+          <w:left w:val="single" w:sz="4" w:space="0" w:color="BFBFBF"/>
+          <w:bottom w:val="single" w:sz="4" w:space="0" w:color="BFBFBF"/>
+          <w:right w:val="single" w:sz="4" w:space="0" w:color="BFBFBF"/>
+          <w:insideH w:val="single" w:sz="4" w:space="0" w:color="BFBFBF"/>
+          <w:insideV w:val="single" w:sz="4" w:space="0" w:color="BFBFBF"/>
         </w:tblBorders>
         <w:tblLayout w:type="fixed"/>
-        <w:tblLook w:val="0400"/>
+        <w:tblLook w:val="0400" w:firstRow="0" w:lastRow="0" w:firstColumn="0" w:lastColumn="0" w:noHBand="0" w:noVBand="1"/>
       </w:tblPr>
       <w:tblGrid>
         <w:gridCol w:w="3165"/>
         <w:gridCol w:w="6975"/>
-        <w:tblGridChange w:id="0">
-          <w:tblGrid>
-            <w:gridCol w:w="3165"/>
-            <w:gridCol w:w="6975"/>
-          </w:tblGrid>
-        </w:tblGridChange>
       </w:tblGrid>
       <w:tr>
         <w:trPr>
-          <w:cantSplit w:val="0"/>
-          <w:trHeight w:val="440" w:hRule="atLeast"/>
-          <w:tblHeader w:val="0"/>
+          <w:trHeight w:val="440"/>
         </w:trPr>
         <w:tc>
           <w:tcPr>
+            <w:tcW w:w="3165" w:type="dxa"/>
             <w:vAlign w:val="center"/>
           </w:tcPr>
           <w:p>
             <w:pPr>
               <w:rPr>
-                <w:rFonts w:ascii="Calibri" w:cs="Calibri" w:eastAsia="Calibri" w:hAnsi="Calibri"/>
-                <w:color w:val="1f3864"/>
-              </w:rPr>
-            </w:pPr>
-            <w:r>
-              <w:rPr>
-                <w:rFonts w:ascii="Calibri" w:cs="Calibri" w:eastAsia="Calibri" w:hAnsi="Calibri"/>
-                <w:color w:val="1f3864"/>
-                <w:rtl w:val="0"/>
-              </w:rPr>
-              <w:t xml:space="preserve">Nombre del proyecto</w:t>
+                <w:color w:val="1F3864"/>
+              </w:rPr>
+            </w:pPr>
+            <w:r>
+              <w:rPr>
+                <w:color w:val="1F3864"/>
+              </w:rPr>
+              <w:t>Nombre del proyecto</w:t>
             </w:r>
           </w:p>
         </w:tc>
         <w:tc>
           <w:tcPr>
+            <w:tcW w:w="6975" w:type="dxa"/>
             <w:vAlign w:val="center"/>
           </w:tcPr>
           <w:p>
             <w:pPr>
               <w:rPr>
-                <w:b w:val="1"/>
-                <w:bCs w:val="1"/>
-              </w:rPr>
-            </w:pPr>
-            <w:r>
-              <w:rPr>
-                <w:i w:val="1"/>
-                <w:iCs w:val="1"/>
-                <w:sz w:val="20"/>
-                <w:szCs w:val="20"/>
-                <w:rtl w:val="0"/>
-              </w:rPr>
-              <w:t xml:space="preserve">PetMatch</w:t>
-            </w:r>
-            <w:r>
-              <w:rPr>
-                <w:rtl w:val="0"/>
-              </w:rPr>
+                <w:b/>
+                <w:bCs/>
+              </w:rPr>
+            </w:pPr>
+            <w:r>
+              <w:rPr>
+                <w:i/>
+                <w:iCs/>
+                <w:sz w:val="20"/>
+                <w:szCs w:val="20"/>
+              </w:rPr>
+              <w:t>PetMatch</w:t>
             </w:r>
           </w:p>
         </w:tc>
       </w:tr>
       <w:tr>
         <w:trPr>
-          <w:cantSplit w:val="0"/>
-          <w:trHeight w:val="418" w:hRule="atLeast"/>
-          <w:tblHeader w:val="0"/>
+          <w:trHeight w:val="418"/>
         </w:trPr>
         <w:tc>
           <w:tcPr>
+            <w:tcW w:w="3165" w:type="dxa"/>
             <w:vAlign w:val="center"/>
           </w:tcPr>
           <w:p>
             <w:pPr>
               <w:rPr>
-                <w:rFonts w:ascii="Calibri" w:cs="Calibri" w:eastAsia="Calibri" w:hAnsi="Calibri"/>
-                <w:color w:val="1f3864"/>
-              </w:rPr>
-            </w:pPr>
-            <w:r>
-              <w:rPr>
-                <w:rFonts w:ascii="Calibri" w:cs="Calibri" w:eastAsia="Calibri" w:hAnsi="Calibri"/>
-                <w:color w:val="1f3864"/>
-                <w:rtl w:val="0"/>
-              </w:rPr>
-              <w:t xml:space="preserve">Área (s) de desempeño(s)</w:t>
+                <w:color w:val="1F3864"/>
+                <w:lang w:val="pt-BR"/>
+              </w:rPr>
+            </w:pPr>
+            <w:r>
+              <w:rPr>
+                <w:color w:val="1F3864"/>
+                <w:lang w:val="pt-BR"/>
+              </w:rPr>
+              <w:t xml:space="preserve">Área (s) de </w:t>
+            </w:r>
+            <w:proofErr w:type="spellStart"/>
+            <w:r>
+              <w:rPr>
+                <w:color w:val="1F3864"/>
+                <w:lang w:val="pt-BR"/>
+              </w:rPr>
+              <w:t>desempeño</w:t>
+            </w:r>
+            <w:proofErr w:type="spellEnd"/>
+            <w:r>
+              <w:rPr>
+                <w:color w:val="1F3864"/>
+                <w:lang w:val="pt-BR"/>
+              </w:rPr>
+              <w:t>(s)</w:t>
             </w:r>
           </w:p>
         </w:tc>
         <w:tc>
           <w:tcPr>
+            <w:tcW w:w="6975" w:type="dxa"/>
             <w:vAlign w:val="center"/>
           </w:tcPr>
           <w:p>
             <w:pPr>
               <w:rPr>
-                <w:b w:val="1"/>
-                <w:bCs w:val="1"/>
-              </w:rPr>
-            </w:pPr>
-            <w:r>
-              <w:rPr>
-                <w:i w:val="1"/>
-                <w:iCs w:val="1"/>
-                <w:sz w:val="20"/>
-                <w:szCs w:val="20"/>
-                <w:rtl w:val="0"/>
-              </w:rPr>
-              <w:t xml:space="preserve">Desarrollo de aplicación móvil, arquitectura de software, programación y modelamiento de base de datos, diseño UX/UI.</w:t>
-            </w:r>
-            <w:r>
-              <w:rPr>
-                <w:rtl w:val="0"/>
-              </w:rPr>
+                <w:b/>
+                <w:bCs/>
+              </w:rPr>
+            </w:pPr>
+            <w:r>
+              <w:rPr>
+                <w:i/>
+                <w:iCs/>
+                <w:sz w:val="20"/>
+                <w:szCs w:val="20"/>
+              </w:rPr>
+              <w:t>Desarrollo de aplicación móvil, arquitectura de software, programación y modelamiento de base de datos, diseño UX/UI.</w:t>
             </w:r>
           </w:p>
         </w:tc>
       </w:tr>
       <w:tr>
         <w:trPr>
-          <w:cantSplit w:val="0"/>
-          <w:trHeight w:val="425" w:hRule="atLeast"/>
-          <w:tblHeader w:val="0"/>
+          <w:trHeight w:val="425"/>
         </w:trPr>
         <w:tc>
           <w:tcPr>
+            <w:tcW w:w="3165" w:type="dxa"/>
             <w:vAlign w:val="center"/>
           </w:tcPr>
           <w:p>
             <w:pPr>
               <w:rPr>
-                <w:rFonts w:ascii="Calibri" w:cs="Calibri" w:eastAsia="Calibri" w:hAnsi="Calibri"/>
-                <w:color w:val="1f3864"/>
-              </w:rPr>
-            </w:pPr>
-            <w:r>
-              <w:rPr>
-                <w:rFonts w:ascii="Calibri" w:cs="Calibri" w:eastAsia="Calibri" w:hAnsi="Calibri"/>
-                <w:color w:val="1f3864"/>
-                <w:rtl w:val="0"/>
+                <w:color w:val="1F3864"/>
+              </w:rPr>
+            </w:pPr>
+            <w:r>
+              <w:rPr>
+                <w:color w:val="1F3864"/>
               </w:rPr>
               <w:t xml:space="preserve">Competencias </w:t>
             </w:r>
@@ -834,42 +577,31 @@
           <w:p>
             <w:pPr>
               <w:rPr>
-                <w:rFonts w:ascii="Calibri" w:cs="Calibri" w:eastAsia="Calibri" w:hAnsi="Calibri"/>
-                <w:color w:val="1f3864"/>
-              </w:rPr>
-            </w:pPr>
-            <w:r>
-              <w:rPr>
-                <w:rtl w:val="0"/>
-              </w:rPr>
-            </w:r>
+                <w:color w:val="1F3864"/>
+              </w:rPr>
+            </w:pPr>
           </w:p>
         </w:tc>
         <w:tc>
           <w:tcPr>
+            <w:tcW w:w="6975" w:type="dxa"/>
             <w:vAlign w:val="center"/>
           </w:tcPr>
           <w:p>
             <w:pPr>
               <w:rPr>
-                <w:b w:val="1"/>
-                <w:bCs w:val="1"/>
-              </w:rPr>
-            </w:pPr>
-            <w:r>
-              <w:rPr>
-                <w:i w:val="1"/>
-                <w:iCs w:val="1"/>
-                <w:sz w:val="20"/>
-                <w:szCs w:val="20"/>
-                <w:rtl w:val="0"/>
-              </w:rPr>
-              <w:t xml:space="preserve">Programación, diseño, experiencia de usuario, diseño y modelamiento de base de datos.</w:t>
-            </w:r>
-            <w:r>
-              <w:rPr>
-                <w:rtl w:val="0"/>
-              </w:rPr>
+                <w:b/>
+                <w:bCs/>
+              </w:rPr>
+            </w:pPr>
+            <w:r>
+              <w:rPr>
+                <w:i/>
+                <w:iCs/>
+                <w:sz w:val="20"/>
+                <w:szCs w:val="20"/>
+              </w:rPr>
+              <w:t>Programación, diseño, experiencia de usuario, diseño y modelamiento de base de datos.</w:t>
             </w:r>
           </w:p>
         </w:tc>
@@ -878,149 +610,116 @@
     <w:p>
       <w:pPr>
         <w:rPr>
-          <w:b w:val="1"/>
-          <w:bCs w:val="1"/>
+          <w:b/>
+          <w:bCs/>
         </w:rPr>
       </w:pPr>
-      <w:r>
-        <w:rPr>
-          <w:rtl w:val="0"/>
-        </w:rPr>
-      </w:r>
     </w:p>
     <w:tbl>
       <w:tblPr>
-        <w:tblStyle w:val="Table3"/>
-        <w:tblW w:w="10200.0" w:type="dxa"/>
-        <w:jc w:val="left"/>
-        <w:tblInd w:w="-572.0" w:type="dxa"/>
+        <w:tblStyle w:val="a1"/>
+        <w:tblW w:w="10200" w:type="dxa"/>
+        <w:tblInd w:w="-572" w:type="dxa"/>
         <w:tblBorders>
-          <w:top w:color="bfbfbf" w:space="0" w:sz="4" w:val="single"/>
-          <w:left w:color="bfbfbf" w:space="0" w:sz="4" w:val="single"/>
-          <w:bottom w:color="bfbfbf" w:space="0" w:sz="4" w:val="single"/>
-          <w:right w:color="bfbfbf" w:space="0" w:sz="4" w:val="single"/>
-          <w:insideH w:color="bfbfbf" w:space="0" w:sz="4" w:val="single"/>
-          <w:insideV w:color="bfbfbf" w:space="0" w:sz="4" w:val="single"/>
+          <w:top w:val="single" w:sz="4" w:space="0" w:color="BFBFBF"/>
+          <w:left w:val="single" w:sz="4" w:space="0" w:color="BFBFBF"/>
+          <w:bottom w:val="single" w:sz="4" w:space="0" w:color="BFBFBF"/>
+          <w:right w:val="single" w:sz="4" w:space="0" w:color="BFBFBF"/>
+          <w:insideH w:val="single" w:sz="4" w:space="0" w:color="BFBFBF"/>
+          <w:insideV w:val="single" w:sz="4" w:space="0" w:color="BFBFBF"/>
         </w:tblBorders>
         <w:tblLayout w:type="fixed"/>
-        <w:tblLook w:val="0400"/>
+        <w:tblLook w:val="0400" w:firstRow="0" w:lastRow="0" w:firstColumn="0" w:lastColumn="0" w:noHBand="0" w:noVBand="1"/>
       </w:tblPr>
       <w:tblGrid>
         <w:gridCol w:w="3000"/>
         <w:gridCol w:w="7200"/>
-        <w:tblGridChange w:id="0">
-          <w:tblGrid>
-            <w:gridCol w:w="3000"/>
-            <w:gridCol w:w="7200"/>
-          </w:tblGrid>
-        </w:tblGridChange>
       </w:tblGrid>
       <w:tr>
         <w:trPr>
-          <w:cantSplit w:val="0"/>
-          <w:trHeight w:val="388" w:hRule="atLeast"/>
-          <w:tblHeader w:val="0"/>
+          <w:trHeight w:val="388"/>
         </w:trPr>
         <w:tc>
           <w:tcPr>
+            <w:tcW w:w="10200" w:type="dxa"/>
             <w:gridSpan w:val="2"/>
-            <w:shd w:fill="d9d9d9" w:val="clear"/>
+            <w:shd w:val="clear" w:color="auto" w:fill="D9D9D9"/>
             <w:vAlign w:val="center"/>
           </w:tcPr>
           <w:p>
             <w:pPr>
               <w:rPr>
-                <w:b w:val="1"/>
-                <w:bCs w:val="1"/>
-              </w:rPr>
-            </w:pPr>
-            <w:r>
-              <w:rPr>
-                <w:rFonts w:ascii="Calibri" w:cs="Calibri" w:eastAsia="Calibri" w:hAnsi="Calibri"/>
-                <w:b w:val="1"/>
-                <w:bCs w:val="1"/>
-                <w:color w:val="1f3864"/>
+                <w:b/>
+                <w:bCs/>
+              </w:rPr>
+            </w:pPr>
+            <w:r>
+              <w:rPr>
+                <w:b/>
+                <w:bCs/>
+                <w:color w:val="1F3864"/>
                 <w:sz w:val="18"/>
                 <w:szCs w:val="18"/>
-                <w:rtl w:val="0"/>
-              </w:rPr>
-              <w:t xml:space="preserve">Contenidos del informe final</w:t>
-            </w:r>
-            <w:r>
-              <w:rPr>
-                <w:rtl w:val="0"/>
-              </w:rPr>
+              </w:rPr>
+              <w:t>Contenidos del informe final</w:t>
             </w:r>
           </w:p>
         </w:tc>
       </w:tr>
       <w:tr>
         <w:trPr>
-          <w:cantSplit w:val="0"/>
-          <w:trHeight w:val="2266" w:hRule="atLeast"/>
-          <w:tblHeader w:val="0"/>
+          <w:trHeight w:val="2266"/>
         </w:trPr>
         <w:tc>
           <w:tcPr>
+            <w:tcW w:w="3000" w:type="dxa"/>
             <w:vAlign w:val="center"/>
           </w:tcPr>
           <w:p>
             <w:pPr>
               <w:rPr>
-                <w:rFonts w:ascii="Calibri" w:cs="Calibri" w:eastAsia="Calibri" w:hAnsi="Calibri"/>
-                <w:color w:val="1f3864"/>
+                <w:color w:val="1F3864"/>
                 <w:sz w:val="18"/>
                 <w:szCs w:val="18"/>
               </w:rPr>
             </w:pPr>
             <w:r>
               <w:rPr>
-                <w:rFonts w:ascii="Calibri" w:cs="Calibri" w:eastAsia="Calibri" w:hAnsi="Calibri"/>
-                <w:color w:val="1f3864"/>
+                <w:color w:val="1F3864"/>
                 <w:sz w:val="18"/>
                 <w:szCs w:val="18"/>
-                <w:rtl w:val="0"/>
-              </w:rPr>
-              <w:t xml:space="preserve">1. Relevancia del proyecto APT</w:t>
+              </w:rPr>
+              <w:t>1. Relevancia del proyecto APT</w:t>
             </w:r>
           </w:p>
         </w:tc>
         <w:tc>
           <w:tcPr>
+            <w:tcW w:w="7200" w:type="dxa"/>
             <w:vAlign w:val="center"/>
           </w:tcPr>
           <w:p>
             <w:pPr>
               <w:jc w:val="both"/>
               <w:rPr>
-                <w:rFonts w:ascii="Calibri" w:cs="Calibri" w:eastAsia="Calibri" w:hAnsi="Calibri"/>
-                <w:b w:val="0"/>
-                <w:bCs w:val="0"/>
-                <w:smallCaps w:val="0"/>
-                <w:strike w:val="0"/>
                 <w:sz w:val="18"/>
                 <w:szCs w:val="18"/>
-                <w:u w:val="none"/>
-                <w:shd w:fill="auto" w:val="clear"/>
-                <w:vertAlign w:val="baseline"/>
-              </w:rPr>
-            </w:pPr>
-            <w:r>
-              <w:rPr>
-                <w:sz w:val="20"/>
-                <w:szCs w:val="20"/>
-                <w:rtl w:val="0"/>
-              </w:rPr>
-              <w:t xml:space="preserve">La aplicación se hace relevante ya que ofrecerá una solución a la demanda de servicios de paseo de mascotas, haciendo posible la centralización en una sola plataforma el proceso de búsqueda, evaluación, contacto, pago y paseo. Al incorporar la verificación de identidad con reconocimiento facial para el enrolamiento de usuarios se fortalece la confianza entre los usuarios, se reduce el riesgo de fraude y se garantiza una experiencia más transparente.</w:t>
-            </w:r>
-            <w:r>
-              <w:rPr>
-                <w:i w:val="1"/>
-                <w:iCs w:val="1"/>
-                <w:color w:val="548dd4"/>
-                <w:sz w:val="20"/>
-                <w:szCs w:val="20"/>
-                <w:rtl w:val="0"/>
+              </w:rPr>
+            </w:pPr>
+            <w:r>
+              <w:rPr>
+                <w:sz w:val="20"/>
+                <w:szCs w:val="20"/>
+              </w:rPr>
+              <w:t>La aplicación se hace relevante ya que ofrecerá una solución a la demanda de servicios de paseo de mascotas, haciendo posible la centralización en una sola plataforma el proceso de búsqueda, evaluación, contacto, pago y paseo. Al incorporar la verificación de identidad con reconocimiento facial para el enrolamiento de usuarios se fortalece la confianza entre los usuarios, se reduce el riesgo de fraude y se garantiza una experiencia más transparente.</w:t>
+            </w:r>
+            <w:r>
+              <w:rPr>
+                <w:i/>
+                <w:iCs/>
+                <w:color w:val="548DD4"/>
+                <w:sz w:val="20"/>
+                <w:szCs w:val="20"/>
               </w:rPr>
               <w:t xml:space="preserve"> </w:t>
             </w:r>
@@ -1028,44 +727,34 @@
               <w:rPr>
                 <w:sz w:val="20"/>
                 <w:szCs w:val="20"/>
-                <w:rtl w:val="0"/>
-              </w:rPr>
-              <w:t xml:space="preserve">El proyecto busca solucionar las dificultades que se enfrentan los dueños de mascotas en Chile para encontrar personas confiables que puedan pasear o cuidar a sus mascotas especialmente en situaciones cotidianas (paseos) o excepcionales (viajes , vacaciones o ausencias prolongadas). Actualmente, muchos dueños no cuentan con referencias claras ni con garantías sobre la seguridad y confiabilidad de quienes ofrecen estos servicios, lo que genera inseguridad y desconfianza al momento de dejar el cuidado de sus mascotas en manos de tercero</w:t>
-            </w:r>
-            <w:r>
-              <w:rPr>
-                <w:rtl w:val="0"/>
-              </w:rPr>
+              </w:rPr>
+              <w:t>El proyecto busca solucionar las dificultades que se enfrentan los dueños de mascotas en Chile para encontrar personas confiables que puedan pasear o cuidar a sus mascotas especialmente en situaciones cotidianas (paseos) o excepcionales (viajes , vacaciones o ausencias prolongadas). Actualmente, muchos dueños no cuentan con referencias claras ni con garantías sobre la seguridad y confiabilidad de quienes ofrecen estos servicios, lo que genera inseguridad y desconfianza al momento de dejar el cuidado de sus mascotas en manos de tercero</w:t>
             </w:r>
           </w:p>
         </w:tc>
       </w:tr>
       <w:tr>
         <w:trPr>
-          <w:cantSplit w:val="0"/>
-          <w:trHeight w:val="838" w:hRule="atLeast"/>
-          <w:tblHeader w:val="0"/>
+          <w:trHeight w:val="838"/>
         </w:trPr>
         <w:tc>
           <w:tcPr>
+            <w:tcW w:w="3000" w:type="dxa"/>
             <w:vAlign w:val="center"/>
           </w:tcPr>
           <w:p>
             <w:pPr>
               <w:rPr>
-                <w:rFonts w:ascii="Calibri" w:cs="Calibri" w:eastAsia="Calibri" w:hAnsi="Calibri"/>
-                <w:color w:val="1f3864"/>
+                <w:color w:val="1F3864"/>
                 <w:sz w:val="18"/>
                 <w:szCs w:val="18"/>
               </w:rPr>
             </w:pPr>
             <w:r>
               <w:rPr>
-                <w:rFonts w:ascii="Calibri" w:cs="Calibri" w:eastAsia="Calibri" w:hAnsi="Calibri"/>
-                <w:color w:val="1f3864"/>
+                <w:color w:val="1F3864"/>
                 <w:sz w:val="18"/>
                 <w:szCs w:val="18"/>
-                <w:rtl w:val="0"/>
               </w:rPr>
               <w:t xml:space="preserve">2. Objetivos </w:t>
             </w:r>
@@ -1073,24 +762,18 @@
         </w:tc>
         <w:tc>
           <w:tcPr>
+            <w:tcW w:w="7200" w:type="dxa"/>
             <w:vAlign w:val="center"/>
           </w:tcPr>
           <w:p>
             <w:pPr>
-              <w:keepNext w:val="0"/>
-              <w:keepLines w:val="0"/>
-              <w:pageBreakBefore w:val="0"/>
-              <w:widowControl w:val="1"/>
               <w:pBdr>
-                <w:top w:space="0" w:sz="0" w:val="nil"/>
-                <w:left w:space="0" w:sz="0" w:val="nil"/>
-                <w:bottom w:space="0" w:sz="0" w:val="nil"/>
-                <w:right w:space="0" w:sz="0" w:val="nil"/>
-                <w:between w:space="0" w:sz="0" w:val="nil"/>
+                <w:top w:val="nil"/>
+                <w:left w:val="nil"/>
+                <w:bottom w:val="nil"/>
+                <w:right w:val="nil"/>
+                <w:between w:val="nil"/>
               </w:pBdr>
-              <w:shd w:fill="auto" w:val="clear"/>
-              <w:spacing w:after="160" w:before="0" w:line="259" w:lineRule="auto"/>
-              <w:ind w:left="720" w:right="0" w:firstLine="0"/>
               <w:jc w:val="both"/>
               <w:rPr>
                 <w:sz w:val="20"/>
@@ -1101,43 +784,28 @@
               <w:rPr>
                 <w:sz w:val="20"/>
                 <w:szCs w:val="20"/>
-                <w:rtl w:val="0"/>
-              </w:rPr>
-              <w:t xml:space="preserve">Objetivos Generales: Desarrollar una aplicación móvil que </w:t>
-            </w:r>
-            <w:r>
-              <w:rPr>
-                <w:sz w:val="20"/>
-                <w:szCs w:val="20"/>
-                <w:rtl w:val="0"/>
-              </w:rPr>
-              <w:t xml:space="preserve">conecte</w:t>
-            </w:r>
-            <w:r>
-              <w:rPr>
-                <w:sz w:val="20"/>
-                <w:szCs w:val="20"/>
-                <w:rtl w:val="0"/>
-              </w:rPr>
-              <w:t xml:space="preserve"> a dueños de mascotas con paseadores y cuidadores certificados, garantizando seguridad, confianza y facilidad en la gestión de servicios de paseo y cuidado de mascotas mediante herramientas tecnológicas de validación y geolocalización.</w:t>
-            </w:r>
-          </w:p>
-          <w:p>
-            <w:pPr>
-              <w:keepNext w:val="0"/>
-              <w:keepLines w:val="0"/>
-              <w:pageBreakBefore w:val="0"/>
-              <w:widowControl w:val="1"/>
+              </w:rPr>
+              <w:t xml:space="preserve">Objetivos Generales: Desarrollar una aplicación móvil que conecte a dueños de mascotas con paseadores y cuidadores certificados, garantizando seguridad, confianza </w:t>
+            </w:r>
+            <w:r>
+              <w:rPr>
+                <w:sz w:val="20"/>
+                <w:szCs w:val="20"/>
+              </w:rPr>
+              <w:lastRenderedPageBreak/>
+              <w:t>y facilidad en la gestión de servicios de paseo y cuidado de mascotas mediante herramientas tecnológicas de validación y geolocalización.</w:t>
+            </w:r>
+          </w:p>
+          <w:p>
+            <w:pPr>
               <w:pBdr>
-                <w:top w:space="0" w:sz="0" w:val="nil"/>
-                <w:left w:space="0" w:sz="0" w:val="nil"/>
-                <w:bottom w:space="0" w:sz="0" w:val="nil"/>
-                <w:right w:space="0" w:sz="0" w:val="nil"/>
-                <w:between w:space="0" w:sz="0" w:val="nil"/>
+                <w:top w:val="nil"/>
+                <w:left w:val="nil"/>
+                <w:bottom w:val="nil"/>
+                <w:right w:val="nil"/>
+                <w:between w:val="nil"/>
               </w:pBdr>
-              <w:shd w:fill="auto" w:val="clear"/>
-              <w:spacing w:after="160" w:before="0" w:line="259" w:lineRule="auto"/>
-              <w:ind w:left="720" w:right="0" w:firstLine="0"/>
+              <w:ind w:left="720"/>
               <w:jc w:val="both"/>
               <w:rPr>
                 <w:sz w:val="20"/>
@@ -1148,9 +816,8 @@
               <w:rPr>
                 <w:sz w:val="20"/>
                 <w:szCs w:val="20"/>
-                <w:rtl w:val="0"/>
-              </w:rPr>
-              <w:t xml:space="preserve">Objetivos Específicos:</w:t>
+              </w:rPr>
+              <w:t>Objetivos Específicos:</w:t>
             </w:r>
           </w:p>
           <w:p>
@@ -1159,8 +826,7 @@
                 <w:ilvl w:val="0"/>
                 <w:numId w:val="1"/>
               </w:numPr>
-              <w:spacing w:after="0" w:afterAutospacing="0"/>
-              <w:ind w:left="1440" w:hanging="360"/>
+              <w:spacing w:after="0"/>
               <w:jc w:val="both"/>
               <w:rPr>
                 <w:sz w:val="20"/>
@@ -1171,10 +837,15 @@
               <w:rPr>
                 <w:sz w:val="20"/>
                 <w:szCs w:val="20"/>
-                <w:rtl w:val="0"/>
-              </w:rPr>
-              <w:t xml:space="preserve">Diseñar una interfaz intuitiva que permita a los usuarios registrarse, buscar y contactar paseadores o cuidadores dentro de su zona.</w:t>
-              <w:br w:type="textWrapping"/>
+              </w:rPr>
+              <w:t>Diseñar una interfaz intuitiva que permita a los usuarios registrarse, buscar y contactar paseadores o cuidadores dentro de su zona.</w:t>
+            </w:r>
+            <w:r>
+              <w:rPr>
+                <w:sz w:val="20"/>
+                <w:szCs w:val="20"/>
+              </w:rPr>
+              <w:br/>
             </w:r>
           </w:p>
           <w:p>
@@ -1183,8 +854,7 @@
                 <w:ilvl w:val="0"/>
                 <w:numId w:val="1"/>
               </w:numPr>
-              <w:spacing w:after="0" w:afterAutospacing="0"/>
-              <w:ind w:left="1440" w:hanging="360"/>
+              <w:spacing w:after="0"/>
               <w:jc w:val="both"/>
               <w:rPr>
                 <w:sz w:val="20"/>
@@ -1195,10 +865,15 @@
               <w:rPr>
                 <w:sz w:val="20"/>
                 <w:szCs w:val="20"/>
-                <w:rtl w:val="0"/>
-              </w:rPr>
-              <w:t xml:space="preserve">Implementar un sistema de verificación de identidad mediante reconocimiento facial y validación de documentos para asegurar la confiabilidad del servicio.</w:t>
-              <w:br w:type="textWrapping"/>
+              </w:rPr>
+              <w:t>Implementar un sistema de verificación de identidad mediante reconocimiento facial y validación de documentos para asegurar la confiabilidad del servicio.</w:t>
+            </w:r>
+            <w:r>
+              <w:rPr>
+                <w:sz w:val="20"/>
+                <w:szCs w:val="20"/>
+              </w:rPr>
+              <w:br/>
             </w:r>
           </w:p>
           <w:p>
@@ -1207,8 +882,7 @@
                 <w:ilvl w:val="0"/>
                 <w:numId w:val="1"/>
               </w:numPr>
-              <w:spacing w:after="0" w:afterAutospacing="0"/>
-              <w:ind w:left="1440" w:hanging="360"/>
+              <w:spacing w:after="0"/>
               <w:jc w:val="both"/>
               <w:rPr>
                 <w:sz w:val="20"/>
@@ -1219,10 +893,15 @@
               <w:rPr>
                 <w:sz w:val="20"/>
                 <w:szCs w:val="20"/>
-                <w:rtl w:val="0"/>
-              </w:rPr>
-              <w:t xml:space="preserve">Integrar funcionalidades de geolocalización para visualizar y filtrar paseadores o cuidadores cercanos al usuario.</w:t>
-              <w:br w:type="textWrapping"/>
+              </w:rPr>
+              <w:t>Integrar funcionalidades de geolocalización para visualizar y filtrar paseadores o cuidadores cercanos al usuario.</w:t>
+            </w:r>
+            <w:r>
+              <w:rPr>
+                <w:sz w:val="20"/>
+                <w:szCs w:val="20"/>
+              </w:rPr>
+              <w:br/>
             </w:r>
           </w:p>
           <w:p>
@@ -1231,8 +910,7 @@
                 <w:ilvl w:val="0"/>
                 <w:numId w:val="1"/>
               </w:numPr>
-              <w:spacing w:after="0" w:afterAutospacing="0"/>
-              <w:ind w:left="1440" w:hanging="360"/>
+              <w:spacing w:after="0"/>
               <w:jc w:val="both"/>
               <w:rPr>
                 <w:sz w:val="20"/>
@@ -1243,10 +921,15 @@
               <w:rPr>
                 <w:sz w:val="20"/>
                 <w:szCs w:val="20"/>
-                <w:rtl w:val="0"/>
-              </w:rPr>
-              <w:t xml:space="preserve">Incorporar un sistema de pagos seguro mediante API de Transbank u otra plataforma de pago.</w:t>
-              <w:br w:type="textWrapping"/>
+              </w:rPr>
+              <w:t>Incorporar un sistema de pagos seguro mediante API de Transbank u otra plataforma de pago.</w:t>
+            </w:r>
+            <w:r>
+              <w:rPr>
+                <w:sz w:val="20"/>
+                <w:szCs w:val="20"/>
+              </w:rPr>
+              <w:br/>
             </w:r>
           </w:p>
           <w:p>
@@ -1255,8 +938,7 @@
                 <w:ilvl w:val="0"/>
                 <w:numId w:val="1"/>
               </w:numPr>
-              <w:spacing w:after="0" w:afterAutospacing="0"/>
-              <w:ind w:left="1440" w:hanging="360"/>
+              <w:spacing w:after="0"/>
               <w:jc w:val="both"/>
               <w:rPr>
                 <w:sz w:val="20"/>
@@ -1267,10 +949,15 @@
               <w:rPr>
                 <w:sz w:val="20"/>
                 <w:szCs w:val="20"/>
-                <w:rtl w:val="0"/>
-              </w:rPr>
-              <w:t xml:space="preserve">Realizar pruebas de usabilidad y seguridad para validar el correcto funcionamiento y experiencia del usuario dentro de la aplicación.</w:t>
-              <w:br w:type="textWrapping"/>
+              </w:rPr>
+              <w:t>Realizar pruebas de usabilidad y seguridad para validar el correcto funcionamiento y experiencia del usuario dentro de la aplicación.</w:t>
+            </w:r>
+            <w:r>
+              <w:rPr>
+                <w:sz w:val="20"/>
+                <w:szCs w:val="20"/>
+              </w:rPr>
+              <w:br/>
             </w:r>
           </w:p>
           <w:p>
@@ -1279,7 +966,6 @@
                 <w:ilvl w:val="0"/>
                 <w:numId w:val="1"/>
               </w:numPr>
-              <w:ind w:left="1440" w:hanging="360"/>
               <w:jc w:val="both"/>
               <w:rPr>
                 <w:sz w:val="20"/>
@@ -1290,66 +976,56 @@
               <w:rPr>
                 <w:sz w:val="20"/>
                 <w:szCs w:val="20"/>
-                <w:rtl w:val="0"/>
-              </w:rPr>
-              <w:t xml:space="preserve">Presentar una demo funcional del sistema como entrega final del Proyecto APT.</w:t>
-            </w:r>
-            <w:r>
-              <w:rPr>
-                <w:rtl w:val="0"/>
-              </w:rPr>
+              </w:rPr>
+              <w:t>Presentar una demo funcional del sistema como entrega final del Proyecto APT.</w:t>
             </w:r>
           </w:p>
         </w:tc>
       </w:tr>
       <w:tr>
         <w:trPr>
-          <w:cantSplit w:val="0"/>
-          <w:trHeight w:val="5265.31005859375" w:hRule="atLeast"/>
-          <w:tblHeader w:val="0"/>
+          <w:trHeight w:val="5265"/>
         </w:trPr>
         <w:tc>
           <w:tcPr>
+            <w:tcW w:w="3000" w:type="dxa"/>
             <w:vAlign w:val="center"/>
           </w:tcPr>
           <w:p>
             <w:pPr>
               <w:rPr>
-                <w:rFonts w:ascii="Calibri" w:cs="Calibri" w:eastAsia="Calibri" w:hAnsi="Calibri"/>
-                <w:color w:val="1f3864"/>
+                <w:color w:val="1F3864"/>
                 <w:sz w:val="18"/>
                 <w:szCs w:val="18"/>
               </w:rPr>
             </w:pPr>
             <w:r>
               <w:rPr>
-                <w:rFonts w:ascii="Calibri" w:cs="Calibri" w:eastAsia="Calibri" w:hAnsi="Calibri"/>
-                <w:color w:val="1f3864"/>
+                <w:color w:val="1F3864"/>
                 <w:sz w:val="18"/>
                 <w:szCs w:val="18"/>
-                <w:rtl w:val="0"/>
-              </w:rPr>
-              <w:t xml:space="preserve">3. Metodología</w:t>
+              </w:rPr>
+              <w:lastRenderedPageBreak/>
+              <w:t>3. Metodología</w:t>
             </w:r>
           </w:p>
         </w:tc>
         <w:tc>
           <w:tcPr>
+            <w:tcW w:w="7200" w:type="dxa"/>
             <w:vAlign w:val="center"/>
           </w:tcPr>
           <w:p>
             <w:pPr>
-              <w:ind w:left="0" w:firstLine="0"/>
-              <w:rPr>
-                <w:sz w:val="20"/>
-                <w:szCs w:val="20"/>
-              </w:rPr>
-            </w:pPr>
-            <w:r>
-              <w:rPr>
-                <w:sz w:val="20"/>
-                <w:szCs w:val="20"/>
-                <w:rtl w:val="0"/>
+              <w:rPr>
+                <w:sz w:val="20"/>
+                <w:szCs w:val="20"/>
+              </w:rPr>
+            </w:pPr>
+            <w:r>
+              <w:rPr>
+                <w:sz w:val="20"/>
+                <w:szCs w:val="20"/>
               </w:rPr>
               <w:t xml:space="preserve">Para el desarrollo del Proyecto APT se utilizó la </w:t>
             </w:r>
@@ -1357,25 +1033,23 @@
               <w:rPr>
                 <w:sz w:val="20"/>
                 <w:szCs w:val="20"/>
-                <w:rtl w:val="0"/>
-              </w:rPr>
-              <w:t xml:space="preserve">metodología  cascada</w:t>
-            </w:r>
-            <w:r>
-              <w:rPr>
-                <w:sz w:val="20"/>
-                <w:szCs w:val="20"/>
-                <w:rtl w:val="0"/>
-              </w:rPr>
-              <w:t xml:space="preserve">, que permite avanzar de manera secuencial y organizada por etapas, asegurando un control claro sobre cada fase del desarrollo.</w:t>
-            </w:r>
-          </w:p>
-          <w:p>
-            <w:pPr>
-              <w:ind w:left="720" w:firstLine="0"/>
-              <w:rPr>
-                <w:b w:val="1"/>
-                <w:bCs w:val="1"/>
+              </w:rPr>
+              <w:t>metodología cascada</w:t>
+            </w:r>
+            <w:r>
+              <w:rPr>
+                <w:sz w:val="20"/>
+                <w:szCs w:val="20"/>
+              </w:rPr>
+              <w:t>, que permite avanzar de manera secuencial y organizada por etapas, asegurando un control claro sobre cada fase del desarrollo.</w:t>
+            </w:r>
+          </w:p>
+          <w:p>
+            <w:pPr>
+              <w:ind w:left="720"/>
+              <w:rPr>
+                <w:b/>
+                <w:bCs/>
                 <w:sz w:val="20"/>
                 <w:szCs w:val="20"/>
                 <w:u w:val="single"/>
@@ -1383,14 +1057,13 @@
             </w:pPr>
             <w:r>
               <w:rPr>
-                <w:b w:val="1"/>
-                <w:bCs w:val="1"/>
+                <w:b/>
+                <w:bCs/>
                 <w:sz w:val="20"/>
                 <w:szCs w:val="20"/>
                 <w:u w:val="single"/>
-                <w:rtl w:val="0"/>
-              </w:rPr>
-              <w:t xml:space="preserve">Fases del proyecto:</w:t>
+              </w:rPr>
+              <w:t>Fases del proyecto:</w:t>
             </w:r>
           </w:p>
           <w:p>
@@ -1399,28 +1072,25 @@
                 <w:ilvl w:val="0"/>
                 <w:numId w:val="3"/>
               </w:numPr>
-              <w:spacing w:after="0" w:afterAutospacing="0" w:before="240" w:lineRule="auto"/>
-              <w:ind w:left="720" w:hanging="360"/>
-              <w:rPr>
-                <w:sz w:val="20"/>
-                <w:szCs w:val="20"/>
-              </w:rPr>
-            </w:pPr>
-            <w:r>
-              <w:rPr>
-                <w:b w:val="1"/>
-                <w:bCs w:val="1"/>
-                <w:sz w:val="20"/>
-                <w:szCs w:val="20"/>
-                <w:rtl w:val="0"/>
-              </w:rPr>
-              <w:t xml:space="preserve">Análisis de requerimientos:</w:t>
-            </w:r>
-            <w:r>
-              <w:rPr>
-                <w:sz w:val="20"/>
-                <w:szCs w:val="20"/>
-                <w:rtl w:val="0"/>
+              <w:spacing w:before="240" w:after="0"/>
+              <w:rPr>
+                <w:sz w:val="20"/>
+                <w:szCs w:val="20"/>
+              </w:rPr>
+            </w:pPr>
+            <w:r>
+              <w:rPr>
+                <w:b/>
+                <w:bCs/>
+                <w:sz w:val="20"/>
+                <w:szCs w:val="20"/>
+              </w:rPr>
+              <w:t>Análisis de requerimientos:</w:t>
+            </w:r>
+            <w:r>
+              <w:rPr>
+                <w:sz w:val="20"/>
+                <w:szCs w:val="20"/>
               </w:rPr>
               <w:t xml:space="preserve"> Levantamiento de necesidades de los usuarios y definición de las funcionalidades clave de la app.</w:t>
             </w:r>
@@ -1431,28 +1101,25 @@
                 <w:ilvl w:val="0"/>
                 <w:numId w:val="3"/>
               </w:numPr>
-              <w:spacing w:after="0" w:afterAutospacing="0" w:before="0" w:beforeAutospacing="0" w:lineRule="auto"/>
-              <w:ind w:left="720" w:hanging="360"/>
-              <w:rPr>
-                <w:sz w:val="20"/>
-                <w:szCs w:val="20"/>
-              </w:rPr>
-            </w:pPr>
-            <w:r>
-              <w:rPr>
-                <w:b w:val="1"/>
-                <w:bCs w:val="1"/>
-                <w:sz w:val="20"/>
-                <w:szCs w:val="20"/>
-                <w:rtl w:val="0"/>
-              </w:rPr>
-              <w:t xml:space="preserve">Diseño:</w:t>
-            </w:r>
-            <w:r>
-              <w:rPr>
-                <w:sz w:val="20"/>
-                <w:szCs w:val="20"/>
-                <w:rtl w:val="0"/>
+              <w:spacing w:after="0"/>
+              <w:rPr>
+                <w:sz w:val="20"/>
+                <w:szCs w:val="20"/>
+              </w:rPr>
+            </w:pPr>
+            <w:r>
+              <w:rPr>
+                <w:b/>
+                <w:bCs/>
+                <w:sz w:val="20"/>
+                <w:szCs w:val="20"/>
+              </w:rPr>
+              <w:t>Diseño:</w:t>
+            </w:r>
+            <w:r>
+              <w:rPr>
+                <w:sz w:val="20"/>
+                <w:szCs w:val="20"/>
               </w:rPr>
               <w:t xml:space="preserve"> Elaboración de mockups, definición de la arquitectura y diseño de base de datos.</w:t>
             </w:r>
@@ -1463,28 +1130,25 @@
                 <w:ilvl w:val="0"/>
                 <w:numId w:val="3"/>
               </w:numPr>
-              <w:spacing w:after="0" w:afterAutospacing="0" w:before="0" w:beforeAutospacing="0" w:lineRule="auto"/>
-              <w:ind w:left="720" w:hanging="360"/>
-              <w:rPr>
-                <w:sz w:val="20"/>
-                <w:szCs w:val="20"/>
-              </w:rPr>
-            </w:pPr>
-            <w:r>
-              <w:rPr>
-                <w:b w:val="1"/>
-                <w:bCs w:val="1"/>
-                <w:sz w:val="20"/>
-                <w:szCs w:val="20"/>
-                <w:rtl w:val="0"/>
-              </w:rPr>
-              <w:t xml:space="preserve">Desarrollo:</w:t>
-            </w:r>
-            <w:r>
-              <w:rPr>
-                <w:sz w:val="20"/>
-                <w:szCs w:val="20"/>
-                <w:rtl w:val="0"/>
+              <w:spacing w:after="0"/>
+              <w:rPr>
+                <w:sz w:val="20"/>
+                <w:szCs w:val="20"/>
+              </w:rPr>
+            </w:pPr>
+            <w:r>
+              <w:rPr>
+                <w:b/>
+                <w:bCs/>
+                <w:sz w:val="20"/>
+                <w:szCs w:val="20"/>
+              </w:rPr>
+              <w:t>Desarrollo:</w:t>
+            </w:r>
+            <w:r>
+              <w:rPr>
+                <w:sz w:val="20"/>
+                <w:szCs w:val="20"/>
               </w:rPr>
               <w:t xml:space="preserve"> Implementación del sistema de registro, validación facial, geolocalización y pagos.</w:t>
             </w:r>
@@ -1495,28 +1159,25 @@
                 <w:ilvl w:val="0"/>
                 <w:numId w:val="3"/>
               </w:numPr>
-              <w:spacing w:after="0" w:afterAutospacing="0" w:before="0" w:beforeAutospacing="0" w:lineRule="auto"/>
-              <w:ind w:left="720" w:hanging="360"/>
-              <w:rPr>
-                <w:sz w:val="20"/>
-                <w:szCs w:val="20"/>
-              </w:rPr>
-            </w:pPr>
-            <w:r>
-              <w:rPr>
-                <w:b w:val="1"/>
-                <w:bCs w:val="1"/>
-                <w:sz w:val="20"/>
-                <w:szCs w:val="20"/>
-                <w:rtl w:val="0"/>
-              </w:rPr>
-              <w:t xml:space="preserve">Pruebas:</w:t>
-            </w:r>
-            <w:r>
-              <w:rPr>
-                <w:sz w:val="20"/>
-                <w:szCs w:val="20"/>
-                <w:rtl w:val="0"/>
+              <w:spacing w:after="0"/>
+              <w:rPr>
+                <w:sz w:val="20"/>
+                <w:szCs w:val="20"/>
+              </w:rPr>
+            </w:pPr>
+            <w:r>
+              <w:rPr>
+                <w:b/>
+                <w:bCs/>
+                <w:sz w:val="20"/>
+                <w:szCs w:val="20"/>
+              </w:rPr>
+              <w:t>Pruebas:</w:t>
+            </w:r>
+            <w:r>
+              <w:rPr>
+                <w:sz w:val="20"/>
+                <w:szCs w:val="20"/>
               </w:rPr>
               <w:t xml:space="preserve"> Verificación de la funcionalidad, seguridad y usabilidad de la aplicación.</w:t>
             </w:r>
@@ -1527,107 +1188,109 @@
                 <w:ilvl w:val="0"/>
                 <w:numId w:val="3"/>
               </w:numPr>
-              <w:spacing w:after="240" w:before="0" w:beforeAutospacing="0" w:lineRule="auto"/>
-              <w:ind w:left="720" w:hanging="360"/>
-              <w:rPr>
-                <w:sz w:val="20"/>
-                <w:szCs w:val="20"/>
-              </w:rPr>
-            </w:pPr>
-            <w:r>
-              <w:rPr>
-                <w:b w:val="1"/>
-                <w:bCs w:val="1"/>
-                <w:sz w:val="20"/>
-                <w:szCs w:val="20"/>
-                <w:rtl w:val="0"/>
-              </w:rPr>
-              <w:t xml:space="preserve">Implementación y presentación:</w:t>
-            </w:r>
-            <w:r>
-              <w:rPr>
-                <w:sz w:val="20"/>
-                <w:szCs w:val="20"/>
-                <w:rtl w:val="0"/>
+              <w:spacing w:after="240"/>
+              <w:rPr>
+                <w:sz w:val="20"/>
+                <w:szCs w:val="20"/>
+              </w:rPr>
+            </w:pPr>
+            <w:r>
+              <w:rPr>
+                <w:b/>
+                <w:bCs/>
+                <w:sz w:val="20"/>
+                <w:szCs w:val="20"/>
+              </w:rPr>
+              <w:t>Implementación y presentación:</w:t>
+            </w:r>
+            <w:r>
+              <w:rPr>
+                <w:sz w:val="20"/>
+                <w:szCs w:val="20"/>
               </w:rPr>
               <w:t xml:space="preserve"> Preparación de la versión final y exposición del proyecto ante la comisión evaluadora.</w:t>
             </w:r>
           </w:p>
           <w:p>
             <w:pPr>
-              <w:spacing w:after="240" w:before="240" w:lineRule="auto"/>
-              <w:ind w:left="0" w:firstLine="0"/>
-              <w:rPr>
-                <w:sz w:val="20"/>
-                <w:szCs w:val="20"/>
-              </w:rPr>
-            </w:pPr>
-            <w:r>
-              <w:rPr>
-                <w:sz w:val="20"/>
-                <w:szCs w:val="20"/>
-                <w:rtl w:val="0"/>
-              </w:rPr>
-              <w:t xml:space="preserve">La metodología en cascada fue la elegida para este proyecto, ya que permite avanzar de forma estructurada, asegurando que cada etapa se complete antes de pasar a la siguiente. Esto facilita la planificación, el control del avance y la detección temprana de errores, factores clave para cumplir con los objetivos planteados en el desarrollo de una aplicación móvil con múltiples componentes (seguridad, validación e integración de APIs).</w:t>
-            </w:r>
-            <w:r>
-              <w:rPr>
-                <w:rtl w:val="0"/>
-              </w:rPr>
+              <w:spacing w:before="240" w:after="240"/>
+              <w:rPr>
+                <w:sz w:val="20"/>
+                <w:szCs w:val="20"/>
+              </w:rPr>
+            </w:pPr>
+            <w:r>
+              <w:rPr>
+                <w:sz w:val="20"/>
+                <w:szCs w:val="20"/>
+              </w:rPr>
+              <w:t xml:space="preserve">La metodología en cascada fue la elegida para este proyecto, ya que permite avanzar de forma estructurada, asegurando que cada etapa se complete antes de pasar a la siguiente. Esto facilita la planificación, el control del avance y la detección temprana de errores, factores clave para cumplir con los objetivos planteados en el desarrollo de una aplicación móvil con múltiples componentes (seguridad, validación e integración de </w:t>
+            </w:r>
+            <w:proofErr w:type="spellStart"/>
+            <w:r>
+              <w:rPr>
+                <w:sz w:val="20"/>
+                <w:szCs w:val="20"/>
+              </w:rPr>
+              <w:t>APIs</w:t>
+            </w:r>
+            <w:proofErr w:type="spellEnd"/>
+            <w:r>
+              <w:rPr>
+                <w:sz w:val="20"/>
+                <w:szCs w:val="20"/>
+              </w:rPr>
+              <w:t>).</w:t>
             </w:r>
           </w:p>
         </w:tc>
       </w:tr>
       <w:tr>
         <w:trPr>
-          <w:cantSplit w:val="0"/>
-          <w:trHeight w:val="2117" w:hRule="atLeast"/>
-          <w:tblHeader w:val="0"/>
+          <w:trHeight w:val="2117"/>
         </w:trPr>
         <w:tc>
           <w:tcPr>
+            <w:tcW w:w="3000" w:type="dxa"/>
             <w:vAlign w:val="center"/>
           </w:tcPr>
           <w:p>
             <w:pPr>
               <w:rPr>
-                <w:rFonts w:ascii="Calibri" w:cs="Calibri" w:eastAsia="Calibri" w:hAnsi="Calibri"/>
-                <w:color w:val="1f3864"/>
+                <w:color w:val="1F3864"/>
                 <w:sz w:val="18"/>
                 <w:szCs w:val="18"/>
               </w:rPr>
             </w:pPr>
             <w:r>
               <w:rPr>
-                <w:rFonts w:ascii="Calibri" w:cs="Calibri" w:eastAsia="Calibri" w:hAnsi="Calibri"/>
-                <w:color w:val="1f3864"/>
+                <w:color w:val="1F3864"/>
                 <w:sz w:val="18"/>
                 <w:szCs w:val="18"/>
-                <w:rtl w:val="0"/>
-              </w:rPr>
-              <w:t xml:space="preserve">4. Desarrollo</w:t>
+              </w:rPr>
+              <w:lastRenderedPageBreak/>
+              <w:t>4. Desarrollo</w:t>
             </w:r>
           </w:p>
         </w:tc>
         <w:tc>
           <w:tcPr>
+            <w:tcW w:w="7200" w:type="dxa"/>
             <w:vAlign w:val="center"/>
           </w:tcPr>
           <w:p>
             <w:pPr>
-              <w:ind w:left="0" w:firstLine="0"/>
-              <w:rPr>
-                <w:sz w:val="20"/>
-                <w:szCs w:val="20"/>
-              </w:rPr>
-            </w:pPr>
-            <w:r>
-              <w:rPr>
-                <w:sz w:val="20"/>
-                <w:szCs w:val="20"/>
-                <w:rtl w:val="0"/>
-              </w:rPr>
-              <w:t xml:space="preserve">Las actividades ya realizadas por el equipo de trabajo son las siguientes:</w:t>
+              <w:rPr>
+                <w:sz w:val="20"/>
+                <w:szCs w:val="20"/>
+              </w:rPr>
+            </w:pPr>
+            <w:r>
+              <w:rPr>
+                <w:sz w:val="20"/>
+                <w:szCs w:val="20"/>
+              </w:rPr>
+              <w:t>Las actividades ya realizadas por el equipo de trabajo son las siguientes:</w:t>
             </w:r>
           </w:p>
           <w:p>
@@ -1636,30 +1299,43 @@
                 <w:ilvl w:val="0"/>
                 <w:numId w:val="2"/>
               </w:numPr>
-              <w:spacing w:after="0" w:afterAutospacing="0"/>
-              <w:ind w:left="720" w:hanging="360"/>
-              <w:rPr>
-                <w:sz w:val="20"/>
-                <w:szCs w:val="20"/>
-              </w:rPr>
-            </w:pPr>
-            <w:r>
-              <w:rPr>
-                <w:b w:val="1"/>
-                <w:bCs w:val="1"/>
-                <w:sz w:val="20"/>
-                <w:szCs w:val="20"/>
-                <w:rtl w:val="0"/>
-              </w:rPr>
-              <w:t xml:space="preserve">Mockups de la app:</w:t>
-            </w:r>
-            <w:r>
-              <w:rPr>
-                <w:sz w:val="20"/>
-                <w:szCs w:val="20"/>
-                <w:rtl w:val="0"/>
-              </w:rPr>
-              <w:t xml:space="preserve"> Diseño de las pantallas principales (login, mapa, solicitudes, historial) para validar la experiencia del usuario y la navegación dentro de la aplicación.</w:t>
+              <w:spacing w:after="0"/>
+              <w:rPr>
+                <w:sz w:val="20"/>
+                <w:szCs w:val="20"/>
+              </w:rPr>
+            </w:pPr>
+            <w:r>
+              <w:rPr>
+                <w:b/>
+                <w:bCs/>
+                <w:sz w:val="20"/>
+                <w:szCs w:val="20"/>
+              </w:rPr>
+              <w:t>Mockups de la app:</w:t>
+            </w:r>
+            <w:r>
+              <w:rPr>
+                <w:sz w:val="20"/>
+                <w:szCs w:val="20"/>
+              </w:rPr>
+              <w:t xml:space="preserve"> Diseño de las pantallas principales (</w:t>
+            </w:r>
+            <w:proofErr w:type="spellStart"/>
+            <w:r>
+              <w:rPr>
+                <w:sz w:val="20"/>
+                <w:szCs w:val="20"/>
+              </w:rPr>
+              <w:t>login</w:t>
+            </w:r>
+            <w:proofErr w:type="spellEnd"/>
+            <w:r>
+              <w:rPr>
+                <w:sz w:val="20"/>
+                <w:szCs w:val="20"/>
+              </w:rPr>
+              <w:t>, mapa, solicitudes, historial) para validar la experiencia del usuario y la navegación dentro de la aplicación.</w:t>
             </w:r>
           </w:p>
           <w:p>
@@ -1668,46 +1344,43 @@
                 <w:ilvl w:val="0"/>
                 <w:numId w:val="2"/>
               </w:numPr>
-              <w:spacing w:after="0" w:afterAutospacing="0"/>
-              <w:ind w:left="720" w:hanging="360"/>
-              <w:rPr>
-                <w:sz w:val="20"/>
-                <w:szCs w:val="20"/>
-              </w:rPr>
-            </w:pPr>
-            <w:r>
-              <w:rPr>
-                <w:b w:val="1"/>
-                <w:bCs w:val="1"/>
-                <w:sz w:val="20"/>
-                <w:szCs w:val="20"/>
-                <w:rtl w:val="0"/>
-              </w:rPr>
-              <w:t xml:space="preserve">Diseño de arquitectura:</w:t>
-            </w:r>
-            <w:r>
-              <w:rPr>
-                <w:sz w:val="20"/>
-                <w:szCs w:val="20"/>
-                <w:rtl w:val="0"/>
+              <w:spacing w:after="0"/>
+              <w:rPr>
+                <w:sz w:val="20"/>
+                <w:szCs w:val="20"/>
+              </w:rPr>
+            </w:pPr>
+            <w:r>
+              <w:rPr>
+                <w:b/>
+                <w:bCs/>
+                <w:sz w:val="20"/>
+                <w:szCs w:val="20"/>
+              </w:rPr>
+              <w:t>Diseño de arquitectura:</w:t>
+            </w:r>
+            <w:r>
+              <w:rPr>
+                <w:sz w:val="20"/>
+                <w:szCs w:val="20"/>
               </w:rPr>
               <w:t xml:space="preserve"> Estructura del sistema, incluyendo los módulos de la aplicación, flujos de datos y </w:t>
             </w:r>
-            <w:r>
-              <w:rPr>
-                <w:sz w:val="20"/>
-                <w:szCs w:val="20"/>
-                <w:rtl w:val="0"/>
-              </w:rPr>
-              <w:t xml:space="preserve">APIs externas para geolocalización y pagos</w:t>
-            </w:r>
-            <w:r>
-              <w:rPr>
-                <w:sz w:val="20"/>
-                <w:szCs w:val="20"/>
-                <w:rtl w:val="0"/>
-              </w:rPr>
-              <w:t xml:space="preserve">, que pueden ser Transbank u otro servicio que se seleccione.</w:t>
+            <w:proofErr w:type="spellStart"/>
+            <w:r>
+              <w:rPr>
+                <w:sz w:val="20"/>
+                <w:szCs w:val="20"/>
+              </w:rPr>
+              <w:t>APIs</w:t>
+            </w:r>
+            <w:proofErr w:type="spellEnd"/>
+            <w:r>
+              <w:rPr>
+                <w:sz w:val="20"/>
+                <w:szCs w:val="20"/>
+              </w:rPr>
+              <w:t xml:space="preserve"> externas para geolocalización y pagos, que pueden ser Transbank u otro servicio que se seleccione.</w:t>
             </w:r>
           </w:p>
           <w:p>
@@ -1716,22 +1389,20 @@
                 <w:ilvl w:val="0"/>
                 <w:numId w:val="2"/>
               </w:numPr>
-              <w:spacing w:after="0" w:afterAutospacing="0"/>
-              <w:ind w:left="720" w:hanging="360"/>
-              <w:rPr>
-                <w:b w:val="1"/>
-                <w:bCs w:val="1"/>
-                <w:sz w:val="20"/>
-                <w:szCs w:val="20"/>
-              </w:rPr>
-            </w:pPr>
-            <w:r>
-              <w:rPr>
-                <w:b w:val="1"/>
-                <w:bCs w:val="1"/>
-                <w:sz w:val="20"/>
-                <w:szCs w:val="20"/>
-                <w:rtl w:val="0"/>
+              <w:spacing w:after="0"/>
+              <w:rPr>
+                <w:b/>
+                <w:bCs/>
+                <w:sz w:val="20"/>
+                <w:szCs w:val="20"/>
+              </w:rPr>
+            </w:pPr>
+            <w:r>
+              <w:rPr>
+                <w:b/>
+                <w:bCs/>
+                <w:sz w:val="20"/>
+                <w:szCs w:val="20"/>
               </w:rPr>
               <w:t xml:space="preserve">Registro de usuarios con autenticación: </w:t>
             </w:r>
@@ -1739,9 +1410,40 @@
               <w:rPr>
                 <w:sz w:val="20"/>
                 <w:szCs w:val="20"/>
-                <w:rtl w:val="0"/>
-              </w:rPr>
-              <w:t xml:space="preserve">Ha sido creado el sistema de validación de identidad del cliente como de los paseadores  se ha hecho una verificación mediante reconocimiento facial a través de selfie y escaneo de carnet, asegurando que solo personas reales y verificadas puedan acceder a la app</w:t>
+              </w:rPr>
+              <w:t xml:space="preserve">Ha sido creado el sistema de validación de identidad del cliente como de los </w:t>
+            </w:r>
+            <w:proofErr w:type="gramStart"/>
+            <w:r>
+              <w:rPr>
+                <w:sz w:val="20"/>
+                <w:szCs w:val="20"/>
+              </w:rPr>
+              <w:t>paseadores  se</w:t>
+            </w:r>
+            <w:proofErr w:type="gramEnd"/>
+            <w:r>
+              <w:rPr>
+                <w:sz w:val="20"/>
+                <w:szCs w:val="20"/>
+              </w:rPr>
+              <w:t xml:space="preserve"> ha hecho una verificación mediante reconocimiento facial a través de </w:t>
+            </w:r>
+            <w:proofErr w:type="spellStart"/>
+            <w:r>
+              <w:rPr>
+                <w:sz w:val="20"/>
+                <w:szCs w:val="20"/>
+              </w:rPr>
+              <w:t>selfie</w:t>
+            </w:r>
+            <w:proofErr w:type="spellEnd"/>
+            <w:r>
+              <w:rPr>
+                <w:sz w:val="20"/>
+                <w:szCs w:val="20"/>
+              </w:rPr>
+              <w:t xml:space="preserve"> y escaneo de carnet, asegurando que solo personas reales y verificadas puedan acceder a la app</w:t>
             </w:r>
           </w:p>
           <w:p>
@@ -1750,51 +1452,61 @@
                 <w:ilvl w:val="0"/>
                 <w:numId w:val="2"/>
               </w:numPr>
-              <w:ind w:left="720" w:hanging="360"/>
-              <w:rPr>
-                <w:sz w:val="20"/>
-                <w:szCs w:val="20"/>
-              </w:rPr>
-            </w:pPr>
-            <w:r>
-              <w:rPr>
-                <w:b w:val="1"/>
-                <w:bCs w:val="1"/>
-                <w:sz w:val="20"/>
-                <w:szCs w:val="20"/>
-                <w:rtl w:val="0"/>
-              </w:rPr>
-              <w:t xml:space="preserve">Registro de servicios de paseo:</w:t>
-            </w:r>
-            <w:r>
-              <w:rPr>
-                <w:sz w:val="20"/>
-                <w:szCs w:val="20"/>
-                <w:rtl w:val="0"/>
+              <w:rPr>
+                <w:sz w:val="20"/>
+                <w:szCs w:val="20"/>
+              </w:rPr>
+            </w:pPr>
+            <w:r>
+              <w:rPr>
+                <w:b/>
+                <w:bCs/>
+                <w:sz w:val="20"/>
+                <w:szCs w:val="20"/>
+              </w:rPr>
+              <w:t>Registro de servicios de paseo:</w:t>
+            </w:r>
+            <w:r>
+              <w:rPr>
+                <w:sz w:val="20"/>
+                <w:szCs w:val="20"/>
               </w:rPr>
               <w:t xml:space="preserve"> Funcionalidad que permite a los dueños solicitar paseos y a los paseadores ofrecer sus servicios de manera organizada dentro de la app.</w:t>
             </w:r>
           </w:p>
           <w:p>
             <w:pPr>
-              <w:ind w:left="0" w:firstLine="0"/>
-              <w:rPr>
-                <w:sz w:val="20"/>
-                <w:szCs w:val="20"/>
-              </w:rPr>
-            </w:pPr>
-            <w:r>
-              <w:rPr>
-                <w:sz w:val="20"/>
-                <w:szCs w:val="20"/>
-                <w:rtl w:val="0"/>
-              </w:rPr>
-              <w:t xml:space="preserve">Las cosas que facilitaron el desarrollo fue la planificación que se ha tenido desde el inicio del proyecto a través del uso de la carta gantt , la organización que se ha tenido como equipo también ha ayudado a contribuir tener un buen desarrollo y la utilización de las diferentes herramientas que tenemos a disposición que nos ayudan a implementar la app.</w:t>
-            </w:r>
-          </w:p>
-          <w:p>
-            <w:pPr>
-              <w:ind w:left="0" w:firstLine="0"/>
+              <w:rPr>
+                <w:sz w:val="20"/>
+                <w:szCs w:val="20"/>
+              </w:rPr>
+            </w:pPr>
+            <w:r>
+              <w:rPr>
+                <w:sz w:val="20"/>
+                <w:szCs w:val="20"/>
+              </w:rPr>
+              <w:t xml:space="preserve">Las cosas que facilitaron el desarrollo fue la planificación que se ha tenido desde el inicio del proyecto a través del uso de la carta </w:t>
+            </w:r>
+            <w:proofErr w:type="spellStart"/>
+            <w:r>
+              <w:rPr>
+                <w:sz w:val="20"/>
+                <w:szCs w:val="20"/>
+              </w:rPr>
+              <w:t>gantt</w:t>
+            </w:r>
+            <w:proofErr w:type="spellEnd"/>
+            <w:r>
+              <w:rPr>
+                <w:sz w:val="20"/>
+                <w:szCs w:val="20"/>
+              </w:rPr>
+              <w:t xml:space="preserve"> , la organización que se ha tenido como equipo también ha ayudado a contribuir tener un buen desarrollo y la utilización de las diferentes herramientas que tenemos a disposición que nos ayudan a implementar la app.</w:t>
+            </w:r>
+          </w:p>
+          <w:p>
+            <w:pPr>
               <w:rPr>
                 <w:sz w:val="18"/>
                 <w:szCs w:val="18"/>
@@ -1804,64 +1516,71 @@
               <w:rPr>
                 <w:sz w:val="20"/>
                 <w:szCs w:val="20"/>
-                <w:rtl w:val="0"/>
-              </w:rPr>
-              <w:t xml:space="preserve">Las dificultades encontradas hasta el momento , la implementación de la autentificación de personas a través del reconocimiento facial , debido a la necesidad de sincronizar APIs externas y validar correctamente los datos , pero que ya está solucionado y en marcha</w:t>
+              </w:rPr>
+              <w:t xml:space="preserve">Las dificultades encontradas hasta el momento , la implementación de la autentificación de personas a través del reconocimiento facial , debido a la necesidad de sincronizar </w:t>
+            </w:r>
+            <w:proofErr w:type="spellStart"/>
+            <w:r>
+              <w:rPr>
+                <w:sz w:val="20"/>
+                <w:szCs w:val="20"/>
+              </w:rPr>
+              <w:t>APIs</w:t>
+            </w:r>
+            <w:proofErr w:type="spellEnd"/>
+            <w:r>
+              <w:rPr>
+                <w:sz w:val="20"/>
+                <w:szCs w:val="20"/>
+              </w:rPr>
+              <w:t xml:space="preserve"> externas y validar correctamente los datos , pero que ya está solucionado y en marcha</w:t>
             </w:r>
             <w:r>
               <w:rPr>
                 <w:sz w:val="18"/>
                 <w:szCs w:val="18"/>
-                <w:rtl w:val="0"/>
               </w:rPr>
               <w:t xml:space="preserve"> </w:t>
-            </w:r>
-            <w:r>
-              <w:rPr>
-                <w:rtl w:val="0"/>
-              </w:rPr>
             </w:r>
           </w:p>
         </w:tc>
       </w:tr>
       <w:tr>
         <w:trPr>
-          <w:cantSplit w:val="0"/>
-          <w:trHeight w:val="4302.395019531251" w:hRule="atLeast"/>
-          <w:tblHeader w:val="0"/>
+          <w:trHeight w:val="4302"/>
         </w:trPr>
         <w:tc>
           <w:tcPr>
+            <w:tcW w:w="3000" w:type="dxa"/>
             <w:vAlign w:val="center"/>
           </w:tcPr>
           <w:p>
             <w:pPr>
               <w:rPr>
-                <w:rFonts w:ascii="Calibri" w:cs="Calibri" w:eastAsia="Calibri" w:hAnsi="Calibri"/>
-                <w:color w:val="1f3864"/>
+                <w:color w:val="1F3864"/>
                 <w:sz w:val="18"/>
                 <w:szCs w:val="18"/>
               </w:rPr>
             </w:pPr>
             <w:r>
               <w:rPr>
-                <w:rFonts w:ascii="Calibri" w:cs="Calibri" w:eastAsia="Calibri" w:hAnsi="Calibri"/>
-                <w:color w:val="1f3864"/>
+                <w:color w:val="1F3864"/>
                 <w:sz w:val="18"/>
                 <w:szCs w:val="18"/>
-                <w:rtl w:val="0"/>
-              </w:rPr>
-              <w:t xml:space="preserve">5. Evidencias</w:t>
+              </w:rPr>
+              <w:lastRenderedPageBreak/>
+              <w:t>5. Evidencias</w:t>
             </w:r>
           </w:p>
         </w:tc>
         <w:tc>
           <w:tcPr>
+            <w:tcW w:w="7200" w:type="dxa"/>
             <w:vAlign w:val="center"/>
           </w:tcPr>
           <w:p>
             <w:pPr>
-              <w:ind w:left="743" w:firstLine="0"/>
+              <w:ind w:left="743"/>
               <w:rPr>
                 <w:sz w:val="18"/>
                 <w:szCs w:val="18"/>
@@ -1869,24 +1588,26 @@
             </w:pPr>
             <w:r>
               <w:rPr>
+                <w:noProof/>
                 <w:sz w:val="18"/>
                 <w:szCs w:val="18"/>
               </w:rPr>
               <w:drawing>
-                <wp:inline distB="114300" distT="114300" distL="114300" distR="114300">
+                <wp:inline distT="114300" distB="114300" distL="114300" distR="114300" wp14:anchorId="6AE2D6FC" wp14:editId="1B5E78C3">
                   <wp:extent cx="1172528" cy="2355163"/>
-                  <wp:effectExtent b="0" l="0" r="0" t="0"/>
+                  <wp:effectExtent l="0" t="0" r="0" b="0"/>
                   <wp:docPr id="56" name="image3.png"/>
-                  <a:graphic>
+                  <wp:cNvGraphicFramePr/>
+                  <a:graphic xmlns:a="http://schemas.openxmlformats.org/drawingml/2006/main">
                     <a:graphicData uri="http://schemas.openxmlformats.org/drawingml/2006/picture">
-                      <pic:pic>
+                      <pic:pic xmlns:pic="http://schemas.openxmlformats.org/drawingml/2006/picture">
                         <pic:nvPicPr>
                           <pic:cNvPr id="0" name="image3.png"/>
                           <pic:cNvPicPr preferRelativeResize="0"/>
                         </pic:nvPicPr>
                         <pic:blipFill>
-                          <a:blip r:embed="rId8"/>
-                          <a:srcRect b="0" l="0" r="0" t="0"/>
+                          <a:blip r:embed="rId9"/>
+                          <a:srcRect/>
                           <a:stretch>
                             <a:fillRect/>
                           </a:stretch>
@@ -1896,7 +1617,9 @@
                             <a:off x="0" y="0"/>
                             <a:ext cx="1172528" cy="2355163"/>
                           </a:xfrm>
-                          <a:prstGeom prst="rect"/>
+                          <a:prstGeom prst="rect">
+                            <a:avLst/>
+                          </a:prstGeom>
                           <a:ln/>
                         </pic:spPr>
                       </pic:pic>
@@ -1907,24 +1630,26 @@
             </w:r>
             <w:r>
               <w:rPr>
+                <w:noProof/>
                 <w:sz w:val="18"/>
                 <w:szCs w:val="18"/>
               </w:rPr>
               <w:drawing>
-                <wp:inline distB="114300" distT="114300" distL="114300" distR="114300">
+                <wp:inline distT="114300" distB="114300" distL="114300" distR="114300" wp14:anchorId="124B8405" wp14:editId="7614699D">
                   <wp:extent cx="1152525" cy="2342612"/>
-                  <wp:effectExtent b="0" l="0" r="0" t="0"/>
+                  <wp:effectExtent l="0" t="0" r="0" b="0"/>
                   <wp:docPr id="60" name="image2.png"/>
-                  <a:graphic>
+                  <wp:cNvGraphicFramePr/>
+                  <a:graphic xmlns:a="http://schemas.openxmlformats.org/drawingml/2006/main">
                     <a:graphicData uri="http://schemas.openxmlformats.org/drawingml/2006/picture">
-                      <pic:pic>
+                      <pic:pic xmlns:pic="http://schemas.openxmlformats.org/drawingml/2006/picture">
                         <pic:nvPicPr>
                           <pic:cNvPr id="0" name="image2.png"/>
                           <pic:cNvPicPr preferRelativeResize="0"/>
                         </pic:nvPicPr>
                         <pic:blipFill>
-                          <a:blip r:embed="rId9"/>
-                          <a:srcRect b="0" l="0" r="0" t="0"/>
+                          <a:blip r:embed="rId10"/>
+                          <a:srcRect/>
                           <a:stretch>
                             <a:fillRect/>
                           </a:stretch>
@@ -1934,7 +1659,9 @@
                             <a:off x="0" y="0"/>
                             <a:ext cx="1152525" cy="2342612"/>
                           </a:xfrm>
-                          <a:prstGeom prst="rect"/>
+                          <a:prstGeom prst="rect">
+                            <a:avLst/>
+                          </a:prstGeom>
                           <a:ln/>
                         </pic:spPr>
                       </pic:pic>
@@ -1945,24 +1672,26 @@
             </w:r>
             <w:r>
               <w:rPr>
+                <w:noProof/>
                 <w:sz w:val="18"/>
                 <w:szCs w:val="18"/>
               </w:rPr>
               <w:drawing>
-                <wp:inline distB="114300" distT="114300" distL="114300" distR="114300">
+                <wp:inline distT="114300" distB="114300" distL="114300" distR="114300" wp14:anchorId="082495EA" wp14:editId="7E97D871">
                   <wp:extent cx="1133475" cy="2333087"/>
-                  <wp:effectExtent b="0" l="0" r="0" t="0"/>
+                  <wp:effectExtent l="0" t="0" r="0" b="0"/>
                   <wp:docPr id="58" name="image6.png"/>
-                  <a:graphic>
+                  <wp:cNvGraphicFramePr/>
+                  <a:graphic xmlns:a="http://schemas.openxmlformats.org/drawingml/2006/main">
                     <a:graphicData uri="http://schemas.openxmlformats.org/drawingml/2006/picture">
-                      <pic:pic>
+                      <pic:pic xmlns:pic="http://schemas.openxmlformats.org/drawingml/2006/picture">
                         <pic:nvPicPr>
                           <pic:cNvPr id="0" name="image6.png"/>
                           <pic:cNvPicPr preferRelativeResize="0"/>
                         </pic:nvPicPr>
                         <pic:blipFill>
-                          <a:blip r:embed="rId10"/>
-                          <a:srcRect b="0" l="0" r="0" t="0"/>
+                          <a:blip r:embed="rId11"/>
+                          <a:srcRect/>
                           <a:stretch>
                             <a:fillRect/>
                           </a:stretch>
@@ -1972,7 +1701,9 @@
                             <a:off x="0" y="0"/>
                             <a:ext cx="1133475" cy="2333087"/>
                           </a:xfrm>
-                          <a:prstGeom prst="rect"/>
+                          <a:prstGeom prst="rect">
+                            <a:avLst/>
+                          </a:prstGeom>
                           <a:ln/>
                         </pic:spPr>
                       </pic:pic>
@@ -1983,24 +1714,26 @@
             </w:r>
             <w:r>
               <w:rPr>
+                <w:noProof/>
                 <w:sz w:val="18"/>
                 <w:szCs w:val="18"/>
               </w:rPr>
               <w:drawing>
-                <wp:inline distB="114300" distT="114300" distL="114300" distR="114300">
+                <wp:inline distT="114300" distB="114300" distL="114300" distR="114300" wp14:anchorId="22576E39" wp14:editId="0F2C4E43">
                   <wp:extent cx="1144370" cy="2267933"/>
-                  <wp:effectExtent b="0" l="0" r="0" t="0"/>
+                  <wp:effectExtent l="0" t="0" r="0" b="0"/>
                   <wp:docPr id="55" name="image8.png"/>
-                  <a:graphic>
+                  <wp:cNvGraphicFramePr/>
+                  <a:graphic xmlns:a="http://schemas.openxmlformats.org/drawingml/2006/main">
                     <a:graphicData uri="http://schemas.openxmlformats.org/drawingml/2006/picture">
-                      <pic:pic>
+                      <pic:pic xmlns:pic="http://schemas.openxmlformats.org/drawingml/2006/picture">
                         <pic:nvPicPr>
                           <pic:cNvPr id="0" name="image8.png"/>
                           <pic:cNvPicPr preferRelativeResize="0"/>
                         </pic:nvPicPr>
                         <pic:blipFill>
-                          <a:blip r:embed="rId11"/>
-                          <a:srcRect b="0" l="0" r="0" t="0"/>
+                          <a:blip r:embed="rId12"/>
+                          <a:srcRect/>
                           <a:stretch>
                             <a:fillRect/>
                           </a:stretch>
@@ -2010,7 +1743,9 @@
                             <a:off x="0" y="0"/>
                             <a:ext cx="1144370" cy="2267933"/>
                           </a:xfrm>
-                          <a:prstGeom prst="rect"/>
+                          <a:prstGeom prst="rect">
+                            <a:avLst/>
+                          </a:prstGeom>
                           <a:ln/>
                         </pic:spPr>
                       </pic:pic>
@@ -2021,24 +1756,26 @@
             </w:r>
             <w:r>
               <w:rPr>
+                <w:noProof/>
                 <w:sz w:val="18"/>
                 <w:szCs w:val="18"/>
               </w:rPr>
               <w:drawing>
-                <wp:inline distB="114300" distT="114300" distL="114300" distR="114300">
+                <wp:inline distT="114300" distB="114300" distL="114300" distR="114300" wp14:anchorId="31C313BE" wp14:editId="23D92ABB">
                   <wp:extent cx="1164095" cy="2286983"/>
-                  <wp:effectExtent b="0" l="0" r="0" t="0"/>
+                  <wp:effectExtent l="0" t="0" r="0" b="0"/>
                   <wp:docPr id="59" name="image10.png"/>
-                  <a:graphic>
+                  <wp:cNvGraphicFramePr/>
+                  <a:graphic xmlns:a="http://schemas.openxmlformats.org/drawingml/2006/main">
                     <a:graphicData uri="http://schemas.openxmlformats.org/drawingml/2006/picture">
-                      <pic:pic>
+                      <pic:pic xmlns:pic="http://schemas.openxmlformats.org/drawingml/2006/picture">
                         <pic:nvPicPr>
                           <pic:cNvPr id="0" name="image10.png"/>
                           <pic:cNvPicPr preferRelativeResize="0"/>
                         </pic:nvPicPr>
                         <pic:blipFill>
-                          <a:blip r:embed="rId12"/>
-                          <a:srcRect b="0" l="0" r="0" t="0"/>
+                          <a:blip r:embed="rId13"/>
+                          <a:srcRect/>
                           <a:stretch>
                             <a:fillRect/>
                           </a:stretch>
@@ -2048,7 +1785,9 @@
                             <a:off x="0" y="0"/>
                             <a:ext cx="1164095" cy="2286983"/>
                           </a:xfrm>
-                          <a:prstGeom prst="rect"/>
+                          <a:prstGeom prst="rect">
+                            <a:avLst/>
+                          </a:prstGeom>
                           <a:ln/>
                         </pic:spPr>
                       </pic:pic>
@@ -2059,24 +1798,26 @@
             </w:r>
             <w:r>
               <w:rPr>
+                <w:noProof/>
                 <w:sz w:val="18"/>
                 <w:szCs w:val="18"/>
               </w:rPr>
               <w:drawing>
-                <wp:inline distB="114300" distT="114300" distL="114300" distR="114300">
+                <wp:inline distT="114300" distB="114300" distL="114300" distR="114300" wp14:anchorId="5D48FF14" wp14:editId="546E967A">
                   <wp:extent cx="1163003" cy="2347151"/>
-                  <wp:effectExtent b="0" l="0" r="0" t="0"/>
+                  <wp:effectExtent l="0" t="0" r="0" b="0"/>
                   <wp:docPr id="62" name="image7.png"/>
-                  <a:graphic>
+                  <wp:cNvGraphicFramePr/>
+                  <a:graphic xmlns:a="http://schemas.openxmlformats.org/drawingml/2006/main">
                     <a:graphicData uri="http://schemas.openxmlformats.org/drawingml/2006/picture">
-                      <pic:pic>
+                      <pic:pic xmlns:pic="http://schemas.openxmlformats.org/drawingml/2006/picture">
                         <pic:nvPicPr>
                           <pic:cNvPr id="0" name="image7.png"/>
                           <pic:cNvPicPr preferRelativeResize="0"/>
                         </pic:nvPicPr>
                         <pic:blipFill>
-                          <a:blip r:embed="rId13"/>
-                          <a:srcRect b="0" l="0" r="0" t="0"/>
+                          <a:blip r:embed="rId14"/>
+                          <a:srcRect/>
                           <a:stretch>
                             <a:fillRect/>
                           </a:stretch>
@@ -2086,7 +1827,9 @@
                             <a:off x="0" y="0"/>
                             <a:ext cx="1163003" cy="2347151"/>
                           </a:xfrm>
-                          <a:prstGeom prst="rect"/>
+                          <a:prstGeom prst="rect">
+                            <a:avLst/>
+                          </a:prstGeom>
                           <a:ln/>
                         </pic:spPr>
                       </pic:pic>
@@ -2095,15 +1838,10 @@
                 </wp:inline>
               </w:drawing>
             </w:r>
-            <w:r>
-              <w:rPr>
-                <w:rtl w:val="0"/>
-              </w:rPr>
-            </w:r>
-          </w:p>
-          <w:p>
-            <w:pPr>
-              <w:ind w:left="743" w:firstLine="0"/>
+          </w:p>
+          <w:p>
+            <w:pPr>
+              <w:ind w:left="743"/>
               <w:rPr>
                 <w:sz w:val="18"/>
                 <w:szCs w:val="18"/>
@@ -2111,24 +1849,26 @@
             </w:pPr>
             <w:r>
               <w:rPr>
+                <w:noProof/>
                 <w:sz w:val="18"/>
                 <w:szCs w:val="18"/>
               </w:rPr>
               <w:drawing>
-                <wp:inline distB="114300" distT="114300" distL="114300" distR="114300">
+                <wp:inline distT="114300" distB="114300" distL="114300" distR="114300" wp14:anchorId="318FBBF5" wp14:editId="722A8695">
                   <wp:extent cx="1172528" cy="2309791"/>
-                  <wp:effectExtent b="0" l="0" r="0" t="0"/>
+                  <wp:effectExtent l="0" t="0" r="0" b="0"/>
                   <wp:docPr id="64" name="image9.png"/>
-                  <a:graphic>
+                  <wp:cNvGraphicFramePr/>
+                  <a:graphic xmlns:a="http://schemas.openxmlformats.org/drawingml/2006/main">
                     <a:graphicData uri="http://schemas.openxmlformats.org/drawingml/2006/picture">
-                      <pic:pic>
+                      <pic:pic xmlns:pic="http://schemas.openxmlformats.org/drawingml/2006/picture">
                         <pic:nvPicPr>
                           <pic:cNvPr id="0" name="image9.png"/>
                           <pic:cNvPicPr preferRelativeResize="0"/>
                         </pic:nvPicPr>
                         <pic:blipFill>
-                          <a:blip r:embed="rId14"/>
-                          <a:srcRect b="0" l="0" r="0" t="0"/>
+                          <a:blip r:embed="rId15"/>
+                          <a:srcRect/>
                           <a:stretch>
                             <a:fillRect/>
                           </a:stretch>
@@ -2138,7 +1878,9 @@
                             <a:off x="0" y="0"/>
                             <a:ext cx="1172528" cy="2309791"/>
                           </a:xfrm>
-                          <a:prstGeom prst="rect"/>
+                          <a:prstGeom prst="rect">
+                            <a:avLst/>
+                          </a:prstGeom>
                           <a:ln/>
                         </pic:spPr>
                       </pic:pic>
@@ -2149,24 +1891,26 @@
             </w:r>
             <w:r>
               <w:rPr>
+                <w:noProof/>
                 <w:sz w:val="18"/>
                 <w:szCs w:val="18"/>
               </w:rPr>
               <w:drawing>
-                <wp:inline distB="114300" distT="114300" distL="114300" distR="114300">
+                <wp:inline distT="114300" distB="114300" distL="114300" distR="114300" wp14:anchorId="647A0780" wp14:editId="387E9FA1">
                   <wp:extent cx="1151454" cy="2285329"/>
-                  <wp:effectExtent b="0" l="0" r="0" t="0"/>
+                  <wp:effectExtent l="0" t="0" r="0" b="0"/>
                   <wp:docPr id="61" name="image5.png"/>
-                  <a:graphic>
+                  <wp:cNvGraphicFramePr/>
+                  <a:graphic xmlns:a="http://schemas.openxmlformats.org/drawingml/2006/main">
                     <a:graphicData uri="http://schemas.openxmlformats.org/drawingml/2006/picture">
-                      <pic:pic>
+                      <pic:pic xmlns:pic="http://schemas.openxmlformats.org/drawingml/2006/picture">
                         <pic:nvPicPr>
                           <pic:cNvPr id="0" name="image5.png"/>
                           <pic:cNvPicPr preferRelativeResize="0"/>
                         </pic:nvPicPr>
                         <pic:blipFill>
-                          <a:blip r:embed="rId15"/>
-                          <a:srcRect b="0" l="0" r="0" t="0"/>
+                          <a:blip r:embed="rId16"/>
+                          <a:srcRect/>
                           <a:stretch>
                             <a:fillRect/>
                           </a:stretch>
@@ -2176,7 +1920,9 @@
                             <a:off x="0" y="0"/>
                             <a:ext cx="1151454" cy="2285329"/>
                           </a:xfrm>
-                          <a:prstGeom prst="rect"/>
+                          <a:prstGeom prst="rect">
+                            <a:avLst/>
+                          </a:prstGeom>
                           <a:ln/>
                         </pic:spPr>
                       </pic:pic>
@@ -2187,24 +1933,26 @@
             </w:r>
             <w:r>
               <w:rPr>
+                <w:noProof/>
                 <w:sz w:val="18"/>
                 <w:szCs w:val="18"/>
               </w:rPr>
               <w:drawing>
-                <wp:inline distB="114300" distT="114300" distL="114300" distR="114300">
+                <wp:inline distT="114300" distB="114300" distL="114300" distR="114300" wp14:anchorId="6CBEAD11" wp14:editId="6A024D40">
                   <wp:extent cx="1106252" cy="2256754"/>
-                  <wp:effectExtent b="0" l="0" r="0" t="0"/>
+                  <wp:effectExtent l="0" t="0" r="0" b="0"/>
                   <wp:docPr id="63" name="image4.png"/>
-                  <a:graphic>
+                  <wp:cNvGraphicFramePr/>
+                  <a:graphic xmlns:a="http://schemas.openxmlformats.org/drawingml/2006/main">
                     <a:graphicData uri="http://schemas.openxmlformats.org/drawingml/2006/picture">
-                      <pic:pic>
+                      <pic:pic xmlns:pic="http://schemas.openxmlformats.org/drawingml/2006/picture">
                         <pic:nvPicPr>
                           <pic:cNvPr id="0" name="image4.png"/>
                           <pic:cNvPicPr preferRelativeResize="0"/>
                         </pic:nvPicPr>
                         <pic:blipFill>
-                          <a:blip r:embed="rId16"/>
-                          <a:srcRect b="0" l="0" r="0" t="0"/>
+                          <a:blip r:embed="rId17"/>
+                          <a:srcRect/>
                           <a:stretch>
                             <a:fillRect/>
                           </a:stretch>
@@ -2214,7 +1962,9 @@
                             <a:off x="0" y="0"/>
                             <a:ext cx="1106252" cy="2256754"/>
                           </a:xfrm>
-                          <a:prstGeom prst="rect"/>
+                          <a:prstGeom prst="rect">
+                            <a:avLst/>
+                          </a:prstGeom>
                           <a:ln/>
                         </pic:spPr>
                       </pic:pic>
@@ -2223,107 +1973,77 @@
                 </wp:inline>
               </w:drawing>
             </w:r>
-            <w:r>
-              <w:rPr>
-                <w:rtl w:val="0"/>
-              </w:rPr>
-            </w:r>
-          </w:p>
-          <w:p>
-            <w:pPr>
-              <w:ind w:left="743" w:firstLine="0"/>
+          </w:p>
+          <w:p>
+            <w:pPr>
+              <w:ind w:left="743"/>
               <w:rPr>
                 <w:sz w:val="18"/>
                 <w:szCs w:val="18"/>
               </w:rPr>
             </w:pPr>
-            <w:r>
-              <w:rPr>
-                <w:rtl w:val="0"/>
-              </w:rPr>
-            </w:r>
-          </w:p>
-          <w:p>
-            <w:pPr>
-              <w:ind w:left="0" w:firstLine="0"/>
+          </w:p>
+          <w:p>
+            <w:pPr>
               <w:rPr>
                 <w:sz w:val="18"/>
                 <w:szCs w:val="18"/>
               </w:rPr>
             </w:pPr>
-            <w:r>
-              <w:rPr>
-                <w:rtl w:val="0"/>
-              </w:rPr>
-            </w:r>
-          </w:p>
-          <w:p>
-            <w:pPr>
-              <w:ind w:left="743" w:firstLine="0"/>
+          </w:p>
+          <w:p>
+            <w:pPr>
+              <w:ind w:left="743"/>
               <w:rPr>
                 <w:sz w:val="18"/>
                 <w:szCs w:val="18"/>
               </w:rPr>
             </w:pPr>
-            <w:r>
-              <w:rPr>
-                <w:rtl w:val="0"/>
-              </w:rPr>
-            </w:r>
           </w:p>
         </w:tc>
       </w:tr>
       <w:tr>
         <w:trPr>
-          <w:cantSplit w:val="0"/>
-          <w:trHeight w:val="1665" w:hRule="atLeast"/>
-          <w:tblHeader w:val="0"/>
+          <w:trHeight w:val="1665"/>
         </w:trPr>
         <w:tc>
           <w:tcPr>
+            <w:tcW w:w="3000" w:type="dxa"/>
             <w:vAlign w:val="center"/>
           </w:tcPr>
           <w:p>
             <w:pPr>
               <w:rPr>
-                <w:rFonts w:ascii="Calibri" w:cs="Calibri" w:eastAsia="Calibri" w:hAnsi="Calibri"/>
-                <w:color w:val="1f3864"/>
+                <w:color w:val="1F3864"/>
                 <w:sz w:val="18"/>
                 <w:szCs w:val="18"/>
               </w:rPr>
             </w:pPr>
             <w:r>
               <w:rPr>
-                <w:rFonts w:ascii="Calibri" w:cs="Calibri" w:eastAsia="Calibri" w:hAnsi="Calibri"/>
-                <w:color w:val="1f3864"/>
+                <w:color w:val="1F3864"/>
                 <w:sz w:val="18"/>
                 <w:szCs w:val="18"/>
-                <w:rtl w:val="0"/>
-              </w:rPr>
-              <w:t xml:space="preserve">6. Intereses y proyecciones profesionales</w:t>
+              </w:rPr>
+              <w:lastRenderedPageBreak/>
+              <w:t>6. Intereses y proyecciones profesionales</w:t>
             </w:r>
           </w:p>
         </w:tc>
         <w:tc>
           <w:tcPr>
+            <w:tcW w:w="7200" w:type="dxa"/>
             <w:vAlign w:val="center"/>
           </w:tcPr>
           <w:p>
             <w:pPr>
-              <w:keepNext w:val="0"/>
-              <w:keepLines w:val="0"/>
-              <w:pageBreakBefore w:val="0"/>
-              <w:widowControl w:val="1"/>
               <w:pBdr>
-                <w:top w:space="0" w:sz="0" w:val="nil"/>
-                <w:left w:space="0" w:sz="0" w:val="nil"/>
-                <w:bottom w:space="0" w:sz="0" w:val="nil"/>
-                <w:right w:space="0" w:sz="0" w:val="nil"/>
-                <w:between w:space="0" w:sz="0" w:val="nil"/>
+                <w:top w:val="nil"/>
+                <w:left w:val="nil"/>
+                <w:bottom w:val="nil"/>
+                <w:right w:val="nil"/>
+                <w:between w:val="nil"/>
               </w:pBdr>
-              <w:shd w:fill="auto" w:val="clear"/>
-              <w:spacing w:after="160" w:before="0" w:line="259" w:lineRule="auto"/>
-              <w:ind w:left="0" w:right="0" w:firstLine="0"/>
               <w:jc w:val="both"/>
               <w:rPr>
                 <w:sz w:val="20"/>
@@ -2334,27 +2054,33 @@
               <w:rPr>
                 <w:sz w:val="20"/>
                 <w:szCs w:val="20"/>
-                <w:rtl w:val="0"/>
-              </w:rPr>
-              <w:t xml:space="preserve">El desarrollo del proyecto nos ha permitido fortalecer conocimientos tanto en desarrollo de aplicaciones,programación, diseño UX/UI y gestión de proyectos informáticos Al trabajar en la implementación de funcionalidades como registro de usuarios, autenticación, geolocalización y pagos, pude experimentar de manera práctica las competencias aprendidas en la carrera, confirmando nuestro interés en áreas de tecnología aplicada a soluciones reales.</w:t>
-            </w:r>
-          </w:p>
-          <w:p>
-            <w:pPr>
-              <w:keepNext w:val="0"/>
-              <w:keepLines w:val="0"/>
-              <w:pageBreakBefore w:val="0"/>
-              <w:widowControl w:val="1"/>
+              </w:rPr>
+              <w:t xml:space="preserve">El desarrollo del proyecto nos ha permitido fortalecer conocimientos tanto en desarrollo de </w:t>
+            </w:r>
+            <w:r>
+              <w:rPr>
+                <w:sz w:val="20"/>
+                <w:szCs w:val="20"/>
+              </w:rPr>
+              <w:t>aplicaciones, programación</w:t>
+            </w:r>
+            <w:r>
+              <w:rPr>
+                <w:sz w:val="20"/>
+                <w:szCs w:val="20"/>
+              </w:rPr>
+              <w:t>, diseño UX/UI y gestión de proyectos informáticos Al trabajar en la implementación de funcionalidades como registro de usuarios, autenticación, geolocalización y pagos, pude experimentar de manera práctica las competencias aprendidas en la carrera, confirmando nuestro interés en áreas de tecnología aplicada a soluciones reales.</w:t>
+            </w:r>
+          </w:p>
+          <w:p>
+            <w:pPr>
               <w:pBdr>
-                <w:top w:space="0" w:sz="0" w:val="nil"/>
-                <w:left w:space="0" w:sz="0" w:val="nil"/>
-                <w:bottom w:space="0" w:sz="0" w:val="nil"/>
-                <w:right w:space="0" w:sz="0" w:val="nil"/>
-                <w:between w:space="0" w:sz="0" w:val="nil"/>
+                <w:top w:val="nil"/>
+                <w:left w:val="nil"/>
+                <w:bottom w:val="nil"/>
+                <w:right w:val="nil"/>
+                <w:between w:val="nil"/>
               </w:pBdr>
-              <w:shd w:fill="auto" w:val="clear"/>
-              <w:spacing w:after="160" w:before="0" w:line="259" w:lineRule="auto"/>
-              <w:ind w:left="0" w:right="0" w:firstLine="0"/>
               <w:jc w:val="both"/>
               <w:rPr>
                 <w:sz w:val="20"/>
@@ -2365,14 +2091,24 @@
               <w:rPr>
                 <w:sz w:val="20"/>
                 <w:szCs w:val="20"/>
-                <w:rtl w:val="0"/>
-              </w:rPr>
-              <w:t xml:space="preserve">A partir de todas estas experiencias deseamos seguir profundizando en el desarrollo de software móvil, la integración de APIs y servicios externos, la seguridad de sistemas y la experiencia de usuario.</w:t>
-            </w:r>
-            <w:r>
-              <w:rPr>
-                <w:rtl w:val="0"/>
-              </w:rPr>
+              </w:rPr>
+              <w:t xml:space="preserve">A partir de todas estas experiencias deseamos seguir profundizando en el desarrollo de software móvil, la integración de </w:t>
+            </w:r>
+            <w:proofErr w:type="spellStart"/>
+            <w:r>
+              <w:rPr>
+                <w:sz w:val="20"/>
+                <w:szCs w:val="20"/>
+              </w:rPr>
+              <w:t>APIs</w:t>
+            </w:r>
+            <w:proofErr w:type="spellEnd"/>
+            <w:r>
+              <w:rPr>
+                <w:sz w:val="20"/>
+                <w:szCs w:val="20"/>
+              </w:rPr>
+              <w:t xml:space="preserve"> y servicios externos, la seguridad de sistemas y la experiencia de usuario.</w:t>
             </w:r>
           </w:p>
         </w:tc>
@@ -2381,20 +2117,15 @@
     <w:p>
       <w:pPr>
         <w:rPr>
-          <w:b w:val="1"/>
-          <w:bCs w:val="1"/>
+          <w:b/>
+          <w:bCs/>
         </w:rPr>
       </w:pPr>
-      <w:r>
-        <w:rPr>
-          <w:rtl w:val="0"/>
-        </w:rPr>
-      </w:r>
     </w:p>
     <w:p>
       <w:pPr>
         <w:spacing w:after="0" w:line="276" w:lineRule="auto"/>
-        <w:ind w:left="-426" w:right="-568" w:firstLine="0"/>
+        <w:ind w:left="-426" w:right="-568"/>
         <w:jc w:val="both"/>
         <w:rPr>
           <w:color w:val="767171"/>
@@ -2402,16 +2133,11 @@
           <w:szCs w:val="24"/>
         </w:rPr>
       </w:pPr>
-      <w:r>
-        <w:rPr>
-          <w:rtl w:val="0"/>
-        </w:rPr>
-      </w:r>
     </w:p>
     <w:p>
       <w:pPr>
         <w:spacing w:after="0" w:line="276" w:lineRule="auto"/>
-        <w:ind w:left="-426" w:right="-568" w:firstLine="0"/>
+        <w:ind w:left="-426" w:right="-568"/>
         <w:jc w:val="both"/>
         <w:rPr>
           <w:color w:val="767171"/>
@@ -2419,189 +2145,208 @@
           <w:szCs w:val="24"/>
         </w:rPr>
       </w:pPr>
-      <w:r>
-        <w:rPr>
-          <w:rtl w:val="0"/>
-        </w:rPr>
-      </w:r>
     </w:p>
-    <w:p>
-      <w:pPr>
-        <w:rPr/>
-      </w:pPr>
-      <w:r>
-        <w:rPr>
-          <w:rtl w:val="0"/>
-        </w:rPr>
-      </w:r>
-    </w:p>
+    <w:p/>
     <w:sectPr>
-      <w:headerReference r:id="rId17" w:type="default"/>
-      <w:pgSz w:h="16838" w:w="11906" w:orient="portrait"/>
-      <w:pgMar w:bottom="1417" w:top="1417" w:left="1701" w:right="1701" w:header="708" w:footer="708"/>
+      <w:headerReference w:type="default" r:id="rId18"/>
+      <w:pgSz w:w="11906" w:h="16838"/>
+      <w:pgMar w:top="1417" w:right="1701" w:bottom="1417" w:left="1701" w:header="708" w:footer="708" w:gutter="0"/>
       <w:pgNumType w:start="1"/>
+      <w:cols w:space="720"/>
     </w:sectPr>
   </w:body>
 </w:document>
 </file>
 
+<file path=word/endnotes.xml><?xml version="1.0" encoding="utf-8"?>
+<w:endnotes xmlns:wpc="http://schemas.microsoft.com/office/word/2010/wordprocessingCanvas" xmlns:cx="http://schemas.microsoft.com/office/drawing/2014/chartex" xmlns:cx1="http://schemas.microsoft.com/office/drawing/2015/9/8/chartex" xmlns:cx2="http://schemas.microsoft.com/office/drawing/2015/10/21/chartex" xmlns:cx3="http://schemas.microsoft.com/office/drawing/2016/5/9/chartex" xmlns:cx4="http://schemas.microsoft.com/office/drawing/2016/5/10/chartex" xmlns:cx5="http://schemas.microsoft.com/office/drawing/2016/5/11/chartex" xmlns:cx6="http://schemas.microsoft.com/office/drawing/2016/5/12/chartex" xmlns:cx7="http://schemas.microsoft.com/office/drawing/2016/5/13/chartex" xmlns:cx8="http://schemas.microsoft.com/office/drawing/2016/5/14/chartex" xmlns:mc="http://schemas.openxmlformats.org/markup-compatibility/2006" xmlns:aink="http://schemas.microsoft.com/office/drawing/2016/ink" xmlns:am3d="http://schemas.microsoft.com/office/drawing/2017/model3d" xmlns:o="urn:schemas-microsoft-com:office:office" xmlns:oel="http://schemas.microsoft.com/office/2019/extlst" xmlns:r="http://schemas.openxmlformats.org/officeDocument/2006/relationships" xmlns:m="http://schemas.openxmlformats.org/officeDocument/2006/math" xmlns:v="urn:schemas-microsoft-com:vml" xmlns:wp14="http://schemas.microsoft.com/office/word/2010/wordprocessingDrawing" xmlns:wp="http://schemas.openxmlformats.org/drawingml/2006/wordprocessingDrawing" xmlns:w10="urn:schemas-microsoft-com:office:word" xmlns:w="http://schemas.openxmlformats.org/wordprocessingml/2006/main" xmlns:w14="http://schemas.microsoft.com/office/word/2010/wordml" xmlns:w15="http://schemas.microsoft.com/office/word/2012/wordml" xmlns:w16cex="http://schemas.microsoft.com/office/word/2018/wordml/cex" xmlns:w16cid="http://schemas.microsoft.com/office/word/2016/wordml/cid" xmlns:w16="http://schemas.microsoft.com/office/word/2018/wordml" xmlns:w16du="http://schemas.microsoft.com/office/word/2023/wordml/word16du" xmlns:w16sdtdh="http://schemas.microsoft.com/office/word/2020/wordml/sdtdatahash" xmlns:w16sdtfl="http://schemas.microsoft.com/office/word/2024/wordml/sdtformatlock" xmlns:w16se="http://schemas.microsoft.com/office/word/2015/wordml/symex" xmlns:wpg="http://schemas.microsoft.com/office/word/2010/wordprocessingGroup" xmlns:wpi="http://schemas.microsoft.com/office/word/2010/wordprocessingInk" xmlns:wne="http://schemas.microsoft.com/office/word/2006/wordml" xmlns:wps="http://schemas.microsoft.com/office/word/2010/wordprocessingShape" mc:Ignorable="w14 w15 w16se w16cid w16 w16cex w16sdtdh w16sdtfl w16du wp14">
+  <w:endnote w:type="separator" w:id="-1">
+    <w:p>
+      <w:pPr>
+        <w:spacing w:after="0" w:line="240" w:lineRule="auto"/>
+      </w:pPr>
+      <w:r>
+        <w:separator/>
+      </w:r>
+    </w:p>
+  </w:endnote>
+  <w:endnote w:type="continuationSeparator" w:id="0">
+    <w:p>
+      <w:pPr>
+        <w:spacing w:after="0" w:line="240" w:lineRule="auto"/>
+      </w:pPr>
+      <w:r>
+        <w:continuationSeparator/>
+      </w:r>
+    </w:p>
+  </w:endnote>
+</w:endnotes>
+</file>
+
+<file path=word/footnotes.xml><?xml version="1.0" encoding="utf-8"?>
+<w:footnotes xmlns:wpc="http://schemas.microsoft.com/office/word/2010/wordprocessingCanvas" xmlns:cx="http://schemas.microsoft.com/office/drawing/2014/chartex" xmlns:cx1="http://schemas.microsoft.com/office/drawing/2015/9/8/chartex" xmlns:cx2="http://schemas.microsoft.com/office/drawing/2015/10/21/chartex" xmlns:cx3="http://schemas.microsoft.com/office/drawing/2016/5/9/chartex" xmlns:cx4="http://schemas.microsoft.com/office/drawing/2016/5/10/chartex" xmlns:cx5="http://schemas.microsoft.com/office/drawing/2016/5/11/chartex" xmlns:cx6="http://schemas.microsoft.com/office/drawing/2016/5/12/chartex" xmlns:cx7="http://schemas.microsoft.com/office/drawing/2016/5/13/chartex" xmlns:cx8="http://schemas.microsoft.com/office/drawing/2016/5/14/chartex" xmlns:mc="http://schemas.openxmlformats.org/markup-compatibility/2006" xmlns:aink="http://schemas.microsoft.com/office/drawing/2016/ink" xmlns:am3d="http://schemas.microsoft.com/office/drawing/2017/model3d" xmlns:o="urn:schemas-microsoft-com:office:office" xmlns:oel="http://schemas.microsoft.com/office/2019/extlst" xmlns:r="http://schemas.openxmlformats.org/officeDocument/2006/relationships" xmlns:m="http://schemas.openxmlformats.org/officeDocument/2006/math" xmlns:v="urn:schemas-microsoft-com:vml" xmlns:wp14="http://schemas.microsoft.com/office/word/2010/wordprocessingDrawing" xmlns:wp="http://schemas.openxmlformats.org/drawingml/2006/wordprocessingDrawing" xmlns:w10="urn:schemas-microsoft-com:office:word" xmlns:w="http://schemas.openxmlformats.org/wordprocessingml/2006/main" xmlns:w14="http://schemas.microsoft.com/office/word/2010/wordml" xmlns:w15="http://schemas.microsoft.com/office/word/2012/wordml" xmlns:w16cex="http://schemas.microsoft.com/office/word/2018/wordml/cex" xmlns:w16cid="http://schemas.microsoft.com/office/word/2016/wordml/cid" xmlns:w16="http://schemas.microsoft.com/office/word/2018/wordml" xmlns:w16du="http://schemas.microsoft.com/office/word/2023/wordml/word16du" xmlns:w16sdtdh="http://schemas.microsoft.com/office/word/2020/wordml/sdtdatahash" xmlns:w16sdtfl="http://schemas.microsoft.com/office/word/2024/wordml/sdtformatlock" xmlns:w16se="http://schemas.microsoft.com/office/word/2015/wordml/symex" xmlns:wpg="http://schemas.microsoft.com/office/word/2010/wordprocessingGroup" xmlns:wpi="http://schemas.microsoft.com/office/word/2010/wordprocessingInk" xmlns:wne="http://schemas.microsoft.com/office/word/2006/wordml" xmlns:wps="http://schemas.microsoft.com/office/word/2010/wordprocessingShape" mc:Ignorable="w14 w15 w16se w16cid w16 w16cex w16sdtdh w16sdtfl w16du wp14">
+  <w:footnote w:type="separator" w:id="-1">
+    <w:p>
+      <w:pPr>
+        <w:spacing w:after="0" w:line="240" w:lineRule="auto"/>
+      </w:pPr>
+      <w:r>
+        <w:separator/>
+      </w:r>
+    </w:p>
+  </w:footnote>
+  <w:footnote w:type="continuationSeparator" w:id="0">
+    <w:p>
+      <w:pPr>
+        <w:spacing w:after="0" w:line="240" w:lineRule="auto"/>
+      </w:pPr>
+      <w:r>
+        <w:continuationSeparator/>
+      </w:r>
+    </w:p>
+  </w:footnote>
+</w:footnotes>
+</file>
+
 <file path=word/header1.xml><?xml version="1.0" encoding="utf-8"?>
-<w:hdr xmlns:mc="http://schemas.openxmlformats.org/markup-compatibility/2006" xmlns:o="urn:schemas-microsoft-com:office:office" xmlns:r="http://schemas.openxmlformats.org/officeDocument/2006/relationships" xmlns:m="http://schemas.openxmlformats.org/officeDocument/2006/math" xmlns:v="urn:schemas-microsoft-com:vml" xmlns:wp="http://schemas.openxmlformats.org/drawingml/2006/wordprocessingDrawing" xmlns:w10="urn:schemas-microsoft-com:office:word" xmlns:w="http://schemas.openxmlformats.org/wordprocessingml/2006/main" xmlns:wne="http://schemas.microsoft.com/office/word/2006/wordml" xmlns:sl="http://schemas.openxmlformats.org/schemaLibrary/2006/main" xmlns:a="http://schemas.openxmlformats.org/drawingml/2006/main" xmlns:pic="http://schemas.openxmlformats.org/drawingml/2006/picture" xmlns:c="http://schemas.openxmlformats.org/drawingml/2006/chart" xmlns:lc="http://schemas.openxmlformats.org/drawingml/2006/lockedCanvas" xmlns:dgm="http://schemas.openxmlformats.org/drawingml/2006/diagram" xmlns:wps="http://schemas.microsoft.com/office/word/2010/wordprocessingShape" xmlns:wpg="http://schemas.microsoft.com/office/word/2010/wordprocessingGroup" xmlns:w14="http://schemas.microsoft.com/office/word/2010/wordml" xmlns:w15="http://schemas.microsoft.com/office/word/2012/wordml" xmlns:w16="http://schemas.microsoft.com/office/word/2018/wordml" xmlns:w16cex="http://schemas.microsoft.com/office/word/2018/wordml/cex" xmlns:w16cid="http://schemas.microsoft.com/office/word/2016/wordml/cid" xmlns="http://schemas.microsoft.com/office/tasks/2019/documenttasks" xmlns:cr="http://schemas.microsoft.com/office/comments/2020/reactions">
+<w:hdr xmlns:wpc="http://schemas.microsoft.com/office/word/2010/wordprocessingCanvas" xmlns:cx="http://schemas.microsoft.com/office/drawing/2014/chartex" xmlns:cx1="http://schemas.microsoft.com/office/drawing/2015/9/8/chartex" xmlns:cx2="http://schemas.microsoft.com/office/drawing/2015/10/21/chartex" xmlns:cx3="http://schemas.microsoft.com/office/drawing/2016/5/9/chartex" xmlns:cx4="http://schemas.microsoft.com/office/drawing/2016/5/10/chartex" xmlns:cx5="http://schemas.microsoft.com/office/drawing/2016/5/11/chartex" xmlns:cx6="http://schemas.microsoft.com/office/drawing/2016/5/12/chartex" xmlns:cx7="http://schemas.microsoft.com/office/drawing/2016/5/13/chartex" xmlns:cx8="http://schemas.microsoft.com/office/drawing/2016/5/14/chartex" xmlns:mc="http://schemas.openxmlformats.org/markup-compatibility/2006" xmlns:aink="http://schemas.microsoft.com/office/drawing/2016/ink" xmlns:am3d="http://schemas.microsoft.com/office/drawing/2017/model3d" xmlns:o="urn:schemas-microsoft-com:office:office" xmlns:oel="http://schemas.microsoft.com/office/2019/extlst" xmlns:r="http://schemas.openxmlformats.org/officeDocument/2006/relationships" xmlns:m="http://schemas.openxmlformats.org/officeDocument/2006/math" xmlns:v="urn:schemas-microsoft-com:vml" xmlns:wp14="http://schemas.microsoft.com/office/word/2010/wordprocessingDrawing" xmlns:wp="http://schemas.openxmlformats.org/drawingml/2006/wordprocessingDrawing" xmlns:w10="urn:schemas-microsoft-com:office:word" xmlns:w="http://schemas.openxmlformats.org/wordprocessingml/2006/main" xmlns:w14="http://schemas.microsoft.com/office/word/2010/wordml" xmlns:w15="http://schemas.microsoft.com/office/word/2012/wordml" xmlns:w16cex="http://schemas.microsoft.com/office/word/2018/wordml/cex" xmlns:w16cid="http://schemas.microsoft.com/office/word/2016/wordml/cid" xmlns:w16="http://schemas.microsoft.com/office/word/2018/wordml" xmlns:w16du="http://schemas.microsoft.com/office/word/2023/wordml/word16du" xmlns:w16sdtdh="http://schemas.microsoft.com/office/word/2020/wordml/sdtdatahash" xmlns:w16sdtfl="http://schemas.microsoft.com/office/word/2024/wordml/sdtformatlock" xmlns:w16se="http://schemas.microsoft.com/office/word/2015/wordml/symex" xmlns:wpg="http://schemas.microsoft.com/office/word/2010/wordprocessingGroup" xmlns:wpi="http://schemas.microsoft.com/office/word/2010/wordprocessingInk" xmlns:wne="http://schemas.microsoft.com/office/word/2006/wordml" xmlns:wps="http://schemas.microsoft.com/office/word/2010/wordprocessingShape" mc:Ignorable="w14 w15 w16se w16cid w16 w16cex w16sdtdh w16sdtfl w16du wp14">
   <w:p>
     <w:pPr>
-      <w:keepNext w:val="0"/>
-      <w:keepLines w:val="0"/>
-      <w:pageBreakBefore w:val="0"/>
       <w:widowControl w:val="0"/>
       <w:pBdr>
-        <w:top w:space="0" w:sz="0" w:val="nil"/>
-        <w:left w:space="0" w:sz="0" w:val="nil"/>
-        <w:bottom w:space="0" w:sz="0" w:val="nil"/>
-        <w:right w:space="0" w:sz="0" w:val="nil"/>
-        <w:between w:space="0" w:sz="0" w:val="nil"/>
+        <w:top w:val="nil"/>
+        <w:left w:val="nil"/>
+        <w:bottom w:val="nil"/>
+        <w:right w:val="nil"/>
+        <w:between w:val="nil"/>
       </w:pBdr>
-      <w:shd w:fill="auto" w:val="clear"/>
-      <w:spacing w:after="0" w:before="0" w:line="276" w:lineRule="auto"/>
-      <w:ind w:left="0" w:right="0" w:firstLine="0"/>
-      <w:jc w:val="left"/>
-      <w:rPr/>
+      <w:spacing w:after="0" w:line="276" w:lineRule="auto"/>
     </w:pPr>
-    <w:r>
-      <w:rPr>
-        <w:rtl w:val="0"/>
-      </w:rPr>
-    </w:r>
   </w:p>
   <w:tbl>
     <w:tblPr>
-      <w:tblStyle w:val="Table4"/>
-      <w:tblW w:w="9923.0" w:type="dxa"/>
-      <w:jc w:val="left"/>
-      <w:tblInd w:w="-709.0" w:type="dxa"/>
+      <w:tblStyle w:val="a2"/>
+      <w:tblW w:w="9923" w:type="dxa"/>
+      <w:tblInd w:w="-709" w:type="dxa"/>
       <w:tblBorders>
-        <w:top w:color="000000" w:space="0" w:sz="4" w:val="single"/>
-        <w:left w:color="000000" w:space="0" w:sz="4" w:val="single"/>
-        <w:bottom w:color="000000" w:space="0" w:sz="4" w:val="single"/>
-        <w:right w:color="000000" w:space="0" w:sz="4" w:val="single"/>
-        <w:insideH w:color="000000" w:space="0" w:sz="4" w:val="single"/>
-        <w:insideV w:color="000000" w:space="0" w:sz="4" w:val="single"/>
+        <w:top w:val="single" w:sz="4" w:space="0" w:color="000000"/>
+        <w:left w:val="single" w:sz="4" w:space="0" w:color="000000"/>
+        <w:bottom w:val="single" w:sz="4" w:space="0" w:color="000000"/>
+        <w:right w:val="single" w:sz="4" w:space="0" w:color="000000"/>
+        <w:insideH w:val="single" w:sz="4" w:space="0" w:color="000000"/>
+        <w:insideV w:val="single" w:sz="4" w:space="0" w:color="000000"/>
       </w:tblBorders>
       <w:tblLayout w:type="fixed"/>
-      <w:tblLook w:val="0400"/>
+      <w:tblLook w:val="0400" w:firstRow="0" w:lastRow="0" w:firstColumn="0" w:lastColumn="0" w:noHBand="0" w:noVBand="1"/>
     </w:tblPr>
     <w:tblGrid>
       <w:gridCol w:w="5707"/>
       <w:gridCol w:w="4216"/>
-      <w:tblGridChange w:id="0">
-        <w:tblGrid>
-          <w:gridCol w:w="5707"/>
-          <w:gridCol w:w="4216"/>
-        </w:tblGrid>
-      </w:tblGridChange>
     </w:tblGrid>
     <w:tr>
       <w:trPr>
-        <w:cantSplit w:val="0"/>
-        <w:trHeight w:val="697" w:hRule="atLeast"/>
-        <w:tblHeader w:val="0"/>
+        <w:trHeight w:val="697"/>
       </w:trPr>
       <w:tc>
         <w:tcPr>
+          <w:tcW w:w="5707" w:type="dxa"/>
           <w:tcBorders>
-            <w:top w:color="000000" w:space="0" w:sz="0" w:val="nil"/>
-            <w:left w:color="000000" w:space="0" w:sz="0" w:val="nil"/>
-            <w:bottom w:color="000000" w:space="0" w:sz="0" w:val="nil"/>
-            <w:right w:color="000000" w:space="0" w:sz="0" w:val="nil"/>
+            <w:top w:val="nil"/>
+            <w:left w:val="nil"/>
+            <w:bottom w:val="nil"/>
+            <w:right w:val="nil"/>
           </w:tcBorders>
         </w:tcPr>
         <w:p>
           <w:pPr>
-            <w:spacing w:after="0" w:lineRule="auto"/>
+            <w:spacing w:after="0"/>
             <w:rPr>
-              <w:rFonts w:ascii="Century Gothic" w:cs="Century Gothic" w:eastAsia="Century Gothic" w:hAnsi="Century Gothic"/>
-              <w:b w:val="1"/>
-              <w:bCs w:val="1"/>
-              <w:color w:val="1d2763"/>
+              <w:rFonts w:ascii="Century Gothic" w:eastAsia="Century Gothic" w:hAnsi="Century Gothic" w:cs="Century Gothic"/>
+              <w:b/>
+              <w:bCs/>
+              <w:color w:val="1D2763"/>
               <w:sz w:val="24"/>
               <w:szCs w:val="24"/>
             </w:rPr>
           </w:pPr>
           <w:r>
             <w:rPr>
-              <w:rFonts w:ascii="Century Gothic" w:cs="Century Gothic" w:eastAsia="Century Gothic" w:hAnsi="Century Gothic"/>
-              <w:b w:val="1"/>
-              <w:bCs w:val="1"/>
-              <w:color w:val="1d2763"/>
+              <w:rFonts w:ascii="Century Gothic" w:eastAsia="Century Gothic" w:hAnsi="Century Gothic" w:cs="Century Gothic"/>
+              <w:b/>
+              <w:bCs/>
+              <w:color w:val="1D2763"/>
               <w:sz w:val="24"/>
               <w:szCs w:val="24"/>
-              <w:rtl w:val="0"/>
             </w:rPr>
             <w:t xml:space="preserve">Guía Estudiante – Informe Final Proyecto APT </w:t>
           </w:r>
         </w:p>
         <w:p>
           <w:pPr>
-            <w:spacing w:after="0" w:lineRule="auto"/>
+            <w:spacing w:after="0"/>
             <w:rPr>
-              <w:rFonts w:ascii="Century Gothic" w:cs="Century Gothic" w:eastAsia="Century Gothic" w:hAnsi="Century Gothic"/>
-              <w:b w:val="1"/>
-              <w:bCs w:val="1"/>
-              <w:color w:val="1d2763"/>
+              <w:rFonts w:ascii="Century Gothic" w:eastAsia="Century Gothic" w:hAnsi="Century Gothic" w:cs="Century Gothic"/>
+              <w:b/>
+              <w:bCs/>
+              <w:color w:val="1D2763"/>
               <w:sz w:val="24"/>
               <w:szCs w:val="24"/>
             </w:rPr>
           </w:pPr>
           <w:r>
             <w:rPr>
-              <w:rFonts w:ascii="Century Gothic" w:cs="Century Gothic" w:eastAsia="Century Gothic" w:hAnsi="Century Gothic"/>
-              <w:b w:val="1"/>
-              <w:bCs w:val="1"/>
-              <w:color w:val="1d2763"/>
+              <w:rFonts w:ascii="Century Gothic" w:eastAsia="Century Gothic" w:hAnsi="Century Gothic" w:cs="Century Gothic"/>
+              <w:b/>
+              <w:bCs/>
+              <w:color w:val="1D2763"/>
               <w:sz w:val="24"/>
               <w:szCs w:val="24"/>
-              <w:rtl w:val="0"/>
             </w:rPr>
-            <w:t xml:space="preserve">Fase 2</w:t>
+            <w:t>Fase 2</w:t>
           </w:r>
         </w:p>
       </w:tc>
       <w:tc>
         <w:tcPr>
+          <w:tcW w:w="4216" w:type="dxa"/>
           <w:tcBorders>
-            <w:top w:color="000000" w:space="0" w:sz="0" w:val="nil"/>
-            <w:left w:color="000000" w:space="0" w:sz="0" w:val="nil"/>
-            <w:bottom w:color="000000" w:space="0" w:sz="0" w:val="nil"/>
-            <w:right w:color="000000" w:space="0" w:sz="0" w:val="nil"/>
+            <w:top w:val="nil"/>
+            <w:left w:val="nil"/>
+            <w:bottom w:val="nil"/>
+            <w:right w:val="nil"/>
           </w:tcBorders>
         </w:tcPr>
         <w:p>
           <w:pPr>
             <w:jc w:val="right"/>
             <w:rPr>
-              <w:rFonts w:ascii="Century Gothic" w:cs="Century Gothic" w:eastAsia="Century Gothic" w:hAnsi="Century Gothic"/>
-              <w:b w:val="1"/>
-              <w:bCs w:val="1"/>
+              <w:rFonts w:ascii="Century Gothic" w:eastAsia="Century Gothic" w:hAnsi="Century Gothic" w:cs="Century Gothic"/>
+              <w:b/>
+              <w:bCs/>
               <w:sz w:val="30"/>
               <w:szCs w:val="30"/>
             </w:rPr>
           </w:pPr>
           <w:r>
-            <w:rPr/>
+            <w:rPr>
+              <w:noProof/>
+            </w:rPr>
             <w:drawing>
-              <wp:inline distB="0" distT="0" distL="0" distR="0">
+              <wp:inline distT="0" distB="0" distL="0" distR="0" wp14:anchorId="7690D7FE" wp14:editId="2DBB2290">
                 <wp:extent cx="1996440" cy="428625"/>
-                <wp:effectExtent b="0" l="0" r="0" t="0"/>
-                <wp:docPr descr="http://www.duoc.cl/normasgraficas/normasgraficas/marca-duoc/6logo-fondo-transparente/fondo-transparente.png" id="57" name="image1.png"/>
-                <a:graphic>
+                <wp:effectExtent l="0" t="0" r="0" b="0"/>
+                <wp:docPr id="57" name="image1.png" descr="http://www.duoc.cl/normasgraficas/normasgraficas/marca-duoc/6logo-fondo-transparente/fondo-transparente.png"/>
+                <wp:cNvGraphicFramePr/>
+                <a:graphic xmlns:a="http://schemas.openxmlformats.org/drawingml/2006/main">
                   <a:graphicData uri="http://schemas.openxmlformats.org/drawingml/2006/picture">
-                    <pic:pic>
+                    <pic:pic xmlns:pic="http://schemas.openxmlformats.org/drawingml/2006/picture">
                       <pic:nvPicPr>
-                        <pic:cNvPr descr="http://www.duoc.cl/normasgraficas/normasgraficas/marca-duoc/6logo-fondo-transparente/fondo-transparente.png" id="0" name="image1.png"/>
+                        <pic:cNvPr id="0" name="image1.png" descr="http://www.duoc.cl/normasgraficas/normasgraficas/marca-duoc/6logo-fondo-transparente/fondo-transparente.png"/>
                         <pic:cNvPicPr preferRelativeResize="0"/>
                       </pic:nvPicPr>
                       <pic:blipFill>
                         <a:blip r:embed="rId1"/>
-                        <a:srcRect b="0" l="0" r="0" t="0"/>
+                        <a:srcRect/>
                         <a:stretch>
                           <a:fillRect/>
                         </a:stretch>
@@ -2611,7 +2356,9 @@
                           <a:off x="0" y="0"/>
                           <a:ext cx="1996440" cy="428625"/>
                         </a:xfrm>
-                        <a:prstGeom prst="rect"/>
+                        <a:prstGeom prst="rect">
+                          <a:avLst/>
+                        </a:prstGeom>
                         <a:ln/>
                       </pic:spPr>
                     </pic:pic>
@@ -2620,64 +2367,38 @@
               </wp:inline>
             </w:drawing>
           </w:r>
-          <w:r>
-            <w:rPr>
-              <w:rtl w:val="0"/>
-            </w:rPr>
-          </w:r>
         </w:p>
       </w:tc>
     </w:tr>
   </w:tbl>
   <w:p>
     <w:pPr>
-      <w:keepNext w:val="0"/>
-      <w:keepLines w:val="0"/>
-      <w:pageBreakBefore w:val="0"/>
-      <w:widowControl w:val="1"/>
       <w:pBdr>
-        <w:top w:space="0" w:sz="0" w:val="nil"/>
-        <w:left w:space="0" w:sz="0" w:val="nil"/>
-        <w:bottom w:space="0" w:sz="0" w:val="nil"/>
-        <w:right w:space="0" w:sz="0" w:val="nil"/>
-        <w:between w:space="0" w:sz="0" w:val="nil"/>
+        <w:top w:val="nil"/>
+        <w:left w:val="nil"/>
+        <w:bottom w:val="nil"/>
+        <w:right w:val="nil"/>
+        <w:between w:val="nil"/>
       </w:pBdr>
-      <w:shd w:fill="auto" w:val="clear"/>
       <w:tabs>
-        <w:tab w:val="center" w:leader="none" w:pos="4419"/>
-        <w:tab w:val="right" w:leader="none" w:pos="8838"/>
+        <w:tab w:val="center" w:pos="4419"/>
+        <w:tab w:val="right" w:pos="8838"/>
       </w:tabs>
-      <w:spacing w:after="0" w:before="0" w:line="240" w:lineRule="auto"/>
-      <w:ind w:left="0" w:right="0" w:firstLine="0"/>
-      <w:jc w:val="left"/>
+      <w:spacing w:after="0" w:line="240" w:lineRule="auto"/>
       <w:rPr>
-        <w:rFonts w:ascii="Calibri" w:cs="Calibri" w:eastAsia="Calibri" w:hAnsi="Calibri"/>
-        <w:b w:val="0"/>
-        <w:bCs w:val="0"/>
-        <w:i w:val="0"/>
-        <w:iCs w:val="0"/>
-        <w:smallCaps w:val="0"/>
-        <w:strike w:val="0"/>
         <w:color w:val="000000"/>
-        <w:sz w:val="22"/>
-        <w:szCs w:val="22"/>
-        <w:u w:val="none"/>
-        <w:shd w:fill="auto" w:val="clear"/>
-        <w:vertAlign w:val="baseline"/>
       </w:rPr>
     </w:pPr>
-    <w:r>
-      <w:rPr>
-        <w:rtl w:val="0"/>
-      </w:rPr>
-    </w:r>
   </w:p>
 </w:hdr>
 </file>
 
 <file path=word/numbering.xml><?xml version="1.0" encoding="utf-8"?>
-<w:numbering xmlns:mc="http://schemas.openxmlformats.org/markup-compatibility/2006" xmlns:o="urn:schemas-microsoft-com:office:office" xmlns:r="http://schemas.openxmlformats.org/officeDocument/2006/relationships" xmlns:m="http://schemas.openxmlformats.org/officeDocument/2006/math" xmlns:v="urn:schemas-microsoft-com:vml" xmlns:wp="http://schemas.openxmlformats.org/drawingml/2006/wordprocessingDrawing" xmlns:w10="urn:schemas-microsoft-com:office:word" xmlns:w="http://schemas.openxmlformats.org/wordprocessingml/2006/main" xmlns:wne="http://schemas.microsoft.com/office/word/2006/wordml" xmlns:sl="http://schemas.openxmlformats.org/schemaLibrary/2006/main" xmlns:a="http://schemas.openxmlformats.org/drawingml/2006/main" xmlns:pic="http://schemas.openxmlformats.org/drawingml/2006/picture" xmlns:c="http://schemas.openxmlformats.org/drawingml/2006/chart" xmlns:lc="http://schemas.openxmlformats.org/drawingml/2006/lockedCanvas" xmlns:dgm="http://schemas.openxmlformats.org/drawingml/2006/diagram" xmlns:wps="http://schemas.microsoft.com/office/word/2010/wordprocessingShape" xmlns:wpg="http://schemas.microsoft.com/office/word/2010/wordprocessingGroup" xmlns:w14="http://schemas.microsoft.com/office/word/2010/wordml" xmlns:w15="http://schemas.microsoft.com/office/word/2012/wordml" xmlns:w16="http://schemas.microsoft.com/office/word/2018/wordml" xmlns:w16cex="http://schemas.microsoft.com/office/word/2018/wordml/cex" xmlns:w16cid="http://schemas.microsoft.com/office/word/2016/wordml/cid" xmlns="http://schemas.microsoft.com/office/tasks/2019/documenttasks" xmlns:cr="http://schemas.microsoft.com/office/comments/2020/reactions">
-  <w:abstractNum w:abstractNumId="1">
+<w:numbering xmlns:wpc="http://schemas.microsoft.com/office/word/2010/wordprocessingCanvas" xmlns:cx="http://schemas.microsoft.com/office/drawing/2014/chartex" xmlns:cx1="http://schemas.microsoft.com/office/drawing/2015/9/8/chartex" xmlns:cx2="http://schemas.microsoft.com/office/drawing/2015/10/21/chartex" xmlns:cx3="http://schemas.microsoft.com/office/drawing/2016/5/9/chartex" xmlns:cx4="http://schemas.microsoft.com/office/drawing/2016/5/10/chartex" xmlns:cx5="http://schemas.microsoft.com/office/drawing/2016/5/11/chartex" xmlns:cx6="http://schemas.microsoft.com/office/drawing/2016/5/12/chartex" xmlns:cx7="http://schemas.microsoft.com/office/drawing/2016/5/13/chartex" xmlns:cx8="http://schemas.microsoft.com/office/drawing/2016/5/14/chartex" xmlns:mc="http://schemas.openxmlformats.org/markup-compatibility/2006" xmlns:aink="http://schemas.microsoft.com/office/drawing/2016/ink" xmlns:am3d="http://schemas.microsoft.com/office/drawing/2017/model3d" xmlns:o="urn:schemas-microsoft-com:office:office" xmlns:oel="http://schemas.microsoft.com/office/2019/extlst" xmlns:r="http://schemas.openxmlformats.org/officeDocument/2006/relationships" xmlns:m="http://schemas.openxmlformats.org/officeDocument/2006/math" xmlns:v="urn:schemas-microsoft-com:vml" xmlns:wp14="http://schemas.microsoft.com/office/word/2010/wordprocessingDrawing" xmlns:wp="http://schemas.openxmlformats.org/drawingml/2006/wordprocessingDrawing" xmlns:w10="urn:schemas-microsoft-com:office:word" xmlns:w="http://schemas.openxmlformats.org/wordprocessingml/2006/main" xmlns:w14="http://schemas.microsoft.com/office/word/2010/wordml" xmlns:w15="http://schemas.microsoft.com/office/word/2012/wordml" xmlns:w16cex="http://schemas.microsoft.com/office/word/2018/wordml/cex" xmlns:w16cid="http://schemas.microsoft.com/office/word/2016/wordml/cid" xmlns:w16="http://schemas.microsoft.com/office/word/2018/wordml" xmlns:w16du="http://schemas.microsoft.com/office/word/2023/wordml/word16du" xmlns:w16sdtdh="http://schemas.microsoft.com/office/word/2020/wordml/sdtdatahash" xmlns:w16sdtfl="http://schemas.microsoft.com/office/word/2024/wordml/sdtformatlock" xmlns:w16se="http://schemas.microsoft.com/office/word/2015/wordml/symex" xmlns:wpg="http://schemas.microsoft.com/office/word/2010/wordprocessingGroup" xmlns:wpi="http://schemas.microsoft.com/office/word/2010/wordprocessingInk" xmlns:wne="http://schemas.microsoft.com/office/word/2006/wordml" xmlns:wps="http://schemas.microsoft.com/office/word/2010/wordprocessingShape" mc:Ignorable="w14 w15 w16se w16cid w16 w16cex w16sdtdh w16sdtfl w16du wp14">
+  <w:abstractNum w:abstractNumId="0" w15:restartNumberingAfterBreak="0">
+    <w:nsid w:val="0B934141"/>
+    <w:multiLevelType w:val="multilevel"/>
+    <w:tmpl w:val="4F700A9E"/>
     <w:lvl w:ilvl="0">
       <w:start w:val="1"/>
       <w:numFmt w:val="bullet"/>
@@ -2787,7 +2508,123 @@
       </w:rPr>
     </w:lvl>
   </w:abstractNum>
-  <w:abstractNum w:abstractNumId="2">
+  <w:abstractNum w:abstractNumId="1" w15:restartNumberingAfterBreak="0">
+    <w:nsid w:val="12EC175B"/>
+    <w:multiLevelType w:val="multilevel"/>
+    <w:tmpl w:val="6236099E"/>
+    <w:lvl w:ilvl="0">
+      <w:start w:val="1"/>
+      <w:numFmt w:val="decimal"/>
+      <w:lvlText w:val="%1."/>
+      <w:lvlJc w:val="left"/>
+      <w:pPr>
+        <w:ind w:left="720" w:hanging="360"/>
+      </w:pPr>
+      <w:rPr>
+        <w:u w:val="none"/>
+      </w:rPr>
+    </w:lvl>
+    <w:lvl w:ilvl="1">
+      <w:start w:val="1"/>
+      <w:numFmt w:val="lowerLetter"/>
+      <w:lvlText w:val="%2."/>
+      <w:lvlJc w:val="left"/>
+      <w:pPr>
+        <w:ind w:left="1440" w:hanging="360"/>
+      </w:pPr>
+      <w:rPr>
+        <w:u w:val="none"/>
+      </w:rPr>
+    </w:lvl>
+    <w:lvl w:ilvl="2">
+      <w:start w:val="1"/>
+      <w:numFmt w:val="lowerRoman"/>
+      <w:lvlText w:val="%3."/>
+      <w:lvlJc w:val="left"/>
+      <w:pPr>
+        <w:ind w:left="2160" w:hanging="360"/>
+      </w:pPr>
+      <w:rPr>
+        <w:u w:val="none"/>
+      </w:rPr>
+    </w:lvl>
+    <w:lvl w:ilvl="3">
+      <w:start w:val="1"/>
+      <w:numFmt w:val="decimal"/>
+      <w:lvlText w:val="%4."/>
+      <w:lvlJc w:val="left"/>
+      <w:pPr>
+        <w:ind w:left="2880" w:hanging="360"/>
+      </w:pPr>
+      <w:rPr>
+        <w:u w:val="none"/>
+      </w:rPr>
+    </w:lvl>
+    <w:lvl w:ilvl="4">
+      <w:start w:val="1"/>
+      <w:numFmt w:val="lowerLetter"/>
+      <w:lvlText w:val="%5."/>
+      <w:lvlJc w:val="left"/>
+      <w:pPr>
+        <w:ind w:left="3600" w:hanging="360"/>
+      </w:pPr>
+      <w:rPr>
+        <w:u w:val="none"/>
+      </w:rPr>
+    </w:lvl>
+    <w:lvl w:ilvl="5">
+      <w:start w:val="1"/>
+      <w:numFmt w:val="lowerRoman"/>
+      <w:lvlText w:val="%6."/>
+      <w:lvlJc w:val="left"/>
+      <w:pPr>
+        <w:ind w:left="4320" w:hanging="360"/>
+      </w:pPr>
+      <w:rPr>
+        <w:u w:val="none"/>
+      </w:rPr>
+    </w:lvl>
+    <w:lvl w:ilvl="6">
+      <w:start w:val="1"/>
+      <w:numFmt w:val="decimal"/>
+      <w:lvlText w:val="%7."/>
+      <w:lvlJc w:val="left"/>
+      <w:pPr>
+        <w:ind w:left="5040" w:hanging="360"/>
+      </w:pPr>
+      <w:rPr>
+        <w:u w:val="none"/>
+      </w:rPr>
+    </w:lvl>
+    <w:lvl w:ilvl="7">
+      <w:start w:val="1"/>
+      <w:numFmt w:val="lowerLetter"/>
+      <w:lvlText w:val="%8."/>
+      <w:lvlJc w:val="left"/>
+      <w:pPr>
+        <w:ind w:left="5760" w:hanging="360"/>
+      </w:pPr>
+      <w:rPr>
+        <w:u w:val="none"/>
+      </w:rPr>
+    </w:lvl>
+    <w:lvl w:ilvl="8">
+      <w:start w:val="1"/>
+      <w:numFmt w:val="lowerRoman"/>
+      <w:lvlText w:val="%9."/>
+      <w:lvlJc w:val="left"/>
+      <w:pPr>
+        <w:ind w:left="6480" w:hanging="360"/>
+      </w:pPr>
+      <w:rPr>
+        <w:u w:val="none"/>
+      </w:rPr>
+    </w:lvl>
+  </w:abstractNum>
+  <w:abstractNum w:abstractNumId="2" w15:restartNumberingAfterBreak="0">
+    <w:nsid w:val="2A62362A"/>
+    <w:multiLevelType w:val="multilevel"/>
+    <w:tmpl w:val="5C42C5AC"/>
     <w:lvl w:ilvl="0">
       <w:start w:val="1"/>
       <w:numFmt w:val="bullet"/>
@@ -2897,137 +2734,27 @@
       </w:rPr>
     </w:lvl>
   </w:abstractNum>
-  <w:abstractNum w:abstractNumId="3">
-    <w:lvl w:ilvl="0">
-      <w:start w:val="1"/>
-      <w:numFmt w:val="decimal"/>
-      <w:lvlText w:val="%1."/>
-      <w:lvlJc w:val="left"/>
-      <w:pPr>
-        <w:ind w:left="720" w:hanging="360"/>
-      </w:pPr>
-      <w:rPr>
-        <w:u w:val="none"/>
-      </w:rPr>
-    </w:lvl>
-    <w:lvl w:ilvl="1">
-      <w:start w:val="1"/>
-      <w:numFmt w:val="lowerLetter"/>
-      <w:lvlText w:val="%2."/>
-      <w:lvlJc w:val="left"/>
-      <w:pPr>
-        <w:ind w:left="1440" w:hanging="360"/>
-      </w:pPr>
-      <w:rPr>
-        <w:u w:val="none"/>
-      </w:rPr>
-    </w:lvl>
-    <w:lvl w:ilvl="2">
-      <w:start w:val="1"/>
-      <w:numFmt w:val="lowerRoman"/>
-      <w:lvlText w:val="%3."/>
-      <w:lvlJc w:val="left"/>
-      <w:pPr>
-        <w:ind w:left="2160" w:hanging="360"/>
-      </w:pPr>
-      <w:rPr>
-        <w:u w:val="none"/>
-      </w:rPr>
-    </w:lvl>
-    <w:lvl w:ilvl="3">
-      <w:start w:val="1"/>
-      <w:numFmt w:val="decimal"/>
-      <w:lvlText w:val="%4."/>
-      <w:lvlJc w:val="left"/>
-      <w:pPr>
-        <w:ind w:left="2880" w:hanging="360"/>
-      </w:pPr>
-      <w:rPr>
-        <w:u w:val="none"/>
-      </w:rPr>
-    </w:lvl>
-    <w:lvl w:ilvl="4">
-      <w:start w:val="1"/>
-      <w:numFmt w:val="lowerLetter"/>
-      <w:lvlText w:val="%5."/>
-      <w:lvlJc w:val="left"/>
-      <w:pPr>
-        <w:ind w:left="3600" w:hanging="360"/>
-      </w:pPr>
-      <w:rPr>
-        <w:u w:val="none"/>
-      </w:rPr>
-    </w:lvl>
-    <w:lvl w:ilvl="5">
-      <w:start w:val="1"/>
-      <w:numFmt w:val="lowerRoman"/>
-      <w:lvlText w:val="%6."/>
-      <w:lvlJc w:val="left"/>
-      <w:pPr>
-        <w:ind w:left="4320" w:hanging="360"/>
-      </w:pPr>
-      <w:rPr>
-        <w:u w:val="none"/>
-      </w:rPr>
-    </w:lvl>
-    <w:lvl w:ilvl="6">
-      <w:start w:val="1"/>
-      <w:numFmt w:val="decimal"/>
-      <w:lvlText w:val="%7."/>
-      <w:lvlJc w:val="left"/>
-      <w:pPr>
-        <w:ind w:left="5040" w:hanging="360"/>
-      </w:pPr>
-      <w:rPr>
-        <w:u w:val="none"/>
-      </w:rPr>
-    </w:lvl>
-    <w:lvl w:ilvl="7">
-      <w:start w:val="1"/>
-      <w:numFmt w:val="lowerLetter"/>
-      <w:lvlText w:val="%8."/>
-      <w:lvlJc w:val="left"/>
-      <w:pPr>
-        <w:ind w:left="5760" w:hanging="360"/>
-      </w:pPr>
-      <w:rPr>
-        <w:u w:val="none"/>
-      </w:rPr>
-    </w:lvl>
-    <w:lvl w:ilvl="8">
-      <w:start w:val="1"/>
-      <w:numFmt w:val="lowerRoman"/>
-      <w:lvlText w:val="%9."/>
-      <w:lvlJc w:val="left"/>
-      <w:pPr>
-        <w:ind w:left="6480" w:hanging="360"/>
-      </w:pPr>
-      <w:rPr>
-        <w:u w:val="none"/>
-      </w:rPr>
-    </w:lvl>
-  </w:abstractNum>
-  <w:num w:numId="1">
-    <w:abstractNumId w:val="1"/>
+  <w:num w:numId="1" w16cid:durableId="1617515826">
+    <w:abstractNumId w:val="0"/>
   </w:num>
-  <w:num w:numId="2">
+  <w:num w:numId="2" w16cid:durableId="2100758995">
     <w:abstractNumId w:val="2"/>
   </w:num>
-  <w:num w:numId="3">
-    <w:abstractNumId w:val="3"/>
+  <w:num w:numId="3" w16cid:durableId="1186403943">
+    <w:abstractNumId w:val="1"/>
   </w:num>
 </w:numbering>
 </file>
 
 <file path=word/styles.xml><?xml version="1.0" encoding="utf-8"?>
-<w:styles xmlns:mc="http://schemas.openxmlformats.org/markup-compatibility/2006" xmlns:o="urn:schemas-microsoft-com:office:office" xmlns:r="http://schemas.openxmlformats.org/officeDocument/2006/relationships" xmlns:m="http://schemas.openxmlformats.org/officeDocument/2006/math" xmlns:v="urn:schemas-microsoft-com:vml" xmlns:wp="http://schemas.openxmlformats.org/drawingml/2006/wordprocessingDrawing" xmlns:w10="urn:schemas-microsoft-com:office:word" xmlns:w="http://schemas.openxmlformats.org/wordprocessingml/2006/main" xmlns:wne="http://schemas.microsoft.com/office/word/2006/wordml" xmlns:sl="http://schemas.openxmlformats.org/schemaLibrary/2006/main" xmlns:a="http://schemas.openxmlformats.org/drawingml/2006/main" xmlns:pic="http://schemas.openxmlformats.org/drawingml/2006/picture" xmlns:c="http://schemas.openxmlformats.org/drawingml/2006/chart" xmlns:lc="http://schemas.openxmlformats.org/drawingml/2006/lockedCanvas" xmlns:dgm="http://schemas.openxmlformats.org/drawingml/2006/diagram" xmlns:wps="http://schemas.microsoft.com/office/word/2010/wordprocessingShape" xmlns:wpg="http://schemas.microsoft.com/office/word/2010/wordprocessingGroup" xmlns:w14="http://schemas.microsoft.com/office/word/2010/wordml" xmlns:w15="http://schemas.microsoft.com/office/word/2012/wordml" xmlns:w16="http://schemas.microsoft.com/office/word/2018/wordml" xmlns:w16cex="http://schemas.microsoft.com/office/word/2018/wordml/cex" xmlns:w16cid="http://schemas.microsoft.com/office/word/2016/wordml/cid" xmlns="http://schemas.microsoft.com/office/tasks/2019/documenttasks" xmlns:cr="http://schemas.microsoft.com/office/comments/2020/reactions">
+<w:styles xmlns:mc="http://schemas.openxmlformats.org/markup-compatibility/2006" xmlns:r="http://schemas.openxmlformats.org/officeDocument/2006/relationships" xmlns:w="http://schemas.openxmlformats.org/wordprocessingml/2006/main" xmlns:w14="http://schemas.microsoft.com/office/word/2010/wordml" xmlns:w15="http://schemas.microsoft.com/office/word/2012/wordml" xmlns:w16cex="http://schemas.microsoft.com/office/word/2018/wordml/cex" xmlns:w16cid="http://schemas.microsoft.com/office/word/2016/wordml/cid" xmlns:w16="http://schemas.microsoft.com/office/word/2018/wordml" xmlns:w16du="http://schemas.microsoft.com/office/word/2023/wordml/word16du" xmlns:w16sdtdh="http://schemas.microsoft.com/office/word/2020/wordml/sdtdatahash" xmlns:w16sdtfl="http://schemas.microsoft.com/office/word/2024/wordml/sdtformatlock" xmlns:w16se="http://schemas.microsoft.com/office/word/2015/wordml/symex" mc:Ignorable="w14 w15 w16se w16cid w16 w16cex w16sdtdh w16sdtfl w16du">
   <w:docDefaults>
     <w:rPrDefault>
       <w:rPr>
-        <w:rFonts w:ascii="Calibri" w:cs="Calibri" w:eastAsia="Calibri" w:hAnsi="Calibri"/>
+        <w:rFonts w:ascii="Calibri" w:eastAsia="Calibri" w:hAnsi="Calibri" w:cs="Calibri"/>
         <w:sz w:val="22"/>
         <w:szCs w:val="22"/>
-        <w:lang w:val="es-CL"/>
+        <w:lang w:val="es-CL" w:eastAsia="es-CL" w:bidi="ar-SA"/>
       </w:rPr>
     </w:rPrDefault>
     <w:pPrDefault>
@@ -3036,174 +2763,573 @@
       </w:pPr>
     </w:pPrDefault>
   </w:docDefaults>
-  <w:style w:type="table" w:styleId="TableNormal" w:default="1">
-    <w:name w:val="TableNormal"/>
-    <w:tblPr>
-      <w:tblCellMar>
-        <w:top w:w="100.0" w:type="dxa"/>
-        <w:left w:w="100.0" w:type="dxa"/>
-        <w:bottom w:w="100.0" w:type="dxa"/>
-        <w:right w:w="100.0" w:type="dxa"/>
-      </w:tblCellMar>
-    </w:tblPr>
+  <w:latentStyles w:defLockedState="0" w:defUIPriority="99" w:defSemiHidden="0" w:defUnhideWhenUsed="0" w:defQFormat="0" w:count="376">
+    <w:lsdException w:name="Normal" w:uiPriority="0" w:qFormat="1"/>
+    <w:lsdException w:name="heading 1" w:uiPriority="9" w:qFormat="1"/>
+    <w:lsdException w:name="heading 2" w:semiHidden="1" w:uiPriority="9" w:unhideWhenUsed="1" w:qFormat="1"/>
+    <w:lsdException w:name="heading 3" w:semiHidden="1" w:uiPriority="9" w:unhideWhenUsed="1" w:qFormat="1"/>
+    <w:lsdException w:name="heading 4" w:semiHidden="1" w:uiPriority="9" w:unhideWhenUsed="1" w:qFormat="1"/>
+    <w:lsdException w:name="heading 5" w:semiHidden="1" w:uiPriority="9" w:unhideWhenUsed="1" w:qFormat="1"/>
+    <w:lsdException w:name="heading 6" w:semiHidden="1" w:uiPriority="9" w:unhideWhenUsed="1" w:qFormat="1"/>
+    <w:lsdException w:name="heading 7" w:semiHidden="1" w:uiPriority="9" w:unhideWhenUsed="1" w:qFormat="1"/>
+    <w:lsdException w:name="heading 8" w:semiHidden="1" w:uiPriority="9" w:unhideWhenUsed="1" w:qFormat="1"/>
+    <w:lsdException w:name="heading 9" w:semiHidden="1" w:uiPriority="9" w:unhideWhenUsed="1" w:qFormat="1"/>
+    <w:lsdException w:name="index 1" w:semiHidden="1" w:unhideWhenUsed="1"/>
+    <w:lsdException w:name="index 2" w:semiHidden="1" w:unhideWhenUsed="1"/>
+    <w:lsdException w:name="index 3" w:semiHidden="1" w:unhideWhenUsed="1"/>
+    <w:lsdException w:name="index 4" w:semiHidden="1" w:unhideWhenUsed="1"/>
+    <w:lsdException w:name="index 5" w:semiHidden="1" w:unhideWhenUsed="1"/>
+    <w:lsdException w:name="index 6" w:semiHidden="1" w:unhideWhenUsed="1"/>
+    <w:lsdException w:name="index 7" w:semiHidden="1" w:unhideWhenUsed="1"/>
+    <w:lsdException w:name="index 8" w:semiHidden="1" w:unhideWhenUsed="1"/>
+    <w:lsdException w:name="index 9" w:semiHidden="1" w:unhideWhenUsed="1"/>
+    <w:lsdException w:name="toc 1" w:semiHidden="1" w:uiPriority="39" w:unhideWhenUsed="1"/>
+    <w:lsdException w:name="toc 2" w:semiHidden="1" w:uiPriority="39" w:unhideWhenUsed="1"/>
+    <w:lsdException w:name="toc 3" w:semiHidden="1" w:uiPriority="39" w:unhideWhenUsed="1"/>
+    <w:lsdException w:name="toc 4" w:semiHidden="1" w:uiPriority="39" w:unhideWhenUsed="1"/>
+    <w:lsdException w:name="toc 5" w:semiHidden="1" w:uiPriority="39" w:unhideWhenUsed="1"/>
+    <w:lsdException w:name="toc 6" w:semiHidden="1" w:uiPriority="39" w:unhideWhenUsed="1"/>
+    <w:lsdException w:name="toc 7" w:semiHidden="1" w:uiPriority="39" w:unhideWhenUsed="1"/>
+    <w:lsdException w:name="toc 8" w:semiHidden="1" w:uiPriority="39" w:unhideWhenUsed="1"/>
+    <w:lsdException w:name="toc 9" w:semiHidden="1" w:uiPriority="39" w:unhideWhenUsed="1"/>
+    <w:lsdException w:name="Normal Indent" w:semiHidden="1" w:unhideWhenUsed="1"/>
+    <w:lsdException w:name="footnote text" w:semiHidden="1" w:unhideWhenUsed="1"/>
+    <w:lsdException w:name="annotation text" w:semiHidden="1" w:unhideWhenUsed="1"/>
+    <w:lsdException w:name="header" w:semiHidden="1" w:unhideWhenUsed="1"/>
+    <w:lsdException w:name="footer" w:semiHidden="1" w:unhideWhenUsed="1"/>
+    <w:lsdException w:name="index heading" w:semiHidden="1" w:unhideWhenUsed="1"/>
+    <w:lsdException w:name="caption" w:semiHidden="1" w:uiPriority="35" w:unhideWhenUsed="1" w:qFormat="1"/>
+    <w:lsdException w:name="table of figures" w:semiHidden="1" w:unhideWhenUsed="1"/>
+    <w:lsdException w:name="envelope address" w:semiHidden="1" w:unhideWhenUsed="1"/>
+    <w:lsdException w:name="envelope return" w:semiHidden="1" w:unhideWhenUsed="1"/>
+    <w:lsdException w:name="footnote reference" w:semiHidden="1" w:unhideWhenUsed="1"/>
+    <w:lsdException w:name="annotation reference" w:semiHidden="1" w:unhideWhenUsed="1"/>
+    <w:lsdException w:name="line number" w:semiHidden="1" w:unhideWhenUsed="1"/>
+    <w:lsdException w:name="page number" w:semiHidden="1" w:unhideWhenUsed="1"/>
+    <w:lsdException w:name="endnote reference" w:semiHidden="1" w:unhideWhenUsed="1"/>
+    <w:lsdException w:name="endnote text" w:semiHidden="1" w:unhideWhenUsed="1"/>
+    <w:lsdException w:name="table of authorities" w:semiHidden="1" w:unhideWhenUsed="1"/>
+    <w:lsdException w:name="macro" w:semiHidden="1" w:unhideWhenUsed="1"/>
+    <w:lsdException w:name="toa heading" w:semiHidden="1" w:unhideWhenUsed="1"/>
+    <w:lsdException w:name="List" w:semiHidden="1" w:unhideWhenUsed="1"/>
+    <w:lsdException w:name="List Bullet" w:semiHidden="1" w:unhideWhenUsed="1"/>
+    <w:lsdException w:name="List Number" w:semiHidden="1" w:unhideWhenUsed="1"/>
+    <w:lsdException w:name="List 2" w:semiHidden="1" w:unhideWhenUsed="1"/>
+    <w:lsdException w:name="List 3" w:semiHidden="1" w:unhideWhenUsed="1"/>
+    <w:lsdException w:name="List 4" w:semiHidden="1" w:unhideWhenUsed="1"/>
+    <w:lsdException w:name="List 5" w:semiHidden="1" w:unhideWhenUsed="1"/>
+    <w:lsdException w:name="List Bullet 2" w:semiHidden="1" w:unhideWhenUsed="1"/>
+    <w:lsdException w:name="List Bullet 3" w:semiHidden="1" w:unhideWhenUsed="1"/>
+    <w:lsdException w:name="List Bullet 4" w:semiHidden="1" w:unhideWhenUsed="1"/>
+    <w:lsdException w:name="List Bullet 5" w:semiHidden="1" w:unhideWhenUsed="1"/>
+    <w:lsdException w:name="List Number 2" w:semiHidden="1" w:unhideWhenUsed="1"/>
+    <w:lsdException w:name="List Number 3" w:semiHidden="1" w:unhideWhenUsed="1"/>
+    <w:lsdException w:name="List Number 4" w:semiHidden="1" w:unhideWhenUsed="1"/>
+    <w:lsdException w:name="List Number 5" w:semiHidden="1" w:unhideWhenUsed="1"/>
+    <w:lsdException w:name="Title" w:uiPriority="10" w:qFormat="1"/>
+    <w:lsdException w:name="Closing" w:semiHidden="1" w:unhideWhenUsed="1"/>
+    <w:lsdException w:name="Signature" w:semiHidden="1" w:unhideWhenUsed="1"/>
+    <w:lsdException w:name="Default Paragraph Font" w:semiHidden="1" w:uiPriority="1" w:unhideWhenUsed="1"/>
+    <w:lsdException w:name="Body Text" w:semiHidden="1" w:unhideWhenUsed="1"/>
+    <w:lsdException w:name="Body Text Indent" w:semiHidden="1" w:unhideWhenUsed="1"/>
+    <w:lsdException w:name="List Continue" w:semiHidden="1" w:unhideWhenUsed="1"/>
+    <w:lsdException w:name="List Continue 2" w:semiHidden="1" w:unhideWhenUsed="1"/>
+    <w:lsdException w:name="List Continue 3" w:semiHidden="1" w:unhideWhenUsed="1"/>
+    <w:lsdException w:name="List Continue 4" w:semiHidden="1" w:unhideWhenUsed="1"/>
+    <w:lsdException w:name="List Continue 5" w:semiHidden="1" w:unhideWhenUsed="1"/>
+    <w:lsdException w:name="Message Header" w:semiHidden="1" w:unhideWhenUsed="1"/>
+    <w:lsdException w:name="Subtitle" w:uiPriority="11" w:qFormat="1"/>
+    <w:lsdException w:name="Salutation" w:semiHidden="1" w:unhideWhenUsed="1"/>
+    <w:lsdException w:name="Date" w:semiHidden="1" w:unhideWhenUsed="1"/>
+    <w:lsdException w:name="Body Text First Indent" w:semiHidden="1" w:unhideWhenUsed="1"/>
+    <w:lsdException w:name="Body Text First Indent 2" w:semiHidden="1" w:unhideWhenUsed="1"/>
+    <w:lsdException w:name="Note Heading" w:semiHidden="1" w:unhideWhenUsed="1"/>
+    <w:lsdException w:name="Body Text 2" w:semiHidden="1" w:unhideWhenUsed="1"/>
+    <w:lsdException w:name="Body Text 3" w:semiHidden="1" w:unhideWhenUsed="1"/>
+    <w:lsdException w:name="Body Text Indent 2" w:semiHidden="1" w:unhideWhenUsed="1"/>
+    <w:lsdException w:name="Body Text Indent 3" w:semiHidden="1" w:unhideWhenUsed="1"/>
+    <w:lsdException w:name="Block Text" w:semiHidden="1" w:unhideWhenUsed="1"/>
+    <w:lsdException w:name="Hyperlink" w:semiHidden="1" w:unhideWhenUsed="1"/>
+    <w:lsdException w:name="FollowedHyperlink" w:semiHidden="1" w:unhideWhenUsed="1"/>
+    <w:lsdException w:name="Strong" w:uiPriority="22" w:qFormat="1"/>
+    <w:lsdException w:name="Emphasis" w:uiPriority="20" w:qFormat="1"/>
+    <w:lsdException w:name="Document Map" w:semiHidden="1" w:unhideWhenUsed="1"/>
+    <w:lsdException w:name="Plain Text" w:semiHidden="1" w:unhideWhenUsed="1"/>
+    <w:lsdException w:name="E-mail Signature" w:semiHidden="1" w:unhideWhenUsed="1"/>
+    <w:lsdException w:name="HTML Top of Form" w:semiHidden="1" w:unhideWhenUsed="1"/>
+    <w:lsdException w:name="HTML Bottom of Form" w:semiHidden="1" w:unhideWhenUsed="1"/>
+    <w:lsdException w:name="Normal (Web)" w:semiHidden="1" w:unhideWhenUsed="1"/>
+    <w:lsdException w:name="HTML Acronym" w:semiHidden="1" w:unhideWhenUsed="1"/>
+    <w:lsdException w:name="HTML Address" w:semiHidden="1" w:unhideWhenUsed="1"/>
+    <w:lsdException w:name="HTML Cite" w:semiHidden="1" w:unhideWhenUsed="1"/>
+    <w:lsdException w:name="HTML Code" w:semiHidden="1" w:unhideWhenUsed="1"/>
+    <w:lsdException w:name="HTML Definition" w:semiHidden="1" w:unhideWhenUsed="1"/>
+    <w:lsdException w:name="HTML Keyboard" w:semiHidden="1" w:unhideWhenUsed="1"/>
+    <w:lsdException w:name="HTML Preformatted" w:semiHidden="1" w:unhideWhenUsed="1"/>
+    <w:lsdException w:name="HTML Sample" w:semiHidden="1" w:unhideWhenUsed="1"/>
+    <w:lsdException w:name="HTML Typewriter" w:semiHidden="1" w:unhideWhenUsed="1"/>
+    <w:lsdException w:name="HTML Variable" w:semiHidden="1" w:unhideWhenUsed="1"/>
+    <w:lsdException w:name="Normal Table" w:semiHidden="1" w:unhideWhenUsed="1"/>
+    <w:lsdException w:name="annotation subject" w:semiHidden="1" w:unhideWhenUsed="1"/>
+    <w:lsdException w:name="No List" w:semiHidden="1" w:unhideWhenUsed="1"/>
+    <w:lsdException w:name="Outline List 1" w:semiHidden="1" w:unhideWhenUsed="1"/>
+    <w:lsdException w:name="Outline List 2" w:semiHidden="1" w:unhideWhenUsed="1"/>
+    <w:lsdException w:name="Outline List 3" w:semiHidden="1" w:unhideWhenUsed="1"/>
+    <w:lsdException w:name="Table Simple 1" w:semiHidden="1" w:unhideWhenUsed="1"/>
+    <w:lsdException w:name="Table Simple 2" w:semiHidden="1" w:unhideWhenUsed="1"/>
+    <w:lsdException w:name="Table Simple 3" w:semiHidden="1" w:unhideWhenUsed="1"/>
+    <w:lsdException w:name="Table Classic 1" w:semiHidden="1" w:unhideWhenUsed="1"/>
+    <w:lsdException w:name="Table Classic 2" w:semiHidden="1" w:unhideWhenUsed="1"/>
+    <w:lsdException w:name="Table Classic 3" w:semiHidden="1" w:unhideWhenUsed="1"/>
+    <w:lsdException w:name="Table Classic 4" w:semiHidden="1" w:unhideWhenUsed="1"/>
+    <w:lsdException w:name="Table Colorful 1" w:semiHidden="1" w:unhideWhenUsed="1"/>
+    <w:lsdException w:name="Table Colorful 2" w:semiHidden="1" w:unhideWhenUsed="1"/>
+    <w:lsdException w:name="Table Colorful 3" w:semiHidden="1" w:unhideWhenUsed="1"/>
+    <w:lsdException w:name="Table Columns 1" w:semiHidden="1" w:unhideWhenUsed="1"/>
+    <w:lsdException w:name="Table Columns 2" w:semiHidden="1" w:unhideWhenUsed="1"/>
+    <w:lsdException w:name="Table Columns 3" w:semiHidden="1" w:unhideWhenUsed="1"/>
+    <w:lsdException w:name="Table Columns 4" w:semiHidden="1" w:unhideWhenUsed="1"/>
+    <w:lsdException w:name="Table Columns 5" w:semiHidden="1" w:unhideWhenUsed="1"/>
+    <w:lsdException w:name="Table Grid 1" w:semiHidden="1" w:unhideWhenUsed="1"/>
+    <w:lsdException w:name="Table Grid 2" w:semiHidden="1" w:unhideWhenUsed="1"/>
+    <w:lsdException w:name="Table Grid 3" w:semiHidden="1" w:unhideWhenUsed="1"/>
+    <w:lsdException w:name="Table Grid 4" w:semiHidden="1" w:unhideWhenUsed="1"/>
+    <w:lsdException w:name="Table Grid 5" w:semiHidden="1" w:unhideWhenUsed="1"/>
+    <w:lsdException w:name="Table Grid 6" w:semiHidden="1" w:unhideWhenUsed="1"/>
+    <w:lsdException w:name="Table Grid 7" w:semiHidden="1" w:unhideWhenUsed="1"/>
+    <w:lsdException w:name="Table Grid 8" w:semiHidden="1" w:unhideWhenUsed="1"/>
+    <w:lsdException w:name="Table List 1" w:semiHidden="1" w:unhideWhenUsed="1"/>
+    <w:lsdException w:name="Table List 2" w:semiHidden="1" w:unhideWhenUsed="1"/>
+    <w:lsdException w:name="Table List 3" w:semiHidden="1" w:unhideWhenUsed="1"/>
+    <w:lsdException w:name="Table List 4" w:semiHidden="1" w:unhideWhenUsed="1"/>
+    <w:lsdException w:name="Table List 5" w:semiHidden="1" w:unhideWhenUsed="1"/>
+    <w:lsdException w:name="Table List 6" w:semiHidden="1" w:unhideWhenUsed="1"/>
+    <w:lsdException w:name="Table List 7" w:semiHidden="1" w:unhideWhenUsed="1"/>
+    <w:lsdException w:name="Table List 8" w:semiHidden="1" w:unhideWhenUsed="1"/>
+    <w:lsdException w:name="Table 3D effects 1" w:semiHidden="1" w:unhideWhenUsed="1"/>
+    <w:lsdException w:name="Table 3D effects 2" w:semiHidden="1" w:unhideWhenUsed="1"/>
+    <w:lsdException w:name="Table 3D effects 3" w:semiHidden="1" w:unhideWhenUsed="1"/>
+    <w:lsdException w:name="Table Contemporary" w:semiHidden="1" w:unhideWhenUsed="1"/>
+    <w:lsdException w:name="Table Elegant" w:semiHidden="1" w:unhideWhenUsed="1"/>
+    <w:lsdException w:name="Table Professional" w:semiHidden="1" w:unhideWhenUsed="1"/>
+    <w:lsdException w:name="Table Subtle 1" w:semiHidden="1" w:unhideWhenUsed="1"/>
+    <w:lsdException w:name="Table Subtle 2" w:semiHidden="1" w:unhideWhenUsed="1"/>
+    <w:lsdException w:name="Table Web 1" w:semiHidden="1" w:unhideWhenUsed="1"/>
+    <w:lsdException w:name="Table Web 2" w:semiHidden="1" w:unhideWhenUsed="1"/>
+    <w:lsdException w:name="Table Web 3" w:semiHidden="1" w:unhideWhenUsed="1"/>
+    <w:lsdException w:name="Balloon Text" w:semiHidden="1" w:unhideWhenUsed="1"/>
+    <w:lsdException w:name="Table Grid" w:uiPriority="39"/>
+    <w:lsdException w:name="Table Theme" w:semiHidden="1" w:unhideWhenUsed="1"/>
+    <w:lsdException w:name="Placeholder Text" w:semiHidden="1"/>
+    <w:lsdException w:name="No Spacing" w:uiPriority="1" w:qFormat="1"/>
+    <w:lsdException w:name="Light Shading" w:uiPriority="60"/>
+    <w:lsdException w:name="Light List" w:uiPriority="61"/>
+    <w:lsdException w:name="Light Grid" w:uiPriority="62"/>
+    <w:lsdException w:name="Medium Shading 1" w:uiPriority="63"/>
+    <w:lsdException w:name="Medium Shading 2" w:uiPriority="64"/>
+    <w:lsdException w:name="Medium List 1" w:uiPriority="65"/>
+    <w:lsdException w:name="Medium List 2" w:uiPriority="66"/>
+    <w:lsdException w:name="Medium Grid 1" w:uiPriority="67"/>
+    <w:lsdException w:name="Medium Grid 2" w:uiPriority="68"/>
+    <w:lsdException w:name="Medium Grid 3" w:uiPriority="69"/>
+    <w:lsdException w:name="Dark List" w:uiPriority="70"/>
+    <w:lsdException w:name="Colorful Shading" w:uiPriority="71"/>
+    <w:lsdException w:name="Colorful List" w:uiPriority="72"/>
+    <w:lsdException w:name="Colorful Grid" w:uiPriority="73"/>
+    <w:lsdException w:name="Light Shading Accent 1" w:uiPriority="60"/>
+    <w:lsdException w:name="Light List Accent 1" w:uiPriority="61"/>
+    <w:lsdException w:name="Light Grid Accent 1" w:uiPriority="62"/>
+    <w:lsdException w:name="Medium Shading 1 Accent 1" w:uiPriority="63"/>
+    <w:lsdException w:name="Medium Shading 2 Accent 1" w:uiPriority="64"/>
+    <w:lsdException w:name="Medium List 1 Accent 1" w:uiPriority="65"/>
+    <w:lsdException w:name="Revision" w:semiHidden="1"/>
+    <w:lsdException w:name="List Paragraph" w:uiPriority="34" w:qFormat="1"/>
+    <w:lsdException w:name="Quote" w:uiPriority="29" w:qFormat="1"/>
+    <w:lsdException w:name="Intense Quote" w:uiPriority="30" w:qFormat="1"/>
+    <w:lsdException w:name="Medium List 2 Accent 1" w:uiPriority="66"/>
+    <w:lsdException w:name="Medium Grid 1 Accent 1" w:uiPriority="67"/>
+    <w:lsdException w:name="Medium Grid 2 Accent 1" w:uiPriority="68"/>
+    <w:lsdException w:name="Medium Grid 3 Accent 1" w:uiPriority="69"/>
+    <w:lsdException w:name="Dark List Accent 1" w:uiPriority="70"/>
+    <w:lsdException w:name="Colorful Shading Accent 1" w:uiPriority="71"/>
+    <w:lsdException w:name="Colorful List Accent 1" w:uiPriority="72"/>
+    <w:lsdException w:name="Colorful Grid Accent 1" w:uiPriority="73"/>
+    <w:lsdException w:name="Light Shading Accent 2" w:uiPriority="60"/>
+    <w:lsdException w:name="Light List Accent 2" w:uiPriority="61"/>
+    <w:lsdException w:name="Light Grid Accent 2" w:uiPriority="62"/>
+    <w:lsdException w:name="Medium Shading 1 Accent 2" w:uiPriority="63"/>
+    <w:lsdException w:name="Medium Shading 2 Accent 2" w:uiPriority="64"/>
+    <w:lsdException w:name="Medium List 1 Accent 2" w:uiPriority="65"/>
+    <w:lsdException w:name="Medium List 2 Accent 2" w:uiPriority="66"/>
+    <w:lsdException w:name="Medium Grid 1 Accent 2" w:uiPriority="67"/>
+    <w:lsdException w:name="Medium Grid 2 Accent 2" w:uiPriority="68"/>
+    <w:lsdException w:name="Medium Grid 3 Accent 2" w:uiPriority="69"/>
+    <w:lsdException w:name="Dark List Accent 2" w:uiPriority="70"/>
+    <w:lsdException w:name="Colorful Shading Accent 2" w:uiPriority="71"/>
+    <w:lsdException w:name="Colorful List Accent 2" w:uiPriority="72"/>
+    <w:lsdException w:name="Colorful Grid Accent 2" w:uiPriority="73"/>
+    <w:lsdException w:name="Light Shading Accent 3" w:uiPriority="60"/>
+    <w:lsdException w:name="Light List Accent 3" w:uiPriority="61"/>
+    <w:lsdException w:name="Light Grid Accent 3" w:uiPriority="62"/>
+    <w:lsdException w:name="Medium Shading 1 Accent 3" w:uiPriority="63"/>
+    <w:lsdException w:name="Medium Shading 2 Accent 3" w:uiPriority="64"/>
+    <w:lsdException w:name="Medium List 1 Accent 3" w:uiPriority="65"/>
+    <w:lsdException w:name="Medium List 2 Accent 3" w:uiPriority="66"/>
+    <w:lsdException w:name="Medium Grid 1 Accent 3" w:uiPriority="67"/>
+    <w:lsdException w:name="Medium Grid 2 Accent 3" w:uiPriority="68"/>
+    <w:lsdException w:name="Medium Grid 3 Accent 3" w:uiPriority="69"/>
+    <w:lsdException w:name="Dark List Accent 3" w:uiPriority="70"/>
+    <w:lsdException w:name="Colorful Shading Accent 3" w:uiPriority="71"/>
+    <w:lsdException w:name="Colorful List Accent 3" w:uiPriority="72"/>
+    <w:lsdException w:name="Colorful Grid Accent 3" w:uiPriority="73"/>
+    <w:lsdException w:name="Light Shading Accent 4" w:uiPriority="60"/>
+    <w:lsdException w:name="Light List Accent 4" w:uiPriority="61"/>
+    <w:lsdException w:name="Light Grid Accent 4" w:uiPriority="62"/>
+    <w:lsdException w:name="Medium Shading 1 Accent 4" w:uiPriority="63"/>
+    <w:lsdException w:name="Medium Shading 2 Accent 4" w:uiPriority="64"/>
+    <w:lsdException w:name="Medium List 1 Accent 4" w:uiPriority="65"/>
+    <w:lsdException w:name="Medium List 2 Accent 4" w:uiPriority="66"/>
+    <w:lsdException w:name="Medium Grid 1 Accent 4" w:uiPriority="67"/>
+    <w:lsdException w:name="Medium Grid 2 Accent 4" w:uiPriority="68"/>
+    <w:lsdException w:name="Medium Grid 3 Accent 4" w:uiPriority="69"/>
+    <w:lsdException w:name="Dark List Accent 4" w:uiPriority="70"/>
+    <w:lsdException w:name="Colorful Shading Accent 4" w:uiPriority="71"/>
+    <w:lsdException w:name="Colorful List Accent 4" w:uiPriority="72"/>
+    <w:lsdException w:name="Colorful Grid Accent 4" w:uiPriority="73"/>
+    <w:lsdException w:name="Light Shading Accent 5" w:uiPriority="60"/>
+    <w:lsdException w:name="Light List Accent 5" w:uiPriority="61"/>
+    <w:lsdException w:name="Light Grid Accent 5" w:uiPriority="62"/>
+    <w:lsdException w:name="Medium Shading 1 Accent 5" w:uiPriority="63"/>
+    <w:lsdException w:name="Medium Shading 2 Accent 5" w:uiPriority="64"/>
+    <w:lsdException w:name="Medium List 1 Accent 5" w:uiPriority="65"/>
+    <w:lsdException w:name="Medium List 2 Accent 5" w:uiPriority="66"/>
+    <w:lsdException w:name="Medium Grid 1 Accent 5" w:uiPriority="67"/>
+    <w:lsdException w:name="Medium Grid 2 Accent 5" w:uiPriority="68"/>
+    <w:lsdException w:name="Medium Grid 3 Accent 5" w:uiPriority="69"/>
+    <w:lsdException w:name="Dark List Accent 5" w:uiPriority="70"/>
+    <w:lsdException w:name="Colorful Shading Accent 5" w:uiPriority="71"/>
+    <w:lsdException w:name="Colorful List Accent 5" w:uiPriority="72"/>
+    <w:lsdException w:name="Colorful Grid Accent 5" w:uiPriority="73"/>
+    <w:lsdException w:name="Light Shading Accent 6" w:uiPriority="60"/>
+    <w:lsdException w:name="Light List Accent 6" w:uiPriority="61"/>
+    <w:lsdException w:name="Light Grid Accent 6" w:uiPriority="62"/>
+    <w:lsdException w:name="Medium Shading 1 Accent 6" w:uiPriority="63"/>
+    <w:lsdException w:name="Medium Shading 2 Accent 6" w:uiPriority="64"/>
+    <w:lsdException w:name="Medium List 1 Accent 6" w:uiPriority="65"/>
+    <w:lsdException w:name="Medium List 2 Accent 6" w:uiPriority="66"/>
+    <w:lsdException w:name="Medium Grid 1 Accent 6" w:uiPriority="67"/>
+    <w:lsdException w:name="Medium Grid 2 Accent 6" w:uiPriority="68"/>
+    <w:lsdException w:name="Medium Grid 3 Accent 6" w:uiPriority="69"/>
+    <w:lsdException w:name="Dark List Accent 6" w:uiPriority="70"/>
+    <w:lsdException w:name="Colorful Shading Accent 6" w:uiPriority="71"/>
+    <w:lsdException w:name="Colorful List Accent 6" w:uiPriority="72"/>
+    <w:lsdException w:name="Colorful Grid Accent 6" w:uiPriority="73"/>
+    <w:lsdException w:name="Subtle Emphasis" w:uiPriority="19" w:qFormat="1"/>
+    <w:lsdException w:name="Intense Emphasis" w:uiPriority="21" w:qFormat="1"/>
+    <w:lsdException w:name="Subtle Reference" w:uiPriority="31" w:qFormat="1"/>
+    <w:lsdException w:name="Intense Reference" w:uiPriority="32" w:qFormat="1"/>
+    <w:lsdException w:name="Book Title" w:uiPriority="33" w:qFormat="1"/>
+    <w:lsdException w:name="Bibliography" w:semiHidden="1" w:uiPriority="37" w:unhideWhenUsed="1"/>
+    <w:lsdException w:name="TOC Heading" w:semiHidden="1" w:uiPriority="39" w:unhideWhenUsed="1" w:qFormat="1"/>
+    <w:lsdException w:name="Plain Table 1" w:uiPriority="41"/>
+    <w:lsdException w:name="Plain Table 2" w:uiPriority="42"/>
+    <w:lsdException w:name="Plain Table 3" w:uiPriority="43"/>
+    <w:lsdException w:name="Plain Table 4" w:uiPriority="44"/>
+    <w:lsdException w:name="Plain Table 5" w:uiPriority="45"/>
+    <w:lsdException w:name="Grid Table Light" w:uiPriority="40"/>
+    <w:lsdException w:name="Grid Table 1 Light" w:uiPriority="46"/>
+    <w:lsdException w:name="Grid Table 2" w:uiPriority="47"/>
+    <w:lsdException w:name="Grid Table 3" w:uiPriority="48"/>
+    <w:lsdException w:name="Grid Table 4" w:uiPriority="49"/>
+    <w:lsdException w:name="Grid Table 5 Dark" w:uiPriority="50"/>
+    <w:lsdException w:name="Grid Table 6 Colorful" w:uiPriority="51"/>
+    <w:lsdException w:name="Grid Table 7 Colorful" w:uiPriority="52"/>
+    <w:lsdException w:name="Grid Table 1 Light Accent 1" w:uiPriority="46"/>
+    <w:lsdException w:name="Grid Table 2 Accent 1" w:uiPriority="47"/>
+    <w:lsdException w:name="Grid Table 3 Accent 1" w:uiPriority="48"/>
+    <w:lsdException w:name="Grid Table 4 Accent 1" w:uiPriority="49"/>
+    <w:lsdException w:name="Grid Table 5 Dark Accent 1" w:uiPriority="50"/>
+    <w:lsdException w:name="Grid Table 6 Colorful Accent 1" w:uiPriority="51"/>
+    <w:lsdException w:name="Grid Table 7 Colorful Accent 1" w:uiPriority="52"/>
+    <w:lsdException w:name="Grid Table 1 Light Accent 2" w:uiPriority="46"/>
+    <w:lsdException w:name="Grid Table 2 Accent 2" w:uiPriority="47"/>
+    <w:lsdException w:name="Grid Table 3 Accent 2" w:uiPriority="48"/>
+    <w:lsdException w:name="Grid Table 4 Accent 2" w:uiPriority="49"/>
+    <w:lsdException w:name="Grid Table 5 Dark Accent 2" w:uiPriority="50"/>
+    <w:lsdException w:name="Grid Table 6 Colorful Accent 2" w:uiPriority="51"/>
+    <w:lsdException w:name="Grid Table 7 Colorful Accent 2" w:uiPriority="52"/>
+    <w:lsdException w:name="Grid Table 1 Light Accent 3" w:uiPriority="46"/>
+    <w:lsdException w:name="Grid Table 2 Accent 3" w:uiPriority="47"/>
+    <w:lsdException w:name="Grid Table 3 Accent 3" w:uiPriority="48"/>
+    <w:lsdException w:name="Grid Table 4 Accent 3" w:uiPriority="49"/>
+    <w:lsdException w:name="Grid Table 5 Dark Accent 3" w:uiPriority="50"/>
+    <w:lsdException w:name="Grid Table 6 Colorful Accent 3" w:uiPriority="51"/>
+    <w:lsdException w:name="Grid Table 7 Colorful Accent 3" w:uiPriority="52"/>
+    <w:lsdException w:name="Grid Table 1 Light Accent 4" w:uiPriority="46"/>
+    <w:lsdException w:name="Grid Table 2 Accent 4" w:uiPriority="47"/>
+    <w:lsdException w:name="Grid Table 3 Accent 4" w:uiPriority="48"/>
+    <w:lsdException w:name="Grid Table 4 Accent 4" w:uiPriority="49"/>
+    <w:lsdException w:name="Grid Table 5 Dark Accent 4" w:uiPriority="50"/>
+    <w:lsdException w:name="Grid Table 6 Colorful Accent 4" w:uiPriority="51"/>
+    <w:lsdException w:name="Grid Table 7 Colorful Accent 4" w:uiPriority="52"/>
+    <w:lsdException w:name="Grid Table 1 Light Accent 5" w:uiPriority="46"/>
+    <w:lsdException w:name="Grid Table 2 Accent 5" w:uiPriority="47"/>
+    <w:lsdException w:name="Grid Table 3 Accent 5" w:uiPriority="48"/>
+    <w:lsdException w:name="Grid Table 4 Accent 5" w:uiPriority="49"/>
+    <w:lsdException w:name="Grid Table 5 Dark Accent 5" w:uiPriority="50"/>
+    <w:lsdException w:name="Grid Table 6 Colorful Accent 5" w:uiPriority="51"/>
+    <w:lsdException w:name="Grid Table 7 Colorful Accent 5" w:uiPriority="52"/>
+    <w:lsdException w:name="Grid Table 1 Light Accent 6" w:uiPriority="46"/>
+    <w:lsdException w:name="Grid Table 2 Accent 6" w:uiPriority="47"/>
+    <w:lsdException w:name="Grid Table 3 Accent 6" w:uiPriority="48"/>
+    <w:lsdException w:name="Grid Table 4 Accent 6" w:uiPriority="49"/>
+    <w:lsdException w:name="Grid Table 5 Dark Accent 6" w:uiPriority="50"/>
+    <w:lsdException w:name="Grid Table 6 Colorful Accent 6" w:uiPriority="51"/>
+    <w:lsdException w:name="Grid Table 7 Colorful Accent 6" w:uiPriority="52"/>
+    <w:lsdException w:name="List Table 1 Light" w:uiPriority="46"/>
+    <w:lsdException w:name="List Table 2" w:uiPriority="47"/>
+    <w:lsdException w:name="List Table 3" w:uiPriority="48"/>
+    <w:lsdException w:name="List Table 4" w:uiPriority="49"/>
+    <w:lsdException w:name="List Table 5 Dark" w:uiPriority="50"/>
+    <w:lsdException w:name="List Table 6 Colorful" w:uiPriority="51"/>
+    <w:lsdException w:name="List Table 7 Colorful" w:uiPriority="52"/>
+    <w:lsdException w:name="List Table 1 Light Accent 1" w:uiPriority="46"/>
+    <w:lsdException w:name="List Table 2 Accent 1" w:uiPriority="47"/>
+    <w:lsdException w:name="List Table 3 Accent 1" w:uiPriority="48"/>
+    <w:lsdException w:name="List Table 4 Accent 1" w:uiPriority="49"/>
+    <w:lsdException w:name="List Table 5 Dark Accent 1" w:uiPriority="50"/>
+    <w:lsdException w:name="List Table 6 Colorful Accent 1" w:uiPriority="51"/>
+    <w:lsdException w:name="List Table 7 Colorful Accent 1" w:uiPriority="52"/>
+    <w:lsdException w:name="List Table 1 Light Accent 2" w:uiPriority="46"/>
+    <w:lsdException w:name="List Table 2 Accent 2" w:uiPriority="47"/>
+    <w:lsdException w:name="List Table 3 Accent 2" w:uiPriority="48"/>
+    <w:lsdException w:name="List Table 4 Accent 2" w:uiPriority="49"/>
+    <w:lsdException w:name="List Table 5 Dark Accent 2" w:uiPriority="50"/>
+    <w:lsdException w:name="List Table 6 Colorful Accent 2" w:uiPriority="51"/>
+    <w:lsdException w:name="List Table 7 Colorful Accent 2" w:uiPriority="52"/>
+    <w:lsdException w:name="List Table 1 Light Accent 3" w:uiPriority="46"/>
+    <w:lsdException w:name="List Table 2 Accent 3" w:uiPriority="47"/>
+    <w:lsdException w:name="List Table 3 Accent 3" w:uiPriority="48"/>
+    <w:lsdException w:name="List Table 4 Accent 3" w:uiPriority="49"/>
+    <w:lsdException w:name="List Table 5 Dark Accent 3" w:uiPriority="50"/>
+    <w:lsdException w:name="List Table 6 Colorful Accent 3" w:uiPriority="51"/>
+    <w:lsdException w:name="List Table 7 Colorful Accent 3" w:uiPriority="52"/>
+    <w:lsdException w:name="List Table 1 Light Accent 4" w:uiPriority="46"/>
+    <w:lsdException w:name="List Table 2 Accent 4" w:uiPriority="47"/>
+    <w:lsdException w:name="List Table 3 Accent 4" w:uiPriority="48"/>
+    <w:lsdException w:name="List Table 4 Accent 4" w:uiPriority="49"/>
+    <w:lsdException w:name="List Table 5 Dark Accent 4" w:uiPriority="50"/>
+    <w:lsdException w:name="List Table 6 Colorful Accent 4" w:uiPriority="51"/>
+    <w:lsdException w:name="List Table 7 Colorful Accent 4" w:uiPriority="52"/>
+    <w:lsdException w:name="List Table 1 Light Accent 5" w:uiPriority="46"/>
+    <w:lsdException w:name="List Table 2 Accent 5" w:uiPriority="47"/>
+    <w:lsdException w:name="List Table 3 Accent 5" w:uiPriority="48"/>
+    <w:lsdException w:name="List Table 4 Accent 5" w:uiPriority="49"/>
+    <w:lsdException w:name="List Table 5 Dark Accent 5" w:uiPriority="50"/>
+    <w:lsdException w:name="List Table 6 Colorful Accent 5" w:uiPriority="51"/>
+    <w:lsdException w:name="List Table 7 Colorful Accent 5" w:uiPriority="52"/>
+    <w:lsdException w:name="List Table 1 Light Accent 6" w:uiPriority="46"/>
+    <w:lsdException w:name="List Table 2 Accent 6" w:uiPriority="47"/>
+    <w:lsdException w:name="List Table 3 Accent 6" w:uiPriority="48"/>
+    <w:lsdException w:name="List Table 4 Accent 6" w:uiPriority="49"/>
+    <w:lsdException w:name="List Table 5 Dark Accent 6" w:uiPriority="50"/>
+    <w:lsdException w:name="List Table 6 Colorful Accent 6" w:uiPriority="51"/>
+    <w:lsdException w:name="List Table 7 Colorful Accent 6" w:uiPriority="52"/>
+    <w:lsdException w:name="Mention" w:semiHidden="1" w:unhideWhenUsed="1"/>
+    <w:lsdException w:name="Smart Hyperlink" w:semiHidden="1" w:unhideWhenUsed="1"/>
+    <w:lsdException w:name="Hashtag" w:semiHidden="1" w:unhideWhenUsed="1"/>
+    <w:lsdException w:name="Unresolved Mention" w:semiHidden="1" w:unhideWhenUsed="1"/>
+    <w:lsdException w:name="Smart Link" w:semiHidden="1" w:unhideWhenUsed="1"/>
+  </w:latentStyles>
+  <w:style w:type="paragraph" w:default="1" w:styleId="Normal">
+    <w:name w:val="Normal"/>
+    <w:qFormat/>
   </w:style>
-  <w:style w:type="paragraph" w:styleId="Normal" w:default="1">
-    <w:name w:val="normal"/>
-  </w:style>
-  <w:style w:type="paragraph" w:styleId="Heading1">
+  <w:style w:type="paragraph" w:styleId="Ttulo1">
     <w:name w:val="heading 1"/>
     <w:basedOn w:val="Normal"/>
     <w:next w:val="Normal"/>
+    <w:uiPriority w:val="9"/>
+    <w:qFormat/>
     <w:pPr>
-      <w:keepNext w:val="1"/>
-      <w:keepLines w:val="1"/>
-      <w:pageBreakBefore w:val="0"/>
-      <w:spacing w:after="120" w:before="480" w:lineRule="auto"/>
+      <w:keepNext/>
+      <w:keepLines/>
+      <w:spacing w:before="480" w:after="120"/>
+      <w:outlineLvl w:val="0"/>
     </w:pPr>
     <w:rPr>
-      <w:b w:val="1"/>
-      <w:bCs w:val="1"/>
+      <w:b/>
+      <w:bCs/>
       <w:sz w:val="48"/>
       <w:szCs w:val="48"/>
     </w:rPr>
   </w:style>
-  <w:style w:type="paragraph" w:styleId="Heading2">
+  <w:style w:type="paragraph" w:styleId="Ttulo2">
     <w:name w:val="heading 2"/>
     <w:basedOn w:val="Normal"/>
     <w:next w:val="Normal"/>
+    <w:uiPriority w:val="9"/>
+    <w:semiHidden/>
+    <w:unhideWhenUsed/>
+    <w:qFormat/>
     <w:pPr>
-      <w:keepNext w:val="1"/>
-      <w:keepLines w:val="1"/>
-      <w:pageBreakBefore w:val="0"/>
-      <w:spacing w:after="80" w:before="360" w:lineRule="auto"/>
+      <w:keepNext/>
+      <w:keepLines/>
+      <w:spacing w:before="360" w:after="80"/>
+      <w:outlineLvl w:val="1"/>
     </w:pPr>
     <w:rPr>
-      <w:b w:val="1"/>
-      <w:bCs w:val="1"/>
+      <w:b/>
+      <w:bCs/>
       <w:sz w:val="36"/>
       <w:szCs w:val="36"/>
     </w:rPr>
   </w:style>
-  <w:style w:type="paragraph" w:styleId="Heading3">
+  <w:style w:type="paragraph" w:styleId="Ttulo3">
     <w:name w:val="heading 3"/>
     <w:basedOn w:val="Normal"/>
     <w:next w:val="Normal"/>
+    <w:uiPriority w:val="9"/>
+    <w:semiHidden/>
+    <w:unhideWhenUsed/>
+    <w:qFormat/>
     <w:pPr>
-      <w:keepNext w:val="1"/>
-      <w:keepLines w:val="1"/>
-      <w:spacing w:after="0" w:before="40" w:lineRule="auto"/>
+      <w:keepNext/>
+      <w:keepLines/>
+      <w:spacing w:before="40" w:after="0"/>
+      <w:outlineLvl w:val="2"/>
     </w:pPr>
     <w:rPr>
-      <w:rFonts w:ascii="Calibri" w:cs="Calibri" w:eastAsia="Calibri" w:hAnsi="Calibri"/>
-      <w:color w:val="1f3863"/>
+      <w:color w:val="1F3863"/>
       <w:sz w:val="24"/>
       <w:szCs w:val="24"/>
     </w:rPr>
   </w:style>
-  <w:style w:type="paragraph" w:styleId="Heading4">
+  <w:style w:type="paragraph" w:styleId="Ttulo4">
     <w:name w:val="heading 4"/>
     <w:basedOn w:val="Normal"/>
     <w:next w:val="Normal"/>
+    <w:uiPriority w:val="9"/>
+    <w:semiHidden/>
+    <w:unhideWhenUsed/>
+    <w:qFormat/>
     <w:pPr>
-      <w:keepNext w:val="1"/>
-      <w:keepLines w:val="1"/>
-      <w:pageBreakBefore w:val="0"/>
-      <w:spacing w:after="40" w:before="240" w:lineRule="auto"/>
+      <w:keepNext/>
+      <w:keepLines/>
+      <w:spacing w:before="240" w:after="40"/>
+      <w:outlineLvl w:val="3"/>
     </w:pPr>
     <w:rPr>
-      <w:b w:val="1"/>
-      <w:bCs w:val="1"/>
+      <w:b/>
+      <w:bCs/>
       <w:sz w:val="24"/>
       <w:szCs w:val="24"/>
     </w:rPr>
   </w:style>
-  <w:style w:type="paragraph" w:styleId="Heading5">
+  <w:style w:type="paragraph" w:styleId="Ttulo5">
     <w:name w:val="heading 5"/>
     <w:basedOn w:val="Normal"/>
     <w:next w:val="Normal"/>
+    <w:uiPriority w:val="9"/>
+    <w:semiHidden/>
+    <w:unhideWhenUsed/>
+    <w:qFormat/>
     <w:pPr>
-      <w:keepNext w:val="1"/>
-      <w:keepLines w:val="1"/>
-      <w:pageBreakBefore w:val="0"/>
-      <w:spacing w:after="40" w:before="220" w:lineRule="auto"/>
+      <w:keepNext/>
+      <w:keepLines/>
+      <w:spacing w:before="220" w:after="40"/>
+      <w:outlineLvl w:val="4"/>
     </w:pPr>
     <w:rPr>
-      <w:b w:val="1"/>
-      <w:bCs w:val="1"/>
-      <w:sz w:val="22"/>
-      <w:szCs w:val="22"/>
+      <w:b/>
+      <w:bCs/>
     </w:rPr>
   </w:style>
-  <w:style w:type="paragraph" w:styleId="Heading6">
+  <w:style w:type="paragraph" w:styleId="Ttulo6">
     <w:name w:val="heading 6"/>
     <w:basedOn w:val="Normal"/>
     <w:next w:val="Normal"/>
+    <w:uiPriority w:val="9"/>
+    <w:semiHidden/>
+    <w:unhideWhenUsed/>
+    <w:qFormat/>
     <w:pPr>
-      <w:keepNext w:val="1"/>
-      <w:keepLines w:val="1"/>
-      <w:pageBreakBefore w:val="0"/>
-      <w:spacing w:after="40" w:before="200" w:lineRule="auto"/>
+      <w:keepNext/>
+      <w:keepLines/>
+      <w:spacing w:before="200" w:after="40"/>
+      <w:outlineLvl w:val="5"/>
     </w:pPr>
     <w:rPr>
-      <w:b w:val="1"/>
-      <w:bCs w:val="1"/>
+      <w:b/>
+      <w:bCs/>
       <w:sz w:val="20"/>
       <w:szCs w:val="20"/>
     </w:rPr>
   </w:style>
-  <w:style w:type="paragraph" w:styleId="Title">
+  <w:style w:type="character" w:default="1" w:styleId="Fuentedeprrafopredeter">
+    <w:name w:val="Default Paragraph Font"/>
+    <w:uiPriority w:val="1"/>
+    <w:semiHidden/>
+    <w:unhideWhenUsed/>
+  </w:style>
+  <w:style w:type="table" w:default="1" w:styleId="Tablanormal">
+    <w:name w:val="Normal Table"/>
+    <w:uiPriority w:val="99"/>
+    <w:semiHidden/>
+    <w:unhideWhenUsed/>
+    <w:tblPr>
+      <w:tblInd w:w="0" w:type="dxa"/>
+      <w:tblCellMar>
+        <w:top w:w="0" w:type="dxa"/>
+        <w:left w:w="108" w:type="dxa"/>
+        <w:bottom w:w="0" w:type="dxa"/>
+        <w:right w:w="108" w:type="dxa"/>
+      </w:tblCellMar>
+    </w:tblPr>
+  </w:style>
+  <w:style w:type="numbering" w:default="1" w:styleId="Sinlista">
+    <w:name w:val="No List"/>
+    <w:uiPriority w:val="99"/>
+    <w:semiHidden/>
+    <w:unhideWhenUsed/>
+  </w:style>
+  <w:style w:type="table" w:customStyle="1" w:styleId="TableNormal">
+    <w:name w:val="TableNormal"/>
+    <w:tblPr>
+      <w:tblCellMar>
+        <w:top w:w="100" w:type="dxa"/>
+        <w:left w:w="100" w:type="dxa"/>
+        <w:bottom w:w="100" w:type="dxa"/>
+        <w:right w:w="100" w:type="dxa"/>
+      </w:tblCellMar>
+    </w:tblPr>
+  </w:style>
+  <w:style w:type="paragraph" w:styleId="Ttulo">
     <w:name w:val="Title"/>
     <w:basedOn w:val="Normal"/>
     <w:next w:val="Normal"/>
+    <w:uiPriority w:val="10"/>
+    <w:qFormat/>
     <w:pPr>
-      <w:keepNext w:val="1"/>
-      <w:keepLines w:val="1"/>
-      <w:pageBreakBefore w:val="0"/>
-      <w:spacing w:after="120" w:before="480" w:lineRule="auto"/>
+      <w:keepNext/>
+      <w:keepLines/>
+      <w:spacing w:before="480" w:after="120"/>
     </w:pPr>
     <w:rPr>
-      <w:b w:val="1"/>
-      <w:bCs w:val="1"/>
+      <w:b/>
+      <w:bCs/>
       <w:sz w:val="72"/>
       <w:szCs w:val="72"/>
     </w:rPr>
   </w:style>
-  <w:style w:type="character" w:styleId="Fuentedeprrafopredeter" w:default="1">
-    <w:name w:val="Default Paragraph Font"/>
-    <w:uiPriority w:val="1"/>
-    <w:semiHidden w:val="1"/>
-    <w:unhideWhenUsed w:val="1"/>
-  </w:style>
-  <w:style w:type="table" w:styleId="Tablanormal" w:default="1">
-    <w:name w:val="Normal Table"/>
-    <w:uiPriority w:val="99"/>
-    <w:semiHidden w:val="1"/>
-    <w:unhideWhenUsed w:val="1"/>
-    <w:tblPr>
-      <w:tblInd w:w="0.0" w:type="dxa"/>
-      <w:tblCellMar>
-        <w:top w:w="0.0" w:type="dxa"/>
-        <w:left w:w="108.0" w:type="dxa"/>
-        <w:bottom w:w="0.0" w:type="dxa"/>
-        <w:right w:w="108.0" w:type="dxa"/>
-      </w:tblCellMar>
-    </w:tblPr>
-  </w:style>
-  <w:style w:type="numbering" w:styleId="Sinlista" w:default="1">
-    <w:name w:val="No List"/>
-    <w:uiPriority w:val="99"/>
-    <w:semiHidden w:val="1"/>
-    <w:unhideWhenUsed w:val="1"/>
-  </w:style>
-  <w:style w:type="character" w:styleId="Ttulo3Car" w:customStyle="1">
+  <w:style w:type="character" w:customStyle="1" w:styleId="Ttulo3Car">
     <w:name w:val="Título 3 Car"/>
     <w:basedOn w:val="Fuentedeprrafopredeter"/>
-    <w:link w:val="Ttulo3"/>
     <w:uiPriority w:val="9"/>
     <w:rsid w:val="001202BF"/>
     <w:rPr>
-      <w:rFonts w:asciiTheme="majorHAnsi" w:cstheme="majorBidi" w:eastAsiaTheme="majorEastAsia" w:hAnsiTheme="majorHAnsi"/>
-      <w:color w:val="1f3763" w:themeColor="accent1" w:themeShade="00007F"/>
+      <w:rFonts w:asciiTheme="majorHAnsi" w:eastAsiaTheme="majorEastAsia" w:hAnsiTheme="majorHAnsi" w:cstheme="majorBidi"/>
+      <w:color w:val="1F3763" w:themeColor="accent1" w:themeShade="7F"/>
     </w:rPr>
   </w:style>
   <w:style w:type="table" w:styleId="Tablaconcuadrcula">
@@ -3211,18 +3337,14 @@
     <w:basedOn w:val="Tablanormal"/>
     <w:uiPriority w:val="39"/>
     <w:rsid w:val="001202BF"/>
-    <w:rPr>
-      <w:sz w:val="22"/>
-      <w:szCs w:val="22"/>
-    </w:rPr>
     <w:tblPr>
       <w:tblBorders>
-        <w:top w:color="auto" w:space="0" w:sz="4" w:val="single"/>
-        <w:left w:color="auto" w:space="0" w:sz="4" w:val="single"/>
-        <w:bottom w:color="auto" w:space="0" w:sz="4" w:val="single"/>
-        <w:right w:color="auto" w:space="0" w:sz="4" w:val="single"/>
-        <w:insideH w:color="auto" w:space="0" w:sz="4" w:val="single"/>
-        <w:insideV w:color="auto" w:space="0" w:sz="4" w:val="single"/>
+        <w:top w:val="single" w:sz="4" w:space="0" w:color="auto"/>
+        <w:left w:val="single" w:sz="4" w:space="0" w:color="auto"/>
+        <w:bottom w:val="single" w:sz="4" w:space="0" w:color="auto"/>
+        <w:right w:val="single" w:sz="4" w:space="0" w:color="auto"/>
+        <w:insideH w:val="single" w:sz="4" w:space="0" w:color="auto"/>
+        <w:insideV w:val="single" w:sz="4" w:space="0" w:color="auto"/>
       </w:tblBorders>
     </w:tblPr>
   </w:style>
@@ -3231,7 +3353,7 @@
     <w:basedOn w:val="Normal"/>
     <w:link w:val="PiedepginaCar"/>
     <w:uiPriority w:val="99"/>
-    <w:unhideWhenUsed w:val="1"/>
+    <w:unhideWhenUsed/>
     <w:rsid w:val="001202BF"/>
     <w:pPr>
       <w:tabs>
@@ -3241,7 +3363,7 @@
       <w:spacing w:after="0" w:line="240" w:lineRule="auto"/>
     </w:pPr>
   </w:style>
-  <w:style w:type="character" w:styleId="PiedepginaCar" w:customStyle="1">
+  <w:style w:type="character" w:customStyle="1" w:styleId="PiedepginaCar">
     <w:name w:val="Pie de página Car"/>
     <w:basedOn w:val="Fuentedeprrafopredeter"/>
     <w:link w:val="Piedepgina"/>
@@ -3257,14 +3379,14 @@
     <w:basedOn w:val="Normal"/>
     <w:link w:val="PrrafodelistaCar"/>
     <w:uiPriority w:val="34"/>
-    <w:qFormat w:val="1"/>
+    <w:qFormat/>
     <w:rsid w:val="001202BF"/>
     <w:pPr>
       <w:ind w:left="720"/>
-      <w:contextualSpacing w:val="1"/>
+      <w:contextualSpacing/>
     </w:pPr>
   </w:style>
-  <w:style w:type="character" w:styleId="PrrafodelistaCar" w:customStyle="1">
+  <w:style w:type="character" w:customStyle="1" w:styleId="PrrafodelistaCar">
     <w:name w:val="Párrafo de lista Car"/>
     <w:link w:val="Prrafodelista"/>
     <w:uiPriority w:val="34"/>
@@ -3279,7 +3401,7 @@
     <w:basedOn w:val="Normal"/>
     <w:link w:val="EncabezadoCar"/>
     <w:uiPriority w:val="99"/>
-    <w:unhideWhenUsed w:val="1"/>
+    <w:unhideWhenUsed/>
     <w:rsid w:val="00EE1135"/>
     <w:pPr>
       <w:tabs>
@@ -3289,7 +3411,7 @@
       <w:spacing w:after="0" w:line="240" w:lineRule="auto"/>
     </w:pPr>
   </w:style>
-  <w:style w:type="character" w:styleId="EncabezadoCar" w:customStyle="1">
+  <w:style w:type="character" w:customStyle="1" w:styleId="EncabezadoCar">
     <w:name w:val="Encabezado Car"/>
     <w:basedOn w:val="Fuentedeprrafopredeter"/>
     <w:link w:val="Encabezado"/>
@@ -3300,24 +3422,20 @@
       <w:szCs w:val="22"/>
     </w:rPr>
   </w:style>
-  <w:style w:type="table" w:styleId="Tablaconcuadrcula1" w:customStyle="1">
+  <w:style w:type="table" w:customStyle="1" w:styleId="Tablaconcuadrcula1">
     <w:name w:val="Tabla con cuadrícula1"/>
     <w:basedOn w:val="Tablanormal"/>
     <w:next w:val="Tablaconcuadrcula"/>
     <w:uiPriority w:val="39"/>
     <w:rsid w:val="005B0610"/>
-    <w:rPr>
-      <w:sz w:val="22"/>
-      <w:szCs w:val="22"/>
-    </w:rPr>
     <w:tblPr>
       <w:tblBorders>
-        <w:top w:color="auto" w:space="0" w:sz="4" w:val="single"/>
-        <w:left w:color="auto" w:space="0" w:sz="4" w:val="single"/>
-        <w:bottom w:color="auto" w:space="0" w:sz="4" w:val="single"/>
-        <w:right w:color="auto" w:space="0" w:sz="4" w:val="single"/>
-        <w:insideH w:color="auto" w:space="0" w:sz="4" w:val="single"/>
-        <w:insideV w:color="auto" w:space="0" w:sz="4" w:val="single"/>
+        <w:top w:val="single" w:sz="4" w:space="0" w:color="auto"/>
+        <w:left w:val="single" w:sz="4" w:space="0" w:color="auto"/>
+        <w:bottom w:val="single" w:sz="4" w:space="0" w:color="auto"/>
+        <w:right w:val="single" w:sz="4" w:space="0" w:color="auto"/>
+        <w:insideH w:val="single" w:sz="4" w:space="0" w:color="auto"/>
+        <w:insideV w:val="single" w:sz="4" w:space="0" w:color="auto"/>
       </w:tblBorders>
     </w:tblPr>
   </w:style>
@@ -3325,8 +3443,8 @@
     <w:name w:val="annotation reference"/>
     <w:basedOn w:val="Fuentedeprrafopredeter"/>
     <w:uiPriority w:val="99"/>
-    <w:semiHidden w:val="1"/>
-    <w:unhideWhenUsed w:val="1"/>
+    <w:semiHidden/>
+    <w:unhideWhenUsed/>
     <w:rsid w:val="006B7645"/>
     <w:rPr>
       <w:sz w:val="16"/>
@@ -3338,8 +3456,8 @@
     <w:basedOn w:val="Normal"/>
     <w:link w:val="TextocomentarioCar"/>
     <w:uiPriority w:val="99"/>
-    <w:semiHidden w:val="1"/>
-    <w:unhideWhenUsed w:val="1"/>
+    <w:semiHidden/>
+    <w:unhideWhenUsed/>
     <w:rsid w:val="006B7645"/>
     <w:pPr>
       <w:spacing w:line="240" w:lineRule="auto"/>
@@ -3349,12 +3467,12 @@
       <w:szCs w:val="20"/>
     </w:rPr>
   </w:style>
-  <w:style w:type="character" w:styleId="TextocomentarioCar" w:customStyle="1">
+  <w:style w:type="character" w:customStyle="1" w:styleId="TextocomentarioCar">
     <w:name w:val="Texto comentario Car"/>
     <w:basedOn w:val="Fuentedeprrafopredeter"/>
     <w:link w:val="Textocomentario"/>
     <w:uiPriority w:val="99"/>
-    <w:semiHidden w:val="1"/>
+    <w:semiHidden/>
     <w:rsid w:val="006B7645"/>
     <w:rPr>
       <w:sz w:val="20"/>
@@ -3367,24 +3485,24 @@
     <w:next w:val="Textocomentario"/>
     <w:link w:val="AsuntodelcomentarioCar"/>
     <w:uiPriority w:val="99"/>
-    <w:semiHidden w:val="1"/>
-    <w:unhideWhenUsed w:val="1"/>
+    <w:semiHidden/>
+    <w:unhideWhenUsed/>
     <w:rsid w:val="006B7645"/>
     <w:rPr>
-      <w:b w:val="1"/>
-      <w:bCs w:val="1"/>
+      <w:b/>
+      <w:bCs/>
     </w:rPr>
   </w:style>
-  <w:style w:type="character" w:styleId="AsuntodelcomentarioCar" w:customStyle="1">
+  <w:style w:type="character" w:customStyle="1" w:styleId="AsuntodelcomentarioCar">
     <w:name w:val="Asunto del comentario Car"/>
     <w:basedOn w:val="TextocomentarioCar"/>
     <w:link w:val="Asuntodelcomentario"/>
     <w:uiPriority w:val="99"/>
-    <w:semiHidden w:val="1"/>
+    <w:semiHidden/>
     <w:rsid w:val="006B7645"/>
     <w:rPr>
-      <w:b w:val="1"/>
-      <w:bCs w:val="1"/>
+      <w:b/>
+      <w:bCs/>
       <w:sz w:val="20"/>
       <w:szCs w:val="20"/>
     </w:rPr>
@@ -3394,139 +3512,123 @@
     <w:basedOn w:val="Normal"/>
     <w:link w:val="TextodegloboCar"/>
     <w:uiPriority w:val="99"/>
-    <w:semiHidden w:val="1"/>
-    <w:unhideWhenUsed w:val="1"/>
+    <w:semiHidden/>
+    <w:unhideWhenUsed/>
     <w:rsid w:val="006B7645"/>
     <w:pPr>
       <w:spacing w:after="0" w:line="240" w:lineRule="auto"/>
     </w:pPr>
     <w:rPr>
-      <w:rFonts w:ascii="Segoe UI" w:cs="Segoe UI" w:hAnsi="Segoe UI"/>
+      <w:rFonts w:ascii="Segoe UI" w:hAnsi="Segoe UI" w:cs="Segoe UI"/>
       <w:sz w:val="18"/>
       <w:szCs w:val="18"/>
     </w:rPr>
   </w:style>
-  <w:style w:type="character" w:styleId="TextodegloboCar" w:customStyle="1">
+  <w:style w:type="character" w:customStyle="1" w:styleId="TextodegloboCar">
     <w:name w:val="Texto de globo Car"/>
     <w:basedOn w:val="Fuentedeprrafopredeter"/>
     <w:link w:val="Textodeglobo"/>
     <w:uiPriority w:val="99"/>
-    <w:semiHidden w:val="1"/>
+    <w:semiHidden/>
     <w:rsid w:val="006B7645"/>
     <w:rPr>
-      <w:rFonts w:ascii="Segoe UI" w:cs="Segoe UI" w:hAnsi="Segoe UI"/>
+      <w:rFonts w:ascii="Segoe UI" w:hAnsi="Segoe UI" w:cs="Segoe UI"/>
       <w:sz w:val="18"/>
       <w:szCs w:val="18"/>
     </w:rPr>
   </w:style>
-  <w:style w:type="paragraph" w:styleId="paragraph" w:customStyle="1">
+  <w:style w:type="paragraph" w:customStyle="1" w:styleId="paragraph">
     <w:name w:val="paragraph"/>
     <w:basedOn w:val="Normal"/>
     <w:rsid w:val="00B4008E"/>
     <w:pPr>
-      <w:spacing w:after="100" w:afterAutospacing="1" w:before="100" w:beforeAutospacing="1" w:line="240" w:lineRule="auto"/>
+      <w:spacing w:before="100" w:beforeAutospacing="1" w:after="100" w:afterAutospacing="1" w:line="240" w:lineRule="auto"/>
     </w:pPr>
     <w:rPr>
-      <w:rFonts w:ascii="Times New Roman" w:cs="Times New Roman" w:eastAsia="Times New Roman" w:hAnsi="Times New Roman"/>
+      <w:rFonts w:ascii="Times New Roman" w:eastAsia="Times New Roman" w:hAnsi="Times New Roman" w:cs="Times New Roman"/>
       <w:sz w:val="24"/>
       <w:szCs w:val="24"/>
-      <w:lang w:eastAsia="es-CL"/>
     </w:rPr>
   </w:style>
-  <w:style w:type="character" w:styleId="normaltextrun" w:customStyle="1">
+  <w:style w:type="character" w:customStyle="1" w:styleId="normaltextrun">
     <w:name w:val="normaltextrun"/>
     <w:basedOn w:val="Fuentedeprrafopredeter"/>
     <w:rsid w:val="00B4008E"/>
   </w:style>
-  <w:style w:type="character" w:styleId="eop" w:customStyle="1">
+  <w:style w:type="character" w:customStyle="1" w:styleId="eop">
     <w:name w:val="eop"/>
     <w:basedOn w:val="Fuentedeprrafopredeter"/>
     <w:rsid w:val="00B4008E"/>
   </w:style>
-  <w:style w:type="paragraph" w:styleId="Subtitle">
+  <w:style w:type="paragraph" w:styleId="Subttulo">
     <w:name w:val="Subtitle"/>
     <w:basedOn w:val="Normal"/>
     <w:next w:val="Normal"/>
+    <w:uiPriority w:val="11"/>
+    <w:qFormat/>
     <w:pPr>
-      <w:keepNext w:val="1"/>
-      <w:keepLines w:val="1"/>
-      <w:pageBreakBefore w:val="0"/>
-      <w:spacing w:after="80" w:before="360" w:lineRule="auto"/>
+      <w:keepNext/>
+      <w:keepLines/>
+      <w:spacing w:before="360" w:after="80"/>
     </w:pPr>
     <w:rPr>
-      <w:rFonts w:ascii="Georgia" w:cs="Georgia" w:eastAsia="Georgia" w:hAnsi="Georgia"/>
-      <w:i w:val="1"/>
-      <w:iCs w:val="1"/>
+      <w:rFonts w:ascii="Georgia" w:eastAsia="Georgia" w:hAnsi="Georgia" w:cs="Georgia"/>
+      <w:i/>
+      <w:iCs/>
       <w:color w:val="666666"/>
       <w:sz w:val="48"/>
       <w:szCs w:val="48"/>
     </w:rPr>
   </w:style>
-  <w:style w:type="table" w:styleId="Table1">
+  <w:style w:type="table" w:customStyle="1" w:styleId="a">
     <w:basedOn w:val="TableNormal"/>
-    <w:rPr>
-      <w:sz w:val="22"/>
-      <w:szCs w:val="22"/>
-    </w:rPr>
     <w:tblPr>
       <w:tblStyleRowBandSize w:val="1"/>
       <w:tblStyleColBandSize w:val="1"/>
       <w:tblCellMar>
-        <w:top w:w="0.0" w:type="dxa"/>
-        <w:left w:w="108.0" w:type="dxa"/>
-        <w:bottom w:w="0.0" w:type="dxa"/>
-        <w:right w:w="108.0" w:type="dxa"/>
+        <w:top w:w="0" w:type="dxa"/>
+        <w:left w:w="108" w:type="dxa"/>
+        <w:bottom w:w="0" w:type="dxa"/>
+        <w:right w:w="108" w:type="dxa"/>
       </w:tblCellMar>
     </w:tblPr>
   </w:style>
-  <w:style w:type="table" w:styleId="Table2">
+  <w:style w:type="table" w:customStyle="1" w:styleId="a0">
     <w:basedOn w:val="TableNormal"/>
-    <w:rPr>
-      <w:sz w:val="22"/>
-      <w:szCs w:val="22"/>
-    </w:rPr>
     <w:tblPr>
       <w:tblStyleRowBandSize w:val="1"/>
       <w:tblStyleColBandSize w:val="1"/>
       <w:tblCellMar>
-        <w:top w:w="0.0" w:type="dxa"/>
-        <w:left w:w="108.0" w:type="dxa"/>
-        <w:bottom w:w="0.0" w:type="dxa"/>
-        <w:right w:w="108.0" w:type="dxa"/>
+        <w:top w:w="0" w:type="dxa"/>
+        <w:left w:w="108" w:type="dxa"/>
+        <w:bottom w:w="0" w:type="dxa"/>
+        <w:right w:w="108" w:type="dxa"/>
       </w:tblCellMar>
     </w:tblPr>
   </w:style>
-  <w:style w:type="table" w:styleId="Table3">
+  <w:style w:type="table" w:customStyle="1" w:styleId="a1">
     <w:basedOn w:val="TableNormal"/>
-    <w:rPr>
-      <w:sz w:val="22"/>
-      <w:szCs w:val="22"/>
-    </w:rPr>
     <w:tblPr>
       <w:tblStyleRowBandSize w:val="1"/>
       <w:tblStyleColBandSize w:val="1"/>
       <w:tblCellMar>
-        <w:top w:w="0.0" w:type="dxa"/>
-        <w:left w:w="108.0" w:type="dxa"/>
-        <w:bottom w:w="0.0" w:type="dxa"/>
-        <w:right w:w="108.0" w:type="dxa"/>
+        <w:top w:w="0" w:type="dxa"/>
+        <w:left w:w="108" w:type="dxa"/>
+        <w:bottom w:w="0" w:type="dxa"/>
+        <w:right w:w="108" w:type="dxa"/>
       </w:tblCellMar>
     </w:tblPr>
   </w:style>
-  <w:style w:type="table" w:styleId="Table4">
+  <w:style w:type="table" w:customStyle="1" w:styleId="a2">
     <w:basedOn w:val="TableNormal"/>
-    <w:rPr>
-      <w:sz w:val="22"/>
-      <w:szCs w:val="22"/>
-    </w:rPr>
     <w:tblPr>
       <w:tblStyleRowBandSize w:val="1"/>
       <w:tblStyleColBandSize w:val="1"/>
       <w:tblCellMar>
-        <w:top w:w="0.0" w:type="dxa"/>
-        <w:left w:w="108.0" w:type="dxa"/>
-        <w:bottom w:w="0.0" w:type="dxa"/>
-        <w:right w:w="108.0" w:type="dxa"/>
+        <w:top w:w="0" w:type="dxa"/>
+        <w:left w:w="108" w:type="dxa"/>
+        <w:bottom w:w="0" w:type="dxa"/>
+        <w:right w:w="108" w:type="dxa"/>
       </w:tblCellMar>
     </w:tblPr>
   </w:style>
@@ -3828,17 +3930,17 @@
 </a:theme>
 </file>
 
-<file path=customXML/item1.xml><?xml version="1.0" encoding="utf-8"?>
+<file path=customXml/item1.xml><?xml version="1.0" encoding="utf-8"?>
 <go:gDocsCustomXmlDataStorage xmlns:go="http://customooxmlschemas.google.com/" xmlns:r="http://schemas.openxmlformats.org/officeDocument/2006/relationships" uri="GoogleDocsCustomDataVersion2">
   <go:docsCustomData xmlns:go="http://customooxmlschemas.google.com/" roundtripDataSignature="AMtx7miohpbnP3XQxvHHfGj7DwAP4xuoMw==">CgMxLjA4AHIhMVRBd3VhRERwTF9DRXFNYS1DWDRaamdLY2lTTE1ubVpT</go:docsCustomData>
 </go:gDocsCustomXmlDataStorage>
 </file>
 
-<file path=customXML/itemProps1.xml><?xml version="1.0" encoding="utf-8"?>
+<file path=customXml/itemProps1.xml><?xml version="1.0" encoding="utf-8"?>
 <ds:datastoreItem xmlns:ds="http://schemas.openxmlformats.org/officeDocument/2006/customXml" ds:itemID="{11111111-1234-1234-1234-123412341234}">
   <ds:schemaRefs>
+    <ds:schemaRef ds:uri="http://customooxmlschemas.google.com/"/>
     <ds:schemaRef ds:uri="http://schemas.openxmlformats.org/officeDocument/2006/relationships"/>
-    <ds:schemaRef ds:uri="http://customooxmlschemas.google.com/"/>
   </ds:schemaRefs>
 </ds:datastoreItem>
 </file>